--- a/lab5/Lab5_24I-6505.docx
+++ b/lab5/Lab5_24I-6505.docx
@@ -508,7 +508,16 @@
           <w:b/>
           <w:bCs/>
         </w:rPr>
-        <w:t xml:space="preserve">HAIDER IRFAN </w:t>
+        <w:t xml:space="preserve">HAIDER </w:t>
+      </w:r>
+      <w:proofErr w:type="gramStart"/>
+      <w:r>
+        <w:rPr>
+          <w:rFonts w:ascii="Cambria" w:hAnsi="Cambria" w:cs="Cambria"/>
+          <w:b/>
+          <w:bCs/>
+        </w:rPr>
+        <w:t xml:space="preserve">IRFAN </w:t>
       </w:r>
       <w:r>
         <w:rPr>
@@ -516,6 +525,7 @@
         </w:rPr>
         <w:t xml:space="preserve"> Roll</w:t>
       </w:r>
+      <w:proofErr w:type="gramEnd"/>
       <w:r>
         <w:rPr>
           <w:rFonts w:ascii="Cambria" w:hAnsi="Cambria" w:cs="Cambria"/>
@@ -1457,92 +1467,51 @@
           <w:p>
             <w:pPr>
               <w:pStyle w:val="ListParagraph"/>
-              <w:rPr>
-                <w:rFonts w:asciiTheme="minorHAnsi" w:hAnsiTheme="minorHAnsi" w:cstheme="minorHAnsi"/>
-                <w:sz w:val="22"/>
-                <w:szCs w:val="22"/>
-              </w:rPr>
-            </w:pPr>
-            <w:r>
-              <w:rPr>
-                <w:rFonts w:asciiTheme="minorHAnsi" w:hAnsiTheme="minorHAnsi" w:cstheme="minorHAnsi"/>
-                <w:sz w:val="22"/>
-                <w:szCs w:val="22"/>
-              </w:rPr>
-              <w:t xml:space="preserve">// Write description of the task here </w:t>
-            </w:r>
-            <w:r>
-              <w:rPr>
-                <w:rFonts w:ascii="Segoe UI Symbol" w:hAnsi="Segoe UI Symbol" w:cs="Segoe UI Symbol"/>
-                <w:sz w:val="22"/>
-                <w:szCs w:val="22"/>
-              </w:rPr>
-              <w:t>👇</w:t>
-            </w:r>
-            <w:r>
-              <w:rPr>
-                <w:rFonts w:asciiTheme="minorHAnsi" w:hAnsiTheme="minorHAnsi" w:cstheme="minorHAnsi"/>
-                <w:sz w:val="22"/>
-                <w:szCs w:val="22"/>
-              </w:rPr>
-              <w:t xml:space="preserve"> (max. five </w:t>
-            </w:r>
-            <w:r>
-              <w:rPr>
-                <w:rFonts w:asciiTheme="minorHAnsi" w:hAnsiTheme="minorHAnsi" w:cstheme="minorHAnsi"/>
-                <w:sz w:val="22"/>
-                <w:szCs w:val="22"/>
-              </w:rPr>
-              <w:t xml:space="preserve">to seven </w:t>
-            </w:r>
-            <w:r>
-              <w:rPr>
-                <w:rFonts w:asciiTheme="minorHAnsi" w:hAnsiTheme="minorHAnsi" w:cstheme="minorHAnsi"/>
-                <w:sz w:val="22"/>
-                <w:szCs w:val="22"/>
-              </w:rPr>
-              <w:t>lines)</w:t>
-            </w:r>
-          </w:p>
-          <w:p>
-            <w:pPr>
-              <w:pStyle w:val="ListParagraph"/>
-              <w:spacing w:before="120" w:beforeAutospacing="0" w:after="120" w:afterAutospacing="0"/>
-              <w:rPr>
-                <w:rFonts w:asciiTheme="minorHAnsi" w:hAnsiTheme="minorHAnsi" w:cstheme="minorHAnsi"/>
-                <w:sz w:val="22"/>
-                <w:szCs w:val="22"/>
-              </w:rPr>
-            </w:pPr>
-          </w:p>
-          <w:p>
-            <w:pPr>
-              <w:pStyle w:val="ListParagraph"/>
-              <w:spacing w:before="120" w:beforeAutospacing="0" w:after="120" w:afterAutospacing="0"/>
-              <w:rPr>
-                <w:rFonts w:asciiTheme="minorHAnsi" w:hAnsiTheme="minorHAnsi" w:cstheme="minorHAnsi"/>
-                <w:sz w:val="22"/>
-                <w:szCs w:val="22"/>
-              </w:rPr>
-            </w:pPr>
-          </w:p>
-        </w:tc>
-      </w:tr>
-      <w:tr>
-        <w:tc>
-          <w:tcPr>
-            <w:tcW w:w="9737" w:type="dxa"/>
-          </w:tcPr>
-          <w:p>
-            <w:pPr>
-              <w:pStyle w:val="ListParagraph"/>
-              <w:spacing w:before="120" w:beforeAutospacing="0" w:after="120" w:afterAutospacing="0"/>
+              <w:spacing w:before="0" w:beforeAutospacing="0" w:after="0" w:afterAutospacing="0"/>
+              <w:rPr>
+                <w:rFonts w:asciiTheme="minorHAnsi" w:hAnsiTheme="minorHAnsi" w:cstheme="minorHAnsi"/>
+                <w:sz w:val="22"/>
+                <w:szCs w:val="22"/>
+              </w:rPr>
+            </w:pPr>
+            <w:proofErr w:type="spellStart"/>
+            <w:r>
+              <w:rPr>
+                <w:rFonts w:asciiTheme="minorHAnsi" w:hAnsiTheme="minorHAnsi" w:cstheme="minorHAnsi"/>
+                <w:sz w:val="22"/>
+                <w:szCs w:val="22"/>
+              </w:rPr>
+              <w:t>beq</w:t>
+            </w:r>
+            <w:proofErr w:type="spellEnd"/>
+            <w:r>
+              <w:rPr>
+                <w:rFonts w:asciiTheme="minorHAnsi" w:hAnsiTheme="minorHAnsi" w:cstheme="minorHAnsi"/>
+                <w:sz w:val="22"/>
+                <w:szCs w:val="22"/>
+              </w:rPr>
+              <w:tab/>
+              <w:t>t0, t1, target</w:t>
+            </w:r>
+            <w:r>
+              <w:rPr>
+                <w:rFonts w:asciiTheme="minorHAnsi" w:hAnsiTheme="minorHAnsi" w:cstheme="minorHAnsi"/>
+                <w:sz w:val="22"/>
+                <w:szCs w:val="22"/>
+              </w:rPr>
+              <w:tab/>
+            </w:r>
+          </w:p>
+          <w:p>
+            <w:pPr>
+              <w:pStyle w:val="ListParagraph"/>
+              <w:spacing w:before="0" w:beforeAutospacing="0" w:after="0" w:afterAutospacing="0"/>
               <w:rPr>
                 <w:rFonts w:asciiTheme="minorHAnsi" w:hAnsiTheme="minorHAnsi" w:cstheme="minorHAnsi"/>
                 <w:b/>
                 <w:bCs/>
-                <w:sz w:val="26"/>
-                <w:szCs w:val="26"/>
+                <w:sz w:val="22"/>
+                <w:szCs w:val="22"/>
               </w:rPr>
             </w:pPr>
             <w:r>
@@ -1550,183 +1519,34 @@
                 <w:rFonts w:asciiTheme="minorHAnsi" w:hAnsiTheme="minorHAnsi" w:cstheme="minorHAnsi"/>
                 <w:b/>
                 <w:bCs/>
-                <w:sz w:val="26"/>
-                <w:szCs w:val="26"/>
-              </w:rPr>
-              <w:t xml:space="preserve">Code: </w:t>
-            </w:r>
-          </w:p>
-        </w:tc>
-      </w:tr>
-      <w:tr>
-        <w:tc>
-          <w:tcPr>
-            <w:tcW w:w="9737" w:type="dxa"/>
-          </w:tcPr>
-          <w:p>
-            <w:pPr>
-              <w:pStyle w:val="ListParagraph"/>
-              <w:rPr>
-                <w:rFonts w:ascii="Segoe UI Symbol" w:hAnsi="Segoe UI Symbol" w:cs="Segoe UI Symbol"/>
-                <w:color w:val="474747"/>
-                <w:shd w:val="clear" w:color="auto" w:fill="FFFFFF"/>
-              </w:rPr>
-            </w:pPr>
-            <w:r>
-              <w:rPr>
-                <w:rFonts w:asciiTheme="minorHAnsi" w:hAnsiTheme="minorHAnsi" w:cstheme="minorHAnsi"/>
-                <w:sz w:val="22"/>
-                <w:szCs w:val="22"/>
-              </w:rPr>
-              <w:t xml:space="preserve">// Paste </w:t>
-            </w:r>
-            <w:r>
-              <w:rPr>
-                <w:rFonts w:asciiTheme="minorHAnsi" w:hAnsiTheme="minorHAnsi" w:cstheme="minorHAnsi"/>
-                <w:sz w:val="22"/>
-                <w:szCs w:val="22"/>
-              </w:rPr>
-              <w:t xml:space="preserve">source </w:t>
-            </w:r>
-            <w:r>
-              <w:rPr>
-                <w:rFonts w:asciiTheme="minorHAnsi" w:hAnsiTheme="minorHAnsi" w:cstheme="minorHAnsi"/>
-                <w:sz w:val="22"/>
-                <w:szCs w:val="22"/>
-              </w:rPr>
-              <w:t xml:space="preserve">code here </w:t>
-            </w:r>
-            <w:r>
-              <w:rPr>
-                <w:rFonts w:ascii="Segoe UI Symbol" w:hAnsi="Segoe UI Symbol" w:cs="Segoe UI Symbol"/>
-                <w:color w:val="474747"/>
-                <w:shd w:val="clear" w:color="auto" w:fill="FFFFFF"/>
-              </w:rPr>
-              <w:t>👇</w:t>
-            </w:r>
-          </w:p>
-          <w:p>
-            <w:pPr>
-              <w:pStyle w:val="ListParagraph"/>
-              <w:spacing w:before="0" w:beforeAutospacing="0" w:after="0" w:afterAutospacing="0"/>
-              <w:rPr>
-                <w:rFonts w:asciiTheme="minorHAnsi" w:hAnsiTheme="minorHAnsi" w:cstheme="minorHAnsi"/>
-                <w:sz w:val="22"/>
-                <w:szCs w:val="22"/>
-              </w:rPr>
-            </w:pPr>
-          </w:p>
-          <w:p>
-            <w:pPr>
-              <w:pStyle w:val="ListParagraph"/>
-              <w:spacing w:before="0" w:beforeAutospacing="0" w:after="0" w:afterAutospacing="0"/>
-              <w:rPr>
-                <w:rFonts w:asciiTheme="minorHAnsi" w:hAnsiTheme="minorHAnsi" w:cstheme="minorHAnsi"/>
-                <w:sz w:val="22"/>
-                <w:szCs w:val="22"/>
-              </w:rPr>
-            </w:pPr>
-          </w:p>
-          <w:p>
-            <w:pPr>
-              <w:pStyle w:val="ListParagraph"/>
-              <w:spacing w:before="0" w:beforeAutospacing="0" w:after="0" w:afterAutospacing="0"/>
-              <w:rPr>
-                <w:rFonts w:asciiTheme="minorHAnsi" w:hAnsiTheme="minorHAnsi" w:cstheme="minorHAnsi"/>
-                <w:sz w:val="22"/>
-                <w:szCs w:val="22"/>
-              </w:rPr>
-            </w:pPr>
-          </w:p>
-          <w:p>
-            <w:pPr>
-              <w:pStyle w:val="ListParagraph"/>
-              <w:spacing w:before="0" w:beforeAutospacing="0" w:after="240" w:afterAutospacing="0"/>
-              <w:rPr>
-                <w:rFonts w:asciiTheme="minorHAnsi" w:hAnsiTheme="minorHAnsi" w:cstheme="minorHAnsi"/>
-                <w:sz w:val="22"/>
-                <w:szCs w:val="22"/>
-              </w:rPr>
-            </w:pPr>
-          </w:p>
-        </w:tc>
-      </w:tr>
-      <w:tr>
-        <w:tc>
-          <w:tcPr>
-            <w:tcW w:w="9737" w:type="dxa"/>
-          </w:tcPr>
-          <w:p>
-            <w:pPr>
-              <w:pStyle w:val="ListParagraph"/>
-              <w:spacing w:before="120" w:beforeAutospacing="0" w:after="120" w:afterAutospacing="0"/>
+                <w:sz w:val="22"/>
+                <w:szCs w:val="22"/>
+              </w:rPr>
+              <w:t xml:space="preserve">ACTUAL </w:t>
+            </w:r>
+            <w:r>
               <w:rPr>
                 <w:rFonts w:asciiTheme="minorHAnsi" w:hAnsiTheme="minorHAnsi" w:cstheme="minorHAnsi"/>
                 <w:b/>
                 <w:bCs/>
-                <w:sz w:val="26"/>
-                <w:szCs w:val="26"/>
-              </w:rPr>
-            </w:pPr>
-            <w:r>
+                <w:sz w:val="22"/>
+                <w:szCs w:val="22"/>
+              </w:rPr>
+              <w:t>INSTRUCTION</w:t>
+            </w:r>
+          </w:p>
+          <w:p>
+            <w:pPr>
+              <w:pStyle w:val="ListParagraph"/>
+              <w:spacing w:before="0" w:beforeAutospacing="0" w:after="0" w:afterAutospacing="0"/>
               <w:rPr>
                 <w:rFonts w:asciiTheme="minorHAnsi" w:hAnsiTheme="minorHAnsi" w:cstheme="minorHAnsi"/>
                 <w:b/>
                 <w:bCs/>
-                <w:sz w:val="26"/>
-                <w:szCs w:val="26"/>
-              </w:rPr>
-              <w:t>Output:</w:t>
-            </w:r>
-          </w:p>
-        </w:tc>
-      </w:tr>
-      <w:tr>
-        <w:tc>
-          <w:tcPr>
-            <w:tcW w:w="9737" w:type="dxa"/>
-          </w:tcPr>
-          <w:p>
-            <w:pPr>
-              <w:pStyle w:val="ListParagraph"/>
-              <w:rPr>
-                <w:rFonts w:asciiTheme="minorHAnsi" w:hAnsiTheme="minorHAnsi" w:cstheme="minorHAnsi"/>
-                <w:sz w:val="22"/>
-                <w:szCs w:val="22"/>
-              </w:rPr>
-            </w:pPr>
-            <w:r>
-              <w:rPr>
-                <w:rFonts w:asciiTheme="minorHAnsi" w:hAnsiTheme="minorHAnsi" w:cstheme="minorHAnsi"/>
-                <w:sz w:val="22"/>
-                <w:szCs w:val="22"/>
-              </w:rPr>
-              <w:t xml:space="preserve">// Import </w:t>
-            </w:r>
-            <w:r>
-              <w:rPr>
-                <w:rFonts w:asciiTheme="minorHAnsi" w:hAnsiTheme="minorHAnsi" w:cstheme="minorHAnsi"/>
-                <w:sz w:val="22"/>
-                <w:szCs w:val="22"/>
-              </w:rPr>
-              <w:t>output</w:t>
-            </w:r>
-            <w:r>
-              <w:rPr>
-                <w:rFonts w:asciiTheme="minorHAnsi" w:hAnsiTheme="minorHAnsi" w:cstheme="minorHAnsi"/>
-                <w:sz w:val="22"/>
-                <w:szCs w:val="22"/>
-              </w:rPr>
-              <w:t xml:space="preserve"> here </w:t>
-            </w:r>
-            <w:r>
-              <w:rPr>
-                <w:rFonts w:ascii="Segoe UI Symbol" w:hAnsi="Segoe UI Symbol" w:cs="Segoe UI Symbol"/>
-                <w:color w:val="474747"/>
-                <w:shd w:val="clear" w:color="auto" w:fill="FFFFFF"/>
-              </w:rPr>
-              <w:t>👇</w:t>
-            </w:r>
+                <w:sz w:val="22"/>
+                <w:szCs w:val="22"/>
+              </w:rPr>
+            </w:pPr>
           </w:p>
           <w:p>
             <w:pPr>
@@ -1738,6 +1558,33 @@
                 <w:szCs w:val="22"/>
               </w:rPr>
             </w:pPr>
+            <w:proofErr w:type="spellStart"/>
+            <w:r>
+              <w:rPr>
+                <w:rFonts w:asciiTheme="minorHAnsi" w:hAnsiTheme="minorHAnsi" w:cstheme="minorHAnsi"/>
+                <w:sz w:val="22"/>
+                <w:szCs w:val="22"/>
+              </w:rPr>
+              <w:t>blt</w:t>
+            </w:r>
+            <w:proofErr w:type="spellEnd"/>
+            <w:r>
+              <w:rPr>
+                <w:rFonts w:asciiTheme="minorHAnsi" w:hAnsiTheme="minorHAnsi" w:cstheme="minorHAnsi"/>
+                <w:sz w:val="22"/>
+                <w:szCs w:val="22"/>
+              </w:rPr>
+              <w:tab/>
+              <w:t>t0, t1, target</w:t>
+            </w:r>
+            <w:r>
+              <w:rPr>
+                <w:rFonts w:asciiTheme="minorHAnsi" w:hAnsiTheme="minorHAnsi" w:cstheme="minorHAnsi"/>
+                <w:sz w:val="22"/>
+                <w:szCs w:val="22"/>
+              </w:rPr>
+              <w:tab/>
+            </w:r>
           </w:p>
           <w:p>
             <w:pPr>
@@ -1745,10 +1592,32 @@
               <w:spacing w:before="0" w:beforeAutospacing="0" w:after="0" w:afterAutospacing="0"/>
               <w:rPr>
                 <w:rFonts w:asciiTheme="minorHAnsi" w:hAnsiTheme="minorHAnsi" w:cstheme="minorHAnsi"/>
-                <w:sz w:val="22"/>
-                <w:szCs w:val="22"/>
-              </w:rPr>
-            </w:pPr>
+                <w:b/>
+                <w:bCs/>
+                <w:sz w:val="22"/>
+                <w:szCs w:val="22"/>
+              </w:rPr>
+            </w:pPr>
+            <w:r>
+              <w:rPr>
+                <w:rFonts w:asciiTheme="minorHAnsi" w:hAnsiTheme="minorHAnsi" w:cstheme="minorHAnsi"/>
+                <w:b/>
+                <w:bCs/>
+                <w:sz w:val="22"/>
+                <w:szCs w:val="22"/>
+              </w:rPr>
+              <w:t xml:space="preserve">ACTUAL </w:t>
+            </w:r>
+            <w:r>
+              <w:rPr>
+                <w:rFonts w:asciiTheme="minorHAnsi" w:hAnsiTheme="minorHAnsi" w:cstheme="minorHAnsi"/>
+                <w:b/>
+                <w:bCs/>
+                <w:sz w:val="22"/>
+                <w:szCs w:val="22"/>
+              </w:rPr>
+              <w:t>INSTRUCTION</w:t>
+            </w:r>
           </w:p>
           <w:p>
             <w:pPr>
@@ -1771,17 +1640,629 @@
                 <w:szCs w:val="22"/>
               </w:rPr>
             </w:pPr>
-          </w:p>
-          <w:p>
-            <w:pPr>
-              <w:pStyle w:val="ListParagraph"/>
-              <w:spacing w:before="0" w:beforeAutospacing="0" w:after="240" w:afterAutospacing="0"/>
-              <w:rPr>
-                <w:rFonts w:asciiTheme="minorHAnsi" w:hAnsiTheme="minorHAnsi" w:cstheme="minorHAnsi"/>
-                <w:sz w:val="22"/>
-                <w:szCs w:val="22"/>
-              </w:rPr>
-            </w:pPr>
+            <w:proofErr w:type="spellStart"/>
+            <w:r>
+              <w:rPr>
+                <w:rFonts w:asciiTheme="minorHAnsi" w:hAnsiTheme="minorHAnsi" w:cstheme="minorHAnsi"/>
+                <w:sz w:val="22"/>
+                <w:szCs w:val="22"/>
+              </w:rPr>
+              <w:t>ble</w:t>
+            </w:r>
+            <w:proofErr w:type="spellEnd"/>
+            <w:r>
+              <w:rPr>
+                <w:rFonts w:asciiTheme="minorHAnsi" w:hAnsiTheme="minorHAnsi" w:cstheme="minorHAnsi"/>
+                <w:sz w:val="22"/>
+                <w:szCs w:val="22"/>
+              </w:rPr>
+              <w:tab/>
+              <w:t>t0, t1, target</w:t>
+            </w:r>
+            <w:r>
+              <w:rPr>
+                <w:rFonts w:asciiTheme="minorHAnsi" w:hAnsiTheme="minorHAnsi" w:cstheme="minorHAnsi"/>
+                <w:sz w:val="22"/>
+                <w:szCs w:val="22"/>
+              </w:rPr>
+              <w:tab/>
+            </w:r>
+          </w:p>
+          <w:p>
+            <w:pPr>
+              <w:pStyle w:val="ListParagraph"/>
+              <w:spacing w:before="0" w:beforeAutospacing="0" w:after="0" w:afterAutospacing="0"/>
+              <w:rPr>
+                <w:rFonts w:asciiTheme="minorHAnsi" w:hAnsiTheme="minorHAnsi" w:cstheme="minorHAnsi"/>
+                <w:b/>
+                <w:bCs/>
+                <w:sz w:val="22"/>
+                <w:szCs w:val="22"/>
+              </w:rPr>
+            </w:pPr>
+            <w:r>
+              <w:rPr>
+                <w:rFonts w:asciiTheme="minorHAnsi" w:hAnsiTheme="minorHAnsi" w:cstheme="minorHAnsi"/>
+                <w:b/>
+                <w:bCs/>
+                <w:sz w:val="22"/>
+                <w:szCs w:val="22"/>
+              </w:rPr>
+              <w:t>PSEUDO-INSTRUCTION</w:t>
+            </w:r>
+          </w:p>
+          <w:p>
+            <w:pPr>
+              <w:pStyle w:val="ListParagraph"/>
+              <w:spacing w:before="0" w:beforeAutospacing="0" w:after="0" w:afterAutospacing="0"/>
+              <w:rPr>
+                <w:rFonts w:asciiTheme="minorHAnsi" w:hAnsiTheme="minorHAnsi" w:cstheme="minorHAnsi"/>
+                <w:sz w:val="22"/>
+                <w:szCs w:val="22"/>
+              </w:rPr>
+            </w:pPr>
+          </w:p>
+          <w:p>
+            <w:pPr>
+              <w:pStyle w:val="ListParagraph"/>
+              <w:spacing w:before="0" w:beforeAutospacing="0" w:after="0" w:afterAutospacing="0"/>
+              <w:rPr>
+                <w:rFonts w:asciiTheme="minorHAnsi" w:hAnsiTheme="minorHAnsi" w:cstheme="minorHAnsi"/>
+                <w:sz w:val="22"/>
+                <w:szCs w:val="22"/>
+              </w:rPr>
+            </w:pPr>
+            <w:proofErr w:type="spellStart"/>
+            <w:r>
+              <w:rPr>
+                <w:rFonts w:asciiTheme="minorHAnsi" w:hAnsiTheme="minorHAnsi" w:cstheme="minorHAnsi"/>
+                <w:sz w:val="22"/>
+                <w:szCs w:val="22"/>
+              </w:rPr>
+              <w:t>bgt</w:t>
+            </w:r>
+            <w:proofErr w:type="spellEnd"/>
+            <w:r>
+              <w:rPr>
+                <w:rFonts w:asciiTheme="minorHAnsi" w:hAnsiTheme="minorHAnsi" w:cstheme="minorHAnsi"/>
+                <w:sz w:val="22"/>
+                <w:szCs w:val="22"/>
+              </w:rPr>
+              <w:tab/>
+              <w:t>t0, t1, target</w:t>
+            </w:r>
+            <w:r>
+              <w:rPr>
+                <w:rFonts w:asciiTheme="minorHAnsi" w:hAnsiTheme="minorHAnsi" w:cstheme="minorHAnsi"/>
+                <w:sz w:val="22"/>
+                <w:szCs w:val="22"/>
+              </w:rPr>
+              <w:tab/>
+            </w:r>
+          </w:p>
+          <w:p>
+            <w:pPr>
+              <w:pStyle w:val="ListParagraph"/>
+              <w:spacing w:before="0" w:beforeAutospacing="0" w:after="0" w:afterAutospacing="0"/>
+              <w:rPr>
+                <w:rFonts w:asciiTheme="minorHAnsi" w:hAnsiTheme="minorHAnsi" w:cstheme="minorHAnsi"/>
+                <w:b/>
+                <w:bCs/>
+                <w:sz w:val="22"/>
+                <w:szCs w:val="22"/>
+              </w:rPr>
+            </w:pPr>
+            <w:r>
+              <w:rPr>
+                <w:rFonts w:asciiTheme="minorHAnsi" w:hAnsiTheme="minorHAnsi" w:cstheme="minorHAnsi"/>
+                <w:b/>
+                <w:bCs/>
+                <w:sz w:val="22"/>
+                <w:szCs w:val="22"/>
+              </w:rPr>
+              <w:t>PSEUDO-</w:t>
+            </w:r>
+            <w:r>
+              <w:rPr>
+                <w:rFonts w:asciiTheme="minorHAnsi" w:hAnsiTheme="minorHAnsi" w:cstheme="minorHAnsi"/>
+                <w:b/>
+                <w:bCs/>
+                <w:sz w:val="22"/>
+                <w:szCs w:val="22"/>
+              </w:rPr>
+              <w:t>INSTRUCTION</w:t>
+            </w:r>
+          </w:p>
+          <w:p>
+            <w:pPr>
+              <w:pStyle w:val="ListParagraph"/>
+              <w:spacing w:before="0" w:beforeAutospacing="0" w:after="0" w:afterAutospacing="0"/>
+              <w:rPr>
+                <w:rFonts w:asciiTheme="minorHAnsi" w:hAnsiTheme="minorHAnsi" w:cstheme="minorHAnsi"/>
+                <w:sz w:val="22"/>
+                <w:szCs w:val="22"/>
+              </w:rPr>
+            </w:pPr>
+          </w:p>
+          <w:p>
+            <w:pPr>
+              <w:pStyle w:val="ListParagraph"/>
+              <w:spacing w:before="0" w:beforeAutospacing="0" w:after="0" w:afterAutospacing="0"/>
+              <w:rPr>
+                <w:rFonts w:asciiTheme="minorHAnsi" w:hAnsiTheme="minorHAnsi" w:cstheme="minorHAnsi"/>
+                <w:sz w:val="22"/>
+                <w:szCs w:val="22"/>
+              </w:rPr>
+            </w:pPr>
+            <w:proofErr w:type="spellStart"/>
+            <w:r>
+              <w:rPr>
+                <w:rFonts w:asciiTheme="minorHAnsi" w:hAnsiTheme="minorHAnsi" w:cstheme="minorHAnsi"/>
+                <w:sz w:val="22"/>
+                <w:szCs w:val="22"/>
+              </w:rPr>
+              <w:t>bge</w:t>
+            </w:r>
+            <w:proofErr w:type="spellEnd"/>
+            <w:r>
+              <w:rPr>
+                <w:rFonts w:asciiTheme="minorHAnsi" w:hAnsiTheme="minorHAnsi" w:cstheme="minorHAnsi"/>
+                <w:sz w:val="22"/>
+                <w:szCs w:val="22"/>
+              </w:rPr>
+              <w:tab/>
+              <w:t>t0, t1, target</w:t>
+            </w:r>
+            <w:r>
+              <w:rPr>
+                <w:rFonts w:asciiTheme="minorHAnsi" w:hAnsiTheme="minorHAnsi" w:cstheme="minorHAnsi"/>
+                <w:sz w:val="22"/>
+                <w:szCs w:val="22"/>
+              </w:rPr>
+              <w:tab/>
+            </w:r>
+          </w:p>
+          <w:p>
+            <w:pPr>
+              <w:pStyle w:val="ListParagraph"/>
+              <w:spacing w:before="0" w:beforeAutospacing="0" w:after="0" w:afterAutospacing="0"/>
+              <w:rPr>
+                <w:rFonts w:asciiTheme="minorHAnsi" w:hAnsiTheme="minorHAnsi" w:cstheme="minorHAnsi"/>
+                <w:b/>
+                <w:bCs/>
+                <w:sz w:val="22"/>
+                <w:szCs w:val="22"/>
+              </w:rPr>
+            </w:pPr>
+            <w:r>
+              <w:rPr>
+                <w:rFonts w:asciiTheme="minorHAnsi" w:hAnsiTheme="minorHAnsi" w:cstheme="minorHAnsi"/>
+                <w:b/>
+                <w:bCs/>
+                <w:sz w:val="22"/>
+                <w:szCs w:val="22"/>
+              </w:rPr>
+              <w:t xml:space="preserve">ACTUAL </w:t>
+            </w:r>
+            <w:r>
+              <w:rPr>
+                <w:rFonts w:asciiTheme="minorHAnsi" w:hAnsiTheme="minorHAnsi" w:cstheme="minorHAnsi"/>
+                <w:b/>
+                <w:bCs/>
+                <w:sz w:val="22"/>
+                <w:szCs w:val="22"/>
+              </w:rPr>
+              <w:t>INSTRUCTION</w:t>
+            </w:r>
+          </w:p>
+          <w:p>
+            <w:pPr>
+              <w:pStyle w:val="ListParagraph"/>
+              <w:spacing w:before="0" w:beforeAutospacing="0" w:after="0" w:afterAutospacing="0"/>
+              <w:rPr>
+                <w:rFonts w:asciiTheme="minorHAnsi" w:hAnsiTheme="minorHAnsi" w:cstheme="minorHAnsi"/>
+                <w:sz w:val="22"/>
+                <w:szCs w:val="22"/>
+              </w:rPr>
+            </w:pPr>
+          </w:p>
+          <w:p>
+            <w:pPr>
+              <w:pStyle w:val="ListParagraph"/>
+              <w:spacing w:before="0" w:beforeAutospacing="0" w:after="0" w:afterAutospacing="0"/>
+              <w:rPr>
+                <w:rFonts w:asciiTheme="minorHAnsi" w:hAnsiTheme="minorHAnsi" w:cstheme="minorHAnsi"/>
+                <w:sz w:val="22"/>
+                <w:szCs w:val="22"/>
+              </w:rPr>
+            </w:pPr>
+            <w:proofErr w:type="spellStart"/>
+            <w:r>
+              <w:rPr>
+                <w:rFonts w:asciiTheme="minorHAnsi" w:hAnsiTheme="minorHAnsi" w:cstheme="minorHAnsi"/>
+                <w:sz w:val="22"/>
+                <w:szCs w:val="22"/>
+              </w:rPr>
+              <w:t>bne</w:t>
+            </w:r>
+            <w:proofErr w:type="spellEnd"/>
+            <w:r>
+              <w:rPr>
+                <w:rFonts w:asciiTheme="minorHAnsi" w:hAnsiTheme="minorHAnsi" w:cstheme="minorHAnsi"/>
+                <w:sz w:val="22"/>
+                <w:szCs w:val="22"/>
+              </w:rPr>
+              <w:tab/>
+              <w:t>t0, t1, target</w:t>
+            </w:r>
+            <w:r>
+              <w:rPr>
+                <w:rFonts w:asciiTheme="minorHAnsi" w:hAnsiTheme="minorHAnsi" w:cstheme="minorHAnsi"/>
+                <w:sz w:val="22"/>
+                <w:szCs w:val="22"/>
+              </w:rPr>
+              <w:t xml:space="preserve">      </w:t>
+            </w:r>
+          </w:p>
+          <w:p>
+            <w:pPr>
+              <w:pStyle w:val="ListParagraph"/>
+              <w:spacing w:before="0" w:beforeAutospacing="0" w:after="0" w:afterAutospacing="0"/>
+              <w:rPr>
+                <w:rFonts w:asciiTheme="minorHAnsi" w:hAnsiTheme="minorHAnsi" w:cstheme="minorHAnsi"/>
+                <w:b/>
+                <w:bCs/>
+                <w:sz w:val="22"/>
+                <w:szCs w:val="22"/>
+              </w:rPr>
+            </w:pPr>
+            <w:r>
+              <w:rPr>
+                <w:rFonts w:asciiTheme="minorHAnsi" w:hAnsiTheme="minorHAnsi" w:cstheme="minorHAnsi"/>
+                <w:b/>
+                <w:bCs/>
+                <w:sz w:val="22"/>
+                <w:szCs w:val="22"/>
+              </w:rPr>
+              <w:t xml:space="preserve">ACTUAL </w:t>
+            </w:r>
+            <w:r>
+              <w:rPr>
+                <w:rFonts w:asciiTheme="minorHAnsi" w:hAnsiTheme="minorHAnsi" w:cstheme="minorHAnsi"/>
+                <w:b/>
+                <w:bCs/>
+                <w:sz w:val="22"/>
+                <w:szCs w:val="22"/>
+              </w:rPr>
+              <w:t>INSTRUCTION</w:t>
+            </w:r>
+          </w:p>
+          <w:p>
+            <w:pPr>
+              <w:pStyle w:val="ListParagraph"/>
+              <w:spacing w:before="0" w:beforeAutospacing="0" w:after="0" w:afterAutospacing="0"/>
+              <w:rPr>
+                <w:rFonts w:asciiTheme="minorHAnsi" w:hAnsiTheme="minorHAnsi" w:cstheme="minorHAnsi"/>
+                <w:sz w:val="22"/>
+                <w:szCs w:val="22"/>
+              </w:rPr>
+            </w:pPr>
+          </w:p>
+          <w:p>
+            <w:pPr>
+              <w:pStyle w:val="ListParagraph"/>
+              <w:spacing w:before="0" w:beforeAutospacing="0" w:after="0" w:afterAutospacing="0"/>
+              <w:rPr>
+                <w:rFonts w:asciiTheme="minorHAnsi" w:hAnsiTheme="minorHAnsi" w:cstheme="minorHAnsi"/>
+                <w:sz w:val="22"/>
+                <w:szCs w:val="22"/>
+              </w:rPr>
+            </w:pPr>
+            <w:r>
+              <w:rPr>
+                <w:rFonts w:asciiTheme="minorHAnsi" w:hAnsiTheme="minorHAnsi" w:cstheme="minorHAnsi"/>
+                <w:sz w:val="22"/>
+                <w:szCs w:val="22"/>
+              </w:rPr>
+              <w:t>j</w:t>
+            </w:r>
+            <w:r>
+              <w:rPr>
+                <w:rFonts w:asciiTheme="minorHAnsi" w:hAnsiTheme="minorHAnsi" w:cstheme="minorHAnsi"/>
+                <w:sz w:val="22"/>
+                <w:szCs w:val="22"/>
+              </w:rPr>
+              <w:tab/>
+              <w:t>target</w:t>
+            </w:r>
+            <w:r>
+              <w:rPr>
+                <w:rFonts w:asciiTheme="minorHAnsi" w:hAnsiTheme="minorHAnsi" w:cstheme="minorHAnsi"/>
+                <w:sz w:val="22"/>
+                <w:szCs w:val="22"/>
+              </w:rPr>
+              <w:tab/>
+            </w:r>
+            <w:r>
+              <w:rPr>
+                <w:rFonts w:asciiTheme="minorHAnsi" w:hAnsiTheme="minorHAnsi" w:cstheme="minorHAnsi"/>
+                <w:sz w:val="22"/>
+                <w:szCs w:val="22"/>
+              </w:rPr>
+              <w:t xml:space="preserve">              </w:t>
+            </w:r>
+          </w:p>
+          <w:p>
+            <w:pPr>
+              <w:pStyle w:val="ListParagraph"/>
+              <w:spacing w:before="0" w:beforeAutospacing="0" w:after="0" w:afterAutospacing="0"/>
+              <w:rPr>
+                <w:rFonts w:asciiTheme="minorHAnsi" w:hAnsiTheme="minorHAnsi" w:cstheme="minorHAnsi"/>
+                <w:b/>
+                <w:bCs/>
+                <w:sz w:val="22"/>
+                <w:szCs w:val="22"/>
+              </w:rPr>
+            </w:pPr>
+            <w:r>
+              <w:rPr>
+                <w:rFonts w:asciiTheme="minorHAnsi" w:hAnsiTheme="minorHAnsi" w:cstheme="minorHAnsi"/>
+                <w:b/>
+                <w:bCs/>
+                <w:sz w:val="22"/>
+                <w:szCs w:val="22"/>
+              </w:rPr>
+              <w:t>PSEUDO-</w:t>
+            </w:r>
+            <w:r>
+              <w:rPr>
+                <w:rFonts w:asciiTheme="minorHAnsi" w:hAnsiTheme="minorHAnsi" w:cstheme="minorHAnsi"/>
+                <w:b/>
+                <w:bCs/>
+                <w:sz w:val="22"/>
+                <w:szCs w:val="22"/>
+              </w:rPr>
+              <w:t>INSTRUCTION</w:t>
+            </w:r>
+          </w:p>
+          <w:p>
+            <w:pPr>
+              <w:pStyle w:val="ListParagraph"/>
+              <w:spacing w:before="0" w:beforeAutospacing="0" w:after="0" w:afterAutospacing="0"/>
+              <w:rPr>
+                <w:rFonts w:asciiTheme="minorHAnsi" w:hAnsiTheme="minorHAnsi" w:cstheme="minorHAnsi"/>
+                <w:sz w:val="22"/>
+                <w:szCs w:val="22"/>
+              </w:rPr>
+            </w:pPr>
+          </w:p>
+          <w:p>
+            <w:pPr>
+              <w:pStyle w:val="ListParagraph"/>
+              <w:spacing w:before="0" w:beforeAutospacing="0" w:after="0" w:afterAutospacing="0"/>
+              <w:rPr>
+                <w:rFonts w:asciiTheme="minorHAnsi" w:hAnsiTheme="minorHAnsi" w:cstheme="minorHAnsi"/>
+                <w:sz w:val="22"/>
+                <w:szCs w:val="22"/>
+              </w:rPr>
+            </w:pPr>
+            <w:proofErr w:type="spellStart"/>
+            <w:r>
+              <w:rPr>
+                <w:rFonts w:asciiTheme="minorHAnsi" w:hAnsiTheme="minorHAnsi" w:cstheme="minorHAnsi"/>
+                <w:sz w:val="22"/>
+                <w:szCs w:val="22"/>
+              </w:rPr>
+              <w:t>jal</w:t>
+            </w:r>
+            <w:proofErr w:type="spellEnd"/>
+            <w:r>
+              <w:rPr>
+                <w:rFonts w:asciiTheme="minorHAnsi" w:hAnsiTheme="minorHAnsi" w:cstheme="minorHAnsi"/>
+                <w:sz w:val="22"/>
+                <w:szCs w:val="22"/>
+              </w:rPr>
+              <w:tab/>
+            </w:r>
+            <w:proofErr w:type="spellStart"/>
+            <w:r>
+              <w:rPr>
+                <w:rFonts w:asciiTheme="minorHAnsi" w:hAnsiTheme="minorHAnsi" w:cstheme="minorHAnsi"/>
+                <w:sz w:val="22"/>
+                <w:szCs w:val="22"/>
+              </w:rPr>
+              <w:t>ra</w:t>
+            </w:r>
+            <w:proofErr w:type="spellEnd"/>
+            <w:r>
+              <w:rPr>
+                <w:rFonts w:asciiTheme="minorHAnsi" w:hAnsiTheme="minorHAnsi" w:cstheme="minorHAnsi"/>
+                <w:sz w:val="22"/>
+                <w:szCs w:val="22"/>
+              </w:rPr>
+              <w:t>, target</w:t>
+            </w:r>
+            <w:r>
+              <w:rPr>
+                <w:rFonts w:asciiTheme="minorHAnsi" w:hAnsiTheme="minorHAnsi" w:cstheme="minorHAnsi"/>
+                <w:sz w:val="22"/>
+                <w:szCs w:val="22"/>
+              </w:rPr>
+              <w:tab/>
+            </w:r>
+          </w:p>
+          <w:p>
+            <w:pPr>
+              <w:pStyle w:val="ListParagraph"/>
+              <w:spacing w:before="0" w:beforeAutospacing="0" w:after="0" w:afterAutospacing="0"/>
+              <w:rPr>
+                <w:rFonts w:asciiTheme="minorHAnsi" w:hAnsiTheme="minorHAnsi" w:cstheme="minorHAnsi"/>
+                <w:b/>
+                <w:bCs/>
+                <w:sz w:val="22"/>
+                <w:szCs w:val="22"/>
+              </w:rPr>
+            </w:pPr>
+            <w:r>
+              <w:rPr>
+                <w:rFonts w:asciiTheme="minorHAnsi" w:hAnsiTheme="minorHAnsi" w:cstheme="minorHAnsi"/>
+                <w:b/>
+                <w:bCs/>
+                <w:sz w:val="22"/>
+                <w:szCs w:val="22"/>
+              </w:rPr>
+              <w:t xml:space="preserve">ACTUAL </w:t>
+            </w:r>
+            <w:r>
+              <w:rPr>
+                <w:rFonts w:asciiTheme="minorHAnsi" w:hAnsiTheme="minorHAnsi" w:cstheme="minorHAnsi"/>
+                <w:b/>
+                <w:bCs/>
+                <w:sz w:val="22"/>
+                <w:szCs w:val="22"/>
+              </w:rPr>
+              <w:t>INSTRUCTION</w:t>
+            </w:r>
+          </w:p>
+          <w:p>
+            <w:pPr>
+              <w:pStyle w:val="ListParagraph"/>
+              <w:spacing w:before="0" w:beforeAutospacing="0" w:after="0" w:afterAutospacing="0"/>
+              <w:rPr>
+                <w:rFonts w:asciiTheme="minorHAnsi" w:hAnsiTheme="minorHAnsi" w:cstheme="minorHAnsi"/>
+                <w:b/>
+                <w:bCs/>
+                <w:sz w:val="22"/>
+                <w:szCs w:val="22"/>
+              </w:rPr>
+            </w:pPr>
+          </w:p>
+          <w:p>
+            <w:pPr>
+              <w:pStyle w:val="ListParagraph"/>
+              <w:spacing w:before="0" w:beforeAutospacing="0" w:after="0" w:afterAutospacing="0"/>
+              <w:rPr>
+                <w:rFonts w:asciiTheme="minorHAnsi" w:hAnsiTheme="minorHAnsi" w:cstheme="minorHAnsi"/>
+                <w:sz w:val="22"/>
+                <w:szCs w:val="22"/>
+              </w:rPr>
+            </w:pPr>
+            <w:proofErr w:type="spellStart"/>
+            <w:r>
+              <w:rPr>
+                <w:rFonts w:asciiTheme="minorHAnsi" w:hAnsiTheme="minorHAnsi" w:cstheme="minorHAnsi"/>
+                <w:sz w:val="22"/>
+                <w:szCs w:val="22"/>
+              </w:rPr>
+              <w:t>jalr</w:t>
+            </w:r>
+            <w:proofErr w:type="spellEnd"/>
+            <w:r>
+              <w:rPr>
+                <w:rFonts w:asciiTheme="minorHAnsi" w:hAnsiTheme="minorHAnsi" w:cstheme="minorHAnsi"/>
+                <w:sz w:val="22"/>
+                <w:szCs w:val="22"/>
+              </w:rPr>
+              <w:tab/>
+              <w:t>zero, const(</w:t>
+            </w:r>
+            <w:proofErr w:type="spellStart"/>
+            <w:r>
+              <w:rPr>
+                <w:rFonts w:asciiTheme="minorHAnsi" w:hAnsiTheme="minorHAnsi" w:cstheme="minorHAnsi"/>
+                <w:sz w:val="22"/>
+                <w:szCs w:val="22"/>
+              </w:rPr>
+              <w:t>ra</w:t>
+            </w:r>
+            <w:proofErr w:type="spellEnd"/>
+            <w:r>
+              <w:rPr>
+                <w:rFonts w:asciiTheme="minorHAnsi" w:hAnsiTheme="minorHAnsi" w:cstheme="minorHAnsi"/>
+                <w:sz w:val="22"/>
+                <w:szCs w:val="22"/>
+              </w:rPr>
+              <w:t>)</w:t>
+            </w:r>
+            <w:r>
+              <w:rPr>
+                <w:rFonts w:asciiTheme="minorHAnsi" w:hAnsiTheme="minorHAnsi" w:cstheme="minorHAnsi"/>
+                <w:sz w:val="22"/>
+                <w:szCs w:val="22"/>
+              </w:rPr>
+              <w:t xml:space="preserve">   </w:t>
+            </w:r>
+          </w:p>
+          <w:p>
+            <w:pPr>
+              <w:pStyle w:val="ListParagraph"/>
+              <w:spacing w:before="0" w:beforeAutospacing="0" w:after="0" w:afterAutospacing="0"/>
+              <w:rPr>
+                <w:rFonts w:asciiTheme="minorHAnsi" w:hAnsiTheme="minorHAnsi" w:cstheme="minorHAnsi"/>
+                <w:b/>
+                <w:bCs/>
+                <w:sz w:val="22"/>
+                <w:szCs w:val="22"/>
+              </w:rPr>
+            </w:pPr>
+            <w:r>
+              <w:rPr>
+                <w:rFonts w:asciiTheme="minorHAnsi" w:hAnsiTheme="minorHAnsi" w:cstheme="minorHAnsi"/>
+                <w:b/>
+                <w:bCs/>
+                <w:sz w:val="22"/>
+                <w:szCs w:val="22"/>
+              </w:rPr>
+              <w:t xml:space="preserve">ACTUAL </w:t>
+            </w:r>
+            <w:r>
+              <w:rPr>
+                <w:rFonts w:asciiTheme="minorHAnsi" w:hAnsiTheme="minorHAnsi" w:cstheme="minorHAnsi"/>
+                <w:b/>
+                <w:bCs/>
+                <w:sz w:val="22"/>
+                <w:szCs w:val="22"/>
+              </w:rPr>
+              <w:t>INSTRUCTION</w:t>
+            </w:r>
+          </w:p>
+          <w:p>
+            <w:pPr>
+              <w:pStyle w:val="ListParagraph"/>
+              <w:spacing w:before="120" w:beforeAutospacing="0" w:after="120" w:afterAutospacing="0"/>
+              <w:rPr>
+                <w:rFonts w:asciiTheme="minorHAnsi" w:hAnsiTheme="minorHAnsi" w:cstheme="minorHAnsi"/>
+                <w:sz w:val="22"/>
+                <w:szCs w:val="22"/>
+              </w:rPr>
+            </w:pPr>
+          </w:p>
+          <w:p>
+            <w:pPr>
+              <w:pStyle w:val="ListParagraph"/>
+              <w:spacing w:before="120" w:beforeAutospacing="0" w:after="120" w:afterAutospacing="0"/>
+              <w:rPr>
+                <w:rFonts w:asciiTheme="minorHAnsi" w:hAnsiTheme="minorHAnsi" w:cstheme="minorHAnsi"/>
+                <w:sz w:val="22"/>
+                <w:szCs w:val="22"/>
+              </w:rPr>
+            </w:pPr>
+            <w:r>
+              <w:rPr>
+                <w:rFonts w:asciiTheme="minorHAnsi" w:hAnsiTheme="minorHAnsi" w:cstheme="minorHAnsi"/>
+                <w:sz w:val="22"/>
+                <w:szCs w:val="22"/>
+              </w:rPr>
+              <w:t xml:space="preserve">I know these because the actual instructions here are executed natively in the hardware which the pseudo-instructions are fake instructions that carry out different operations with flipped conditions e.g. less than or equal is actually checked with the greater than or equal condition, with flipped inputs. </w:t>
+            </w:r>
+            <w:r>
+              <w:rPr>
+                <w:rFonts w:asciiTheme="minorHAnsi" w:hAnsiTheme="minorHAnsi" w:cstheme="minorHAnsi"/>
+                <w:sz w:val="22"/>
+                <w:szCs w:val="22"/>
+              </w:rPr>
+              <w:t xml:space="preserve">RISC-V only has wiring for four basic comparisons, which are identified above as actual instructions. </w:t>
+            </w:r>
           </w:p>
         </w:tc>
       </w:tr>
@@ -1916,39 +2397,33 @@
                 <w:sz w:val="22"/>
                 <w:szCs w:val="22"/>
               </w:rPr>
-              <w:t xml:space="preserve">// Write description of the task here </w:t>
-            </w:r>
-            <w:r>
-              <w:rPr>
-                <w:rFonts w:ascii="Segoe UI Symbol" w:hAnsi="Segoe UI Symbol" w:cs="Segoe UI Symbol"/>
-                <w:sz w:val="22"/>
-                <w:szCs w:val="22"/>
-              </w:rPr>
-              <w:t>👇</w:t>
-            </w:r>
-            <w:r>
-              <w:rPr>
-                <w:rFonts w:asciiTheme="minorHAnsi" w:hAnsiTheme="minorHAnsi" w:cstheme="minorHAnsi"/>
-                <w:sz w:val="22"/>
-                <w:szCs w:val="22"/>
-              </w:rPr>
-              <w:t xml:space="preserve"> (max. five </w:t>
-            </w:r>
-            <w:r>
-              <w:rPr>
-                <w:rFonts w:asciiTheme="minorHAnsi" w:hAnsiTheme="minorHAnsi" w:cstheme="minorHAnsi"/>
-                <w:sz w:val="22"/>
-                <w:szCs w:val="22"/>
-              </w:rPr>
-              <w:t xml:space="preserve">to seven </w:t>
-            </w:r>
-            <w:r>
-              <w:rPr>
-                <w:rFonts w:asciiTheme="minorHAnsi" w:hAnsiTheme="minorHAnsi" w:cstheme="minorHAnsi"/>
-                <w:sz w:val="22"/>
-                <w:szCs w:val="22"/>
-              </w:rPr>
-              <w:t>lines)</w:t>
+              <w:t xml:space="preserve">We had to write a small snippet of code to show how the </w:t>
+            </w:r>
+            <w:proofErr w:type="spellStart"/>
+            <w:r>
+              <w:rPr>
+                <w:rFonts w:asciiTheme="minorHAnsi" w:hAnsiTheme="minorHAnsi" w:cstheme="minorHAnsi"/>
+                <w:sz w:val="22"/>
+                <w:szCs w:val="22"/>
+              </w:rPr>
+              <w:t>beq</w:t>
+            </w:r>
+            <w:proofErr w:type="spellEnd"/>
+            <w:r>
+              <w:rPr>
+                <w:rFonts w:asciiTheme="minorHAnsi" w:hAnsiTheme="minorHAnsi" w:cstheme="minorHAnsi"/>
+                <w:sz w:val="22"/>
+                <w:szCs w:val="22"/>
+              </w:rPr>
+              <w:t xml:space="preserve"> and j commands work. In this code, if t0 and t1 are equal, the code will go to the finish flag </w:t>
+            </w:r>
+            <w:r>
+              <w:rPr>
+                <w:rFonts w:asciiTheme="minorHAnsi" w:hAnsiTheme="minorHAnsi" w:cstheme="minorHAnsi"/>
+                <w:sz w:val="22"/>
+                <w:szCs w:val="22"/>
+              </w:rPr>
+              <w:t>and if not, it will proceed to the j end instruction and jump to the end. If not equal, t3 will have a decimal 12 value.</w:t>
             </w:r>
           </w:p>
           <w:p>
@@ -2013,32 +2488,6 @@
           <w:p>
             <w:pPr>
               <w:pStyle w:val="ListParagraph"/>
-              <w:rPr>
-                <w:rFonts w:ascii="Segoe UI Symbol" w:hAnsi="Segoe UI Symbol" w:cs="Segoe UI Symbol"/>
-                <w:color w:val="474747"/>
-                <w:shd w:val="clear" w:color="auto" w:fill="FFFFFF"/>
-              </w:rPr>
-            </w:pPr>
-            <w:r>
-              <w:rPr>
-                <w:rFonts w:asciiTheme="minorHAnsi" w:hAnsiTheme="minorHAnsi" w:cstheme="minorHAnsi"/>
-                <w:sz w:val="22"/>
-                <w:szCs w:val="22"/>
-              </w:rPr>
-              <w:t xml:space="preserve">// Paste source code here </w:t>
-            </w:r>
-            <w:r>
-              <w:rPr>
-                <w:rFonts w:ascii="Segoe UI Symbol" w:hAnsi="Segoe UI Symbol" w:cs="Segoe UI Symbol"/>
-                <w:color w:val="474747"/>
-                <w:shd w:val="clear" w:color="auto" w:fill="FFFFFF"/>
-              </w:rPr>
-              <w:t>👇</w:t>
-            </w:r>
-          </w:p>
-          <w:p>
-            <w:pPr>
-              <w:pStyle w:val="ListParagraph"/>
               <w:spacing w:before="0" w:beforeAutospacing="0" w:after="0" w:afterAutospacing="0"/>
               <w:rPr>
                 <w:rFonts w:asciiTheme="minorHAnsi" w:hAnsiTheme="minorHAnsi" w:cstheme="minorHAnsi"/>
@@ -2046,6 +2495,24 @@
                 <w:szCs w:val="22"/>
               </w:rPr>
             </w:pPr>
+            <w:proofErr w:type="spellStart"/>
+            <w:r>
+              <w:rPr>
+                <w:rFonts w:asciiTheme="minorHAnsi" w:hAnsiTheme="minorHAnsi" w:cstheme="minorHAnsi"/>
+                <w:sz w:val="22"/>
+                <w:szCs w:val="22"/>
+              </w:rPr>
+              <w:t>addi</w:t>
+            </w:r>
+            <w:proofErr w:type="spellEnd"/>
+            <w:r>
+              <w:rPr>
+                <w:rFonts w:asciiTheme="minorHAnsi" w:hAnsiTheme="minorHAnsi" w:cstheme="minorHAnsi"/>
+                <w:sz w:val="22"/>
+                <w:szCs w:val="22"/>
+              </w:rPr>
+              <w:t xml:space="preserve"> t0, x0, 6</w:t>
+            </w:r>
           </w:p>
           <w:p>
             <w:pPr>
@@ -2057,6 +2524,168 @@
                 <w:szCs w:val="22"/>
               </w:rPr>
             </w:pPr>
+            <w:proofErr w:type="spellStart"/>
+            <w:r>
+              <w:rPr>
+                <w:rFonts w:asciiTheme="minorHAnsi" w:hAnsiTheme="minorHAnsi" w:cstheme="minorHAnsi"/>
+                <w:sz w:val="22"/>
+                <w:szCs w:val="22"/>
+              </w:rPr>
+              <w:t>addi</w:t>
+            </w:r>
+            <w:proofErr w:type="spellEnd"/>
+            <w:r>
+              <w:rPr>
+                <w:rFonts w:asciiTheme="minorHAnsi" w:hAnsiTheme="minorHAnsi" w:cstheme="minorHAnsi"/>
+                <w:sz w:val="22"/>
+                <w:szCs w:val="22"/>
+              </w:rPr>
+              <w:t xml:space="preserve"> t1, x0, 7</w:t>
+            </w:r>
+          </w:p>
+          <w:p>
+            <w:pPr>
+              <w:pStyle w:val="ListParagraph"/>
+              <w:spacing w:before="0" w:beforeAutospacing="0" w:after="0" w:afterAutospacing="0"/>
+              <w:rPr>
+                <w:rFonts w:asciiTheme="minorHAnsi" w:hAnsiTheme="minorHAnsi" w:cstheme="minorHAnsi"/>
+                <w:sz w:val="22"/>
+                <w:szCs w:val="22"/>
+              </w:rPr>
+            </w:pPr>
+            <w:proofErr w:type="spellStart"/>
+            <w:r>
+              <w:rPr>
+                <w:rFonts w:asciiTheme="minorHAnsi" w:hAnsiTheme="minorHAnsi" w:cstheme="minorHAnsi"/>
+                <w:sz w:val="22"/>
+                <w:szCs w:val="22"/>
+              </w:rPr>
+              <w:t>beq</w:t>
+            </w:r>
+            <w:proofErr w:type="spellEnd"/>
+            <w:r>
+              <w:rPr>
+                <w:rFonts w:asciiTheme="minorHAnsi" w:hAnsiTheme="minorHAnsi" w:cstheme="minorHAnsi"/>
+                <w:sz w:val="22"/>
+                <w:szCs w:val="22"/>
+              </w:rPr>
+              <w:t xml:space="preserve"> t0, t1, finish</w:t>
+            </w:r>
+          </w:p>
+          <w:p>
+            <w:pPr>
+              <w:pStyle w:val="ListParagraph"/>
+              <w:spacing w:before="0" w:beforeAutospacing="0" w:after="0" w:afterAutospacing="0"/>
+              <w:rPr>
+                <w:rFonts w:asciiTheme="minorHAnsi" w:hAnsiTheme="minorHAnsi" w:cstheme="minorHAnsi"/>
+                <w:sz w:val="22"/>
+                <w:szCs w:val="22"/>
+              </w:rPr>
+            </w:pPr>
+            <w:r>
+              <w:rPr>
+                <w:rFonts w:asciiTheme="minorHAnsi" w:hAnsiTheme="minorHAnsi" w:cstheme="minorHAnsi"/>
+                <w:sz w:val="22"/>
+                <w:szCs w:val="22"/>
+              </w:rPr>
+              <w:t xml:space="preserve">j end </w:t>
+            </w:r>
+          </w:p>
+          <w:p>
+            <w:pPr>
+              <w:pStyle w:val="ListParagraph"/>
+              <w:spacing w:before="0" w:beforeAutospacing="0" w:after="0" w:afterAutospacing="0"/>
+              <w:rPr>
+                <w:rFonts w:asciiTheme="minorHAnsi" w:hAnsiTheme="minorHAnsi" w:cstheme="minorHAnsi"/>
+                <w:sz w:val="22"/>
+                <w:szCs w:val="22"/>
+              </w:rPr>
+            </w:pPr>
+            <w:r>
+              <w:rPr>
+                <w:rFonts w:asciiTheme="minorHAnsi" w:hAnsiTheme="minorHAnsi" w:cstheme="minorHAnsi"/>
+                <w:sz w:val="22"/>
+                <w:szCs w:val="22"/>
+              </w:rPr>
+              <w:t>finish:</w:t>
+            </w:r>
+          </w:p>
+          <w:p>
+            <w:pPr>
+              <w:pStyle w:val="ListParagraph"/>
+              <w:spacing w:before="0" w:beforeAutospacing="0" w:after="0" w:afterAutospacing="0"/>
+              <w:rPr>
+                <w:rFonts w:asciiTheme="minorHAnsi" w:hAnsiTheme="minorHAnsi" w:cstheme="minorHAnsi"/>
+                <w:sz w:val="22"/>
+                <w:szCs w:val="22"/>
+              </w:rPr>
+            </w:pPr>
+            <w:proofErr w:type="spellStart"/>
+            <w:r>
+              <w:rPr>
+                <w:rFonts w:asciiTheme="minorHAnsi" w:hAnsiTheme="minorHAnsi" w:cstheme="minorHAnsi"/>
+                <w:sz w:val="22"/>
+                <w:szCs w:val="22"/>
+              </w:rPr>
+              <w:t>addi</w:t>
+            </w:r>
+            <w:proofErr w:type="spellEnd"/>
+            <w:r>
+              <w:rPr>
+                <w:rFonts w:asciiTheme="minorHAnsi" w:hAnsiTheme="minorHAnsi" w:cstheme="minorHAnsi"/>
+                <w:sz w:val="22"/>
+                <w:szCs w:val="22"/>
+              </w:rPr>
+              <w:t xml:space="preserve"> t2, x0, 10 </w:t>
+            </w:r>
+          </w:p>
+          <w:p>
+            <w:pPr>
+              <w:pStyle w:val="ListParagraph"/>
+              <w:spacing w:before="0" w:beforeAutospacing="0" w:after="0" w:afterAutospacing="0"/>
+              <w:rPr>
+                <w:rFonts w:asciiTheme="minorHAnsi" w:hAnsiTheme="minorHAnsi" w:cstheme="minorHAnsi"/>
+                <w:sz w:val="22"/>
+                <w:szCs w:val="22"/>
+              </w:rPr>
+            </w:pPr>
+            <w:r>
+              <w:rPr>
+                <w:rFonts w:asciiTheme="minorHAnsi" w:hAnsiTheme="minorHAnsi" w:cstheme="minorHAnsi"/>
+                <w:sz w:val="22"/>
+                <w:szCs w:val="22"/>
+              </w:rPr>
+              <w:t>end:</w:t>
+            </w:r>
+          </w:p>
+          <w:p>
+            <w:pPr>
+              <w:pStyle w:val="ListParagraph"/>
+              <w:spacing w:before="0" w:beforeAutospacing="0" w:after="0" w:afterAutospacing="0"/>
+              <w:rPr>
+                <w:rFonts w:asciiTheme="minorHAnsi" w:hAnsiTheme="minorHAnsi" w:cstheme="minorHAnsi"/>
+                <w:sz w:val="22"/>
+                <w:szCs w:val="22"/>
+              </w:rPr>
+            </w:pPr>
+            <w:proofErr w:type="spellStart"/>
+            <w:r>
+              <w:rPr>
+                <w:rFonts w:asciiTheme="minorHAnsi" w:hAnsiTheme="minorHAnsi" w:cstheme="minorHAnsi"/>
+                <w:sz w:val="22"/>
+                <w:szCs w:val="22"/>
+              </w:rPr>
+              <w:t>addi</w:t>
+            </w:r>
+            <w:proofErr w:type="spellEnd"/>
+            <w:r>
+              <w:rPr>
+                <w:rFonts w:asciiTheme="minorHAnsi" w:hAnsiTheme="minorHAnsi" w:cstheme="minorHAnsi"/>
+                <w:sz w:val="22"/>
+                <w:szCs w:val="22"/>
+              </w:rPr>
+              <w:t xml:space="preserve"> t3, x0, 12</w:t>
+            </w:r>
           </w:p>
           <w:p>
             <w:pPr>
@@ -2129,18 +2758,45 @@
             <w:r>
               <w:rPr>
                 <w:rFonts w:asciiTheme="minorHAnsi" w:hAnsiTheme="minorHAnsi" w:cstheme="minorHAnsi"/>
-                <w:sz w:val="22"/>
-                <w:szCs w:val="22"/>
-              </w:rPr>
-              <w:t xml:space="preserve">// Import output here </w:t>
-            </w:r>
-            <w:r>
-              <w:rPr>
-                <w:rFonts w:ascii="Segoe UI Symbol" w:hAnsi="Segoe UI Symbol" w:cs="Segoe UI Symbol"/>
-                <w:color w:val="474747"/>
-                <w:shd w:val="clear" w:color="auto" w:fill="FFFFFF"/>
-              </w:rPr>
-              <w:t>👇</w:t>
+                <w:noProof/>
+                <w:sz w:val="22"/>
+                <w:szCs w:val="22"/>
+              </w:rPr>
+              <w:drawing>
+                <wp:inline distT="0" distB="0" distL="0" distR="0" wp14:anchorId="5ACDD6D7" wp14:editId="25B7EA3F">
+                  <wp:extent cx="3029373" cy="1247949"/>
+                  <wp:effectExtent l="0" t="0" r="0" b="9525"/>
+                  <wp:docPr id="1759963063" name="Picture 1"/>
+                  <wp:cNvGraphicFramePr>
+                    <a:graphicFrameLocks xmlns:a="http://schemas.openxmlformats.org/drawingml/2006/main" noChangeAspect="1"/>
+                  </wp:cNvGraphicFramePr>
+                  <a:graphic xmlns:a="http://schemas.openxmlformats.org/drawingml/2006/main">
+                    <a:graphicData uri="http://schemas.openxmlformats.org/drawingml/2006/picture">
+                      <pic:pic xmlns:pic="http://schemas.openxmlformats.org/drawingml/2006/picture">
+                        <pic:nvPicPr>
+                          <pic:cNvPr id="1759963063" name=""/>
+                          <pic:cNvPicPr/>
+                        </pic:nvPicPr>
+                        <pic:blipFill>
+                          <a:blip r:embed="rId9"/>
+                          <a:stretch>
+                            <a:fillRect/>
+                          </a:stretch>
+                        </pic:blipFill>
+                        <pic:spPr>
+                          <a:xfrm>
+                            <a:off x="0" y="0"/>
+                            <a:ext cx="3029373" cy="1247949"/>
+                          </a:xfrm>
+                          <a:prstGeom prst="rect">
+                            <a:avLst/>
+                          </a:prstGeom>
+                        </pic:spPr>
+                      </pic:pic>
+                    </a:graphicData>
+                  </a:graphic>
+                </wp:inline>
+              </w:drawing>
             </w:r>
           </w:p>
           <w:p>
@@ -2191,6 +2847,23 @@
             <w:pPr>
               <w:pStyle w:val="ListParagraph"/>
               <w:spacing w:before="0" w:beforeAutospacing="0" w:after="240" w:afterAutospacing="0"/>
+              <w:rPr>
+                <w:rFonts w:asciiTheme="minorHAnsi" w:hAnsiTheme="minorHAnsi" w:cstheme="minorHAnsi"/>
+                <w:sz w:val="22"/>
+                <w:szCs w:val="22"/>
+              </w:rPr>
+            </w:pPr>
+          </w:p>
+        </w:tc>
+      </w:tr>
+      <w:tr>
+        <w:tc>
+          <w:tcPr>
+            <w:tcW w:w="9737" w:type="dxa"/>
+          </w:tcPr>
+          <w:p>
+            <w:pPr>
+              <w:pStyle w:val="ListParagraph"/>
               <w:rPr>
                 <w:rFonts w:asciiTheme="minorHAnsi" w:hAnsiTheme="minorHAnsi" w:cstheme="minorHAnsi"/>
                 <w:sz w:val="22"/>
@@ -2233,66 +2906,6 @@
     </w:p>
     <w:p>
       <w:pPr>
-        <w:pStyle w:val="ListParagraph"/>
-        <w:rPr>
-          <w:rFonts w:asciiTheme="minorHAnsi" w:hAnsiTheme="minorHAnsi" w:cstheme="minorHAnsi"/>
-          <w:sz w:val="22"/>
-          <w:szCs w:val="22"/>
-        </w:rPr>
-      </w:pPr>
-    </w:p>
-    <w:p>
-      <w:pPr>
-        <w:pStyle w:val="ListParagraph"/>
-        <w:rPr>
-          <w:rFonts w:asciiTheme="minorHAnsi" w:hAnsiTheme="minorHAnsi" w:cstheme="minorHAnsi"/>
-          <w:sz w:val="22"/>
-          <w:szCs w:val="22"/>
-        </w:rPr>
-      </w:pPr>
-    </w:p>
-    <w:p>
-      <w:pPr>
-        <w:pStyle w:val="ListParagraph"/>
-        <w:rPr>
-          <w:rFonts w:asciiTheme="minorHAnsi" w:hAnsiTheme="minorHAnsi" w:cstheme="minorHAnsi"/>
-          <w:sz w:val="22"/>
-          <w:szCs w:val="22"/>
-        </w:rPr>
-      </w:pPr>
-    </w:p>
-    <w:p>
-      <w:pPr>
-        <w:pStyle w:val="ListParagraph"/>
-        <w:rPr>
-          <w:rFonts w:asciiTheme="minorHAnsi" w:hAnsiTheme="minorHAnsi" w:cstheme="minorHAnsi"/>
-          <w:sz w:val="22"/>
-          <w:szCs w:val="22"/>
-        </w:rPr>
-      </w:pPr>
-    </w:p>
-    <w:p>
-      <w:pPr>
-        <w:pStyle w:val="ListParagraph"/>
-        <w:rPr>
-          <w:rFonts w:asciiTheme="minorHAnsi" w:hAnsiTheme="minorHAnsi" w:cstheme="minorHAnsi"/>
-          <w:sz w:val="22"/>
-          <w:szCs w:val="22"/>
-        </w:rPr>
-      </w:pPr>
-    </w:p>
-    <w:p>
-      <w:pPr>
-        <w:pStyle w:val="ListParagraph"/>
-        <w:rPr>
-          <w:rFonts w:asciiTheme="minorHAnsi" w:hAnsiTheme="minorHAnsi" w:cstheme="minorHAnsi"/>
-          <w:sz w:val="22"/>
-          <w:szCs w:val="22"/>
-        </w:rPr>
-      </w:pPr>
-    </w:p>
-    <w:p>
-      <w:pPr>
         <w:rPr>
           <w:b/>
           <w:sz w:val="28"/>
@@ -2308,25 +2921,7 @@
           <w:lang w:val="en-GB"/>
         </w:rPr>
         <w:lastRenderedPageBreak/>
-        <w:t xml:space="preserve">Task </w:t>
-      </w:r>
-      <w:r>
-        <w:rPr>
-          <w:b/>
-          <w:sz w:val="28"/>
-          <w:szCs w:val="28"/>
-          <w:lang w:val="en-GB"/>
-        </w:rPr>
-        <w:t>3</w:t>
-      </w:r>
-      <w:r>
-        <w:rPr>
-          <w:b/>
-          <w:sz w:val="28"/>
-          <w:szCs w:val="28"/>
-          <w:lang w:val="en-GB"/>
-        </w:rPr>
-        <w:t>:</w:t>
+        <w:t>Task 3:</w:t>
       </w:r>
     </w:p>
     <w:p>
@@ -2398,294 +2993,933 @@
           </w:tcPr>
           <w:p>
             <w:pPr>
-              <w:pStyle w:val="ListParagraph"/>
-              <w:rPr>
-                <w:rFonts w:asciiTheme="minorHAnsi" w:hAnsiTheme="minorHAnsi" w:cstheme="minorHAnsi"/>
-                <w:sz w:val="22"/>
-                <w:szCs w:val="22"/>
-              </w:rPr>
-            </w:pPr>
-            <w:r>
-              <w:rPr>
-                <w:rFonts w:asciiTheme="minorHAnsi" w:hAnsiTheme="minorHAnsi" w:cstheme="minorHAnsi"/>
-                <w:sz w:val="22"/>
-                <w:szCs w:val="22"/>
-              </w:rPr>
-              <w:t xml:space="preserve">// Write description of the task here </w:t>
-            </w:r>
-            <w:r>
-              <w:rPr>
-                <w:rFonts w:ascii="Segoe UI Symbol" w:hAnsi="Segoe UI Symbol" w:cs="Segoe UI Symbol"/>
-                <w:sz w:val="22"/>
-                <w:szCs w:val="22"/>
-              </w:rPr>
-              <w:t>👇</w:t>
-            </w:r>
-            <w:r>
-              <w:rPr>
-                <w:rFonts w:asciiTheme="minorHAnsi" w:hAnsiTheme="minorHAnsi" w:cstheme="minorHAnsi"/>
-                <w:sz w:val="22"/>
-                <w:szCs w:val="22"/>
-              </w:rPr>
-              <w:t xml:space="preserve"> (max. five </w:t>
-            </w:r>
-            <w:r>
-              <w:rPr>
-                <w:rFonts w:asciiTheme="minorHAnsi" w:hAnsiTheme="minorHAnsi" w:cstheme="minorHAnsi"/>
-                <w:sz w:val="22"/>
-                <w:szCs w:val="22"/>
-              </w:rPr>
-              <w:t xml:space="preserve">to seven </w:t>
-            </w:r>
-            <w:r>
-              <w:rPr>
-                <w:rFonts w:asciiTheme="minorHAnsi" w:hAnsiTheme="minorHAnsi" w:cstheme="minorHAnsi"/>
-                <w:sz w:val="22"/>
-                <w:szCs w:val="22"/>
-              </w:rPr>
-              <w:t>lines)</w:t>
-            </w:r>
-          </w:p>
+              <w:shd w:val="clear" w:color="auto" w:fill="FFFFFF"/>
+              <w:spacing w:line="270" w:lineRule="atLeast"/>
+              <w:ind w:left="360"/>
+              <w:jc w:val="both"/>
+              <w:rPr>
+                <w:b/>
+              </w:rPr>
+            </w:pPr>
+            <w:r>
+              <w:rPr>
+                <w:b/>
+              </w:rPr>
+              <w:t>Code 1:</w:t>
+            </w:r>
+          </w:p>
+          <w:p>
+            <w:pPr>
+              <w:shd w:val="clear" w:color="auto" w:fill="FFFFFF"/>
+              <w:tabs>
+                <w:tab w:val="left" w:pos="1350"/>
+                <w:tab w:val="left" w:pos="1980"/>
+                <w:tab w:val="left" w:pos="2430"/>
+                <w:tab w:val="left" w:pos="2880"/>
+              </w:tabs>
+              <w:spacing w:line="270" w:lineRule="atLeast"/>
+              <w:ind w:left="720"/>
+              <w:jc w:val="both"/>
+            </w:pPr>
+            <w:r>
+              <w:tab/>
+            </w:r>
+            <w:proofErr w:type="spellStart"/>
+            <w:r>
+              <w:t>addi</w:t>
+            </w:r>
+            <w:proofErr w:type="spellEnd"/>
+            <w:r>
+              <w:tab/>
+            </w:r>
+            <w:r>
+              <w:t>s0,</w:t>
+            </w:r>
+            <w:r>
+              <w:tab/>
+            </w:r>
+            <w:r>
+              <w:t>s0,</w:t>
+            </w:r>
+            <w:r>
+              <w:tab/>
+            </w:r>
+            <w:proofErr w:type="gramStart"/>
+            <w:r>
+              <w:t>4</w:t>
+            </w:r>
+            <w:r>
+              <w:tab/>
+            </w:r>
+            <w:r>
+              <w:tab/>
+            </w:r>
+            <w:r>
+              <w:t>/</w:t>
+            </w:r>
+            <w:proofErr w:type="gramEnd"/>
+            <w:r>
+              <w:t>/ adds 4 to the value already in s0</w:t>
+            </w:r>
+            <w:r>
+              <w:t xml:space="preserve">      </w:t>
+            </w:r>
+          </w:p>
+          <w:p>
+            <w:pPr>
+              <w:shd w:val="clear" w:color="auto" w:fill="FFFFFF"/>
+              <w:tabs>
+                <w:tab w:val="left" w:pos="1350"/>
+                <w:tab w:val="left" w:pos="1980"/>
+                <w:tab w:val="left" w:pos="2430"/>
+                <w:tab w:val="left" w:pos="2880"/>
+                <w:tab w:val="left" w:pos="4370"/>
+              </w:tabs>
+              <w:spacing w:line="270" w:lineRule="atLeast"/>
+              <w:ind w:left="720"/>
+              <w:jc w:val="both"/>
+            </w:pPr>
+            <w:r>
+              <w:tab/>
+            </w:r>
+            <w:proofErr w:type="spellStart"/>
+            <w:r>
+              <w:t>addi</w:t>
+            </w:r>
+            <w:proofErr w:type="spellEnd"/>
+            <w:r>
+              <w:tab/>
+            </w:r>
+            <w:r>
+              <w:t>s1,</w:t>
+            </w:r>
+            <w:r>
+              <w:tab/>
+            </w:r>
+            <w:r>
+              <w:t>s1,</w:t>
+            </w:r>
+            <w:r>
+              <w:tab/>
+            </w:r>
+            <w:r>
+              <w:t>6</w:t>
+            </w:r>
+            <w:r>
+              <w:tab/>
+              <w:t>// adds 6 to the value already stored in s1</w:t>
+            </w:r>
+          </w:p>
+          <w:p>
+            <w:pPr>
+              <w:shd w:val="clear" w:color="auto" w:fill="FFFFFF"/>
+              <w:tabs>
+                <w:tab w:val="left" w:pos="1350"/>
+                <w:tab w:val="left" w:pos="1980"/>
+                <w:tab w:val="left" w:pos="2430"/>
+                <w:tab w:val="left" w:pos="2880"/>
+              </w:tabs>
+              <w:spacing w:line="270" w:lineRule="atLeast"/>
+              <w:ind w:left="720"/>
+              <w:jc w:val="both"/>
+            </w:pPr>
+            <w:r>
+              <w:tab/>
+            </w:r>
+            <w:proofErr w:type="spellStart"/>
+            <w:r>
+              <w:t>beq</w:t>
+            </w:r>
+            <w:proofErr w:type="spellEnd"/>
+            <w:r>
+              <w:tab/>
+            </w:r>
+            <w:r>
+              <w:t>s0,</w:t>
+            </w:r>
+            <w:r>
+              <w:tab/>
+            </w:r>
+            <w:r>
+              <w:t>s1,</w:t>
+            </w:r>
+            <w:r>
+              <w:tab/>
+            </w:r>
+            <w:r>
+              <w:t>Fin</w:t>
+            </w:r>
+            <w:r>
+              <w:tab/>
+            </w:r>
+            <w:r>
+              <w:t xml:space="preserve">          // if s0 and s1 are equal, jump to the label Fin</w:t>
+            </w:r>
+          </w:p>
+          <w:p>
+            <w:pPr>
+              <w:shd w:val="clear" w:color="auto" w:fill="FFFFFF"/>
+              <w:tabs>
+                <w:tab w:val="left" w:pos="1350"/>
+                <w:tab w:val="left" w:pos="1980"/>
+                <w:tab w:val="left" w:pos="2430"/>
+                <w:tab w:val="left" w:pos="2880"/>
+              </w:tabs>
+              <w:spacing w:line="270" w:lineRule="atLeast"/>
+              <w:ind w:left="720"/>
+              <w:jc w:val="both"/>
+            </w:pPr>
+            <w:r>
+              <w:t>True:</w:t>
+            </w:r>
+            <w:r>
+              <w:tab/>
+            </w:r>
+          </w:p>
+          <w:p>
+            <w:pPr>
+              <w:shd w:val="clear" w:color="auto" w:fill="FFFFFF"/>
+              <w:tabs>
+                <w:tab w:val="left" w:pos="1350"/>
+                <w:tab w:val="left" w:pos="1980"/>
+                <w:tab w:val="left" w:pos="2430"/>
+                <w:tab w:val="left" w:pos="2880"/>
+              </w:tabs>
+              <w:spacing w:line="270" w:lineRule="atLeast"/>
+              <w:ind w:left="720"/>
+              <w:jc w:val="both"/>
+            </w:pPr>
+            <w:r>
+              <w:tab/>
+            </w:r>
+            <w:r>
+              <w:t>add</w:t>
+            </w:r>
+            <w:r>
+              <w:tab/>
+            </w:r>
+            <w:r>
+              <w:t>s2,</w:t>
+            </w:r>
+            <w:r>
+              <w:tab/>
+            </w:r>
+            <w:r>
+              <w:t>s1,</w:t>
+            </w:r>
+            <w:r>
+              <w:tab/>
+            </w:r>
+            <w:proofErr w:type="gramStart"/>
+            <w:r>
+              <w:t>s0</w:t>
+            </w:r>
+            <w:r>
+              <w:tab/>
+            </w:r>
+            <w:r>
+              <w:t xml:space="preserve"> /</w:t>
+            </w:r>
+            <w:proofErr w:type="gramEnd"/>
+            <w:r>
+              <w:t xml:space="preserve">/ </w:t>
+            </w:r>
+            <w:r>
+              <w:t>if s1 is not equal to s0, add them and store in s2</w:t>
+            </w:r>
+          </w:p>
+          <w:p>
+            <w:pPr>
+              <w:shd w:val="clear" w:color="auto" w:fill="FFFFFF"/>
+              <w:tabs>
+                <w:tab w:val="left" w:pos="1350"/>
+                <w:tab w:val="left" w:pos="1980"/>
+                <w:tab w:val="left" w:pos="2430"/>
+                <w:tab w:val="left" w:pos="2880"/>
+              </w:tabs>
+              <w:spacing w:line="270" w:lineRule="atLeast"/>
+              <w:ind w:left="720"/>
+              <w:jc w:val="both"/>
+            </w:pPr>
+            <w:r>
+              <w:tab/>
+            </w:r>
+            <w:r>
+              <w:t>j</w:t>
+            </w:r>
+            <w:r>
+              <w:tab/>
+            </w:r>
+            <w:r>
+              <w:t>end</w:t>
+            </w:r>
+            <w:r>
+              <w:t xml:space="preserve">               // jump to end</w:t>
+            </w:r>
+          </w:p>
+          <w:p>
+            <w:pPr>
+              <w:shd w:val="clear" w:color="auto" w:fill="FFFFFF"/>
+              <w:tabs>
+                <w:tab w:val="left" w:pos="1350"/>
+                <w:tab w:val="left" w:pos="1980"/>
+                <w:tab w:val="left" w:pos="2430"/>
+                <w:tab w:val="left" w:pos="2880"/>
+              </w:tabs>
+              <w:spacing w:line="270" w:lineRule="atLeast"/>
+              <w:ind w:left="720"/>
+              <w:jc w:val="both"/>
+            </w:pPr>
+            <w:r>
+              <w:t>Fin:</w:t>
+            </w:r>
+          </w:p>
+          <w:p>
+            <w:pPr>
+              <w:shd w:val="clear" w:color="auto" w:fill="FFFFFF"/>
+              <w:tabs>
+                <w:tab w:val="left" w:pos="1350"/>
+                <w:tab w:val="left" w:pos="1980"/>
+                <w:tab w:val="left" w:pos="2430"/>
+                <w:tab w:val="left" w:pos="2880"/>
+              </w:tabs>
+              <w:spacing w:line="270" w:lineRule="atLeast"/>
+              <w:ind w:left="720"/>
+              <w:jc w:val="both"/>
+            </w:pPr>
+            <w:r>
+              <w:tab/>
+            </w:r>
+            <w:r>
+              <w:t>sub</w:t>
+            </w:r>
+            <w:r>
+              <w:tab/>
+            </w:r>
+            <w:r>
+              <w:t>s2,</w:t>
+            </w:r>
+            <w:r>
+              <w:tab/>
+            </w:r>
+            <w:r>
+              <w:t>s1,</w:t>
+            </w:r>
+            <w:r>
+              <w:tab/>
+            </w:r>
+            <w:r>
+              <w:t>s0</w:t>
+            </w:r>
+            <w:r>
+              <w:tab/>
+            </w:r>
+            <w:r>
+              <w:t>// if s1 and s0 are equal, subtract s0 frm s1 and store in s2</w:t>
+            </w:r>
+          </w:p>
+          <w:p>
+            <w:pPr>
+              <w:shd w:val="clear" w:color="auto" w:fill="FFFFFF"/>
+              <w:tabs>
+                <w:tab w:val="left" w:pos="1350"/>
+                <w:tab w:val="left" w:pos="2160"/>
+                <w:tab w:val="left" w:pos="2880"/>
+                <w:tab w:val="left" w:pos="3600"/>
+              </w:tabs>
+              <w:spacing w:line="270" w:lineRule="atLeast"/>
+              <w:ind w:left="720"/>
+              <w:jc w:val="both"/>
+            </w:pPr>
+            <w:r>
+              <w:t>e</w:t>
+            </w:r>
+            <w:r>
+              <w:t>nd:</w:t>
+            </w:r>
+          </w:p>
+          <w:p>
+            <w:pPr>
+              <w:shd w:val="clear" w:color="auto" w:fill="FFFFFF"/>
+              <w:tabs>
+                <w:tab w:val="left" w:pos="1350"/>
+                <w:tab w:val="left" w:pos="2160"/>
+                <w:tab w:val="left" w:pos="2880"/>
+                <w:tab w:val="left" w:pos="3600"/>
+              </w:tabs>
+              <w:spacing w:line="270" w:lineRule="atLeast"/>
+              <w:ind w:left="720"/>
+              <w:jc w:val="both"/>
+            </w:pPr>
+          </w:p>
+          <w:tbl>
+            <w:tblPr>
+              <w:tblStyle w:val="TableGrid"/>
+              <w:tblW w:w="0" w:type="auto"/>
+              <w:tblInd w:w="360" w:type="dxa"/>
+              <w:tblLook w:val="04A0" w:firstRow="1" w:lastRow="0" w:firstColumn="1" w:lastColumn="0" w:noHBand="0" w:noVBand="1"/>
+            </w:tblPr>
+            <w:tblGrid>
+              <w:gridCol w:w="9151"/>
+            </w:tblGrid>
+            <w:tr>
+              <w:tc>
+                <w:tcPr>
+                  <w:tcW w:w="9350" w:type="dxa"/>
+                </w:tcPr>
+                <w:p>
+                  <w:pPr>
+                    <w:spacing w:line="270" w:lineRule="atLeast"/>
+                    <w:jc w:val="both"/>
+                    <w:rPr>
+                      <w:b/>
+                    </w:rPr>
+                  </w:pPr>
+                  <w:r>
+                    <w:rPr>
+                      <w:b/>
+                    </w:rPr>
+                    <w:t>Explanation:</w:t>
+                  </w:r>
+                </w:p>
+                <w:p>
+                  <w:pPr>
+                    <w:spacing w:line="270" w:lineRule="atLeast"/>
+                    <w:jc w:val="both"/>
+                  </w:pPr>
+                  <w:r>
+                    <w:t xml:space="preserve">COMMENTS ADDED ABOVE. </w:t>
+                  </w:r>
+                </w:p>
+                <w:p>
+                  <w:pPr>
+                    <w:spacing w:line="270" w:lineRule="atLeast"/>
+                    <w:jc w:val="both"/>
+                  </w:pPr>
+                  <w:r>
+                    <w:t xml:space="preserve">The program adds 4 to s0 and 6 to s1. Since they are not equal, </w:t>
+                  </w:r>
+                  <w:proofErr w:type="spellStart"/>
+                  <w:r>
+                    <w:t>beq</w:t>
+                  </w:r>
+                  <w:proofErr w:type="spellEnd"/>
+                  <w:r>
+                    <w:t xml:space="preserve"> does not branch to Fin, so s2 = s1 + s0 = 10. </w:t>
+                  </w:r>
+                  <w:r>
+                    <w:t xml:space="preserve">   </w:t>
+                  </w:r>
+                </w:p>
+                <w:p>
+                  <w:pPr>
+                    <w:spacing w:line="270" w:lineRule="atLeast"/>
+                    <w:jc w:val="both"/>
+                  </w:pPr>
+                </w:p>
+                <w:p>
+                  <w:pPr>
+                    <w:spacing w:line="270" w:lineRule="atLeast"/>
+                    <w:jc w:val="both"/>
+                  </w:pPr>
+                </w:p>
+                <w:p>
+                  <w:pPr>
+                    <w:spacing w:line="270" w:lineRule="atLeast"/>
+                    <w:jc w:val="both"/>
+                  </w:pPr>
+                </w:p>
+                <w:p>
+                  <w:pPr>
+                    <w:spacing w:line="270" w:lineRule="atLeast"/>
+                    <w:jc w:val="both"/>
+                  </w:pPr>
+                </w:p>
+                <w:p>
+                  <w:pPr>
+                    <w:spacing w:line="270" w:lineRule="atLeast"/>
+                    <w:jc w:val="both"/>
+                  </w:pPr>
+                </w:p>
+              </w:tc>
+            </w:tr>
+          </w:tbl>
+          <w:p>
+            <w:pPr>
+              <w:shd w:val="clear" w:color="auto" w:fill="FFFFFF"/>
+              <w:spacing w:line="270" w:lineRule="atLeast"/>
+              <w:ind w:left="360"/>
+              <w:jc w:val="both"/>
+              <w:rPr>
+                <w:b/>
+              </w:rPr>
+            </w:pPr>
+            <w:r>
+              <w:rPr>
+                <w:b/>
+              </w:rPr>
+              <w:t>Code 2:</w:t>
+            </w:r>
+          </w:p>
+          <w:p>
+            <w:pPr>
+              <w:shd w:val="clear" w:color="auto" w:fill="FFFFFF"/>
+              <w:tabs>
+                <w:tab w:val="left" w:pos="1350"/>
+                <w:tab w:val="left" w:pos="1980"/>
+                <w:tab w:val="left" w:pos="2430"/>
+                <w:tab w:val="left" w:pos="2880"/>
+              </w:tabs>
+              <w:spacing w:line="270" w:lineRule="atLeast"/>
+              <w:ind w:left="720"/>
+              <w:jc w:val="both"/>
+            </w:pPr>
+            <w:r>
+              <w:tab/>
+            </w:r>
+            <w:proofErr w:type="spellStart"/>
+            <w:r>
+              <w:t>addi</w:t>
+            </w:r>
+            <w:proofErr w:type="spellEnd"/>
+            <w:r>
+              <w:tab/>
+            </w:r>
+            <w:r>
+              <w:t>s0,</w:t>
+            </w:r>
+            <w:r>
+              <w:tab/>
+            </w:r>
+            <w:r>
+              <w:t>s0,</w:t>
+            </w:r>
+            <w:r>
+              <w:tab/>
+            </w:r>
+            <w:proofErr w:type="gramStart"/>
+            <w:r>
+              <w:t>4</w:t>
+            </w:r>
+            <w:r>
+              <w:tab/>
+            </w:r>
+            <w:r>
+              <w:tab/>
+            </w:r>
+            <w:r>
+              <w:t>/</w:t>
+            </w:r>
+            <w:proofErr w:type="gramEnd"/>
+            <w:r>
+              <w:t>/ adds 4 to the value already in s0</w:t>
+            </w:r>
+            <w:r>
+              <w:t xml:space="preserve">      </w:t>
+            </w:r>
+          </w:p>
+          <w:p>
+            <w:pPr>
+              <w:shd w:val="clear" w:color="auto" w:fill="FFFFFF"/>
+              <w:tabs>
+                <w:tab w:val="left" w:pos="1350"/>
+                <w:tab w:val="left" w:pos="1980"/>
+                <w:tab w:val="left" w:pos="2430"/>
+                <w:tab w:val="left" w:pos="2880"/>
+              </w:tabs>
+              <w:spacing w:line="270" w:lineRule="atLeast"/>
+              <w:ind w:left="720"/>
+              <w:jc w:val="both"/>
+            </w:pPr>
+            <w:r>
+              <w:tab/>
+            </w:r>
+            <w:proofErr w:type="spellStart"/>
+            <w:r>
+              <w:t>addi</w:t>
+            </w:r>
+            <w:proofErr w:type="spellEnd"/>
+            <w:r>
+              <w:tab/>
+            </w:r>
+            <w:r>
+              <w:t>s1,</w:t>
+            </w:r>
+            <w:r>
+              <w:tab/>
+            </w:r>
+            <w:r>
+              <w:t>s1,</w:t>
+            </w:r>
+            <w:r>
+              <w:tab/>
+            </w:r>
+            <w:r>
+              <w:t xml:space="preserve">4   </w:t>
+            </w:r>
+            <w:r>
+              <w:tab/>
+              <w:t xml:space="preserve">     </w:t>
+            </w:r>
+            <w:r>
+              <w:t>// adds 4 to the value stored in s1</w:t>
+            </w:r>
+          </w:p>
+          <w:p>
+            <w:pPr>
+              <w:shd w:val="clear" w:color="auto" w:fill="FFFFFF"/>
+              <w:tabs>
+                <w:tab w:val="left" w:pos="1350"/>
+                <w:tab w:val="left" w:pos="1980"/>
+                <w:tab w:val="left" w:pos="2430"/>
+                <w:tab w:val="left" w:pos="2880"/>
+              </w:tabs>
+              <w:spacing w:line="270" w:lineRule="atLeast"/>
+              <w:ind w:left="720"/>
+              <w:jc w:val="both"/>
+            </w:pPr>
+            <w:r>
+              <w:tab/>
+            </w:r>
+            <w:proofErr w:type="spellStart"/>
+            <w:r>
+              <w:t>beq</w:t>
+            </w:r>
+            <w:proofErr w:type="spellEnd"/>
+            <w:r>
+              <w:tab/>
+            </w:r>
+            <w:r>
+              <w:t>s0,</w:t>
+            </w:r>
+            <w:r>
+              <w:tab/>
+            </w:r>
+            <w:r>
+              <w:t>s1,</w:t>
+            </w:r>
+            <w:r>
+              <w:tab/>
+            </w:r>
+            <w:r>
+              <w:t>Fin</w:t>
+            </w:r>
+            <w:r>
+              <w:tab/>
+            </w:r>
+            <w:r>
+              <w:t xml:space="preserve">      // if they are equal, it branches to Fin</w:t>
+            </w:r>
+          </w:p>
+          <w:p>
+            <w:pPr>
+              <w:shd w:val="clear" w:color="auto" w:fill="FFFFFF"/>
+              <w:tabs>
+                <w:tab w:val="left" w:pos="1350"/>
+                <w:tab w:val="left" w:pos="1980"/>
+                <w:tab w:val="left" w:pos="2430"/>
+                <w:tab w:val="left" w:pos="2880"/>
+              </w:tabs>
+              <w:spacing w:line="270" w:lineRule="atLeast"/>
+              <w:ind w:left="720"/>
+              <w:jc w:val="both"/>
+            </w:pPr>
+            <w:r>
+              <w:t>True:</w:t>
+            </w:r>
+          </w:p>
+          <w:p>
+            <w:pPr>
+              <w:shd w:val="clear" w:color="auto" w:fill="FFFFFF"/>
+              <w:tabs>
+                <w:tab w:val="left" w:pos="1350"/>
+                <w:tab w:val="left" w:pos="1980"/>
+                <w:tab w:val="left" w:pos="2430"/>
+                <w:tab w:val="left" w:pos="2880"/>
+              </w:tabs>
+              <w:spacing w:line="270" w:lineRule="atLeast"/>
+              <w:ind w:left="720"/>
+              <w:jc w:val="both"/>
+            </w:pPr>
+            <w:r>
+              <w:tab/>
+            </w:r>
+            <w:r>
+              <w:t>add</w:t>
+            </w:r>
+            <w:r>
+              <w:tab/>
+            </w:r>
+            <w:r>
+              <w:t>s2,</w:t>
+            </w:r>
+            <w:r>
+              <w:tab/>
+            </w:r>
+            <w:r>
+              <w:t>s1,</w:t>
+            </w:r>
+            <w:r>
+              <w:tab/>
+            </w:r>
+            <w:proofErr w:type="gramStart"/>
+            <w:r>
+              <w:t>s0</w:t>
+            </w:r>
+            <w:r>
+              <w:tab/>
+            </w:r>
+            <w:r>
+              <w:t xml:space="preserve"> /</w:t>
+            </w:r>
+            <w:proofErr w:type="gramEnd"/>
+            <w:r>
+              <w:t xml:space="preserve">/ </w:t>
+            </w:r>
+            <w:r>
+              <w:t>if they aren’t equal, it adds them and stored in s2</w:t>
+            </w:r>
+          </w:p>
+          <w:p>
+            <w:pPr>
+              <w:shd w:val="clear" w:color="auto" w:fill="FFFFFF"/>
+              <w:tabs>
+                <w:tab w:val="left" w:pos="1350"/>
+                <w:tab w:val="left" w:pos="1980"/>
+                <w:tab w:val="left" w:pos="2430"/>
+                <w:tab w:val="left" w:pos="2880"/>
+              </w:tabs>
+              <w:spacing w:line="270" w:lineRule="atLeast"/>
+              <w:ind w:left="720"/>
+              <w:jc w:val="both"/>
+            </w:pPr>
+            <w:r>
+              <w:tab/>
+            </w:r>
+            <w:r>
+              <w:t>j</w:t>
+            </w:r>
+            <w:r>
+              <w:tab/>
+            </w:r>
+            <w:r>
+              <w:t>end</w:t>
+            </w:r>
+            <w:r>
+              <w:t xml:space="preserve">              // jump to end</w:t>
+            </w:r>
+          </w:p>
+          <w:p>
+            <w:pPr>
+              <w:shd w:val="clear" w:color="auto" w:fill="FFFFFF"/>
+              <w:tabs>
+                <w:tab w:val="left" w:pos="1350"/>
+                <w:tab w:val="left" w:pos="1980"/>
+                <w:tab w:val="left" w:pos="2430"/>
+                <w:tab w:val="left" w:pos="2880"/>
+              </w:tabs>
+              <w:spacing w:line="270" w:lineRule="atLeast"/>
+              <w:ind w:left="720"/>
+              <w:jc w:val="both"/>
+            </w:pPr>
+            <w:r>
+              <w:t>Fin:</w:t>
+            </w:r>
+          </w:p>
+          <w:p>
+            <w:pPr>
+              <w:shd w:val="clear" w:color="auto" w:fill="FFFFFF"/>
+              <w:tabs>
+                <w:tab w:val="left" w:pos="1350"/>
+                <w:tab w:val="left" w:pos="1980"/>
+                <w:tab w:val="left" w:pos="2430"/>
+                <w:tab w:val="left" w:pos="2880"/>
+              </w:tabs>
+              <w:spacing w:line="270" w:lineRule="atLeast"/>
+              <w:ind w:left="720"/>
+              <w:jc w:val="both"/>
+            </w:pPr>
+            <w:r>
+              <w:tab/>
+            </w:r>
+            <w:r>
+              <w:t>sub</w:t>
+            </w:r>
+            <w:r>
+              <w:tab/>
+            </w:r>
+            <w:r>
+              <w:t>s2,</w:t>
+            </w:r>
+            <w:r>
+              <w:tab/>
+            </w:r>
+            <w:r>
+              <w:t>s1,</w:t>
+            </w:r>
+            <w:r>
+              <w:tab/>
+            </w:r>
+            <w:r>
+              <w:t>s0</w:t>
+            </w:r>
+            <w:r>
+              <w:tab/>
+            </w:r>
+            <w:r>
+              <w:t>// if they are equal, subtract s0 from s1 and store in s2</w:t>
+            </w:r>
+          </w:p>
+          <w:p>
+            <w:pPr>
+              <w:shd w:val="clear" w:color="auto" w:fill="FFFFFF"/>
+              <w:tabs>
+                <w:tab w:val="left" w:pos="1350"/>
+                <w:tab w:val="left" w:pos="1980"/>
+                <w:tab w:val="left" w:pos="2430"/>
+                <w:tab w:val="left" w:pos="2880"/>
+              </w:tabs>
+              <w:spacing w:line="270" w:lineRule="atLeast"/>
+              <w:ind w:left="720"/>
+              <w:jc w:val="both"/>
+            </w:pPr>
+            <w:r>
+              <w:t>E</w:t>
+            </w:r>
+            <w:r>
+              <w:t>nd:</w:t>
+            </w:r>
+          </w:p>
+          <w:p>
+            <w:pPr>
+              <w:shd w:val="clear" w:color="auto" w:fill="FFFFFF"/>
+              <w:tabs>
+                <w:tab w:val="left" w:pos="1350"/>
+                <w:tab w:val="left" w:pos="1980"/>
+                <w:tab w:val="left" w:pos="2430"/>
+                <w:tab w:val="left" w:pos="2880"/>
+              </w:tabs>
+              <w:spacing w:line="270" w:lineRule="atLeast"/>
+              <w:ind w:left="720"/>
+              <w:jc w:val="both"/>
+            </w:pPr>
+          </w:p>
+          <w:tbl>
+            <w:tblPr>
+              <w:tblStyle w:val="TableGrid"/>
+              <w:tblW w:w="0" w:type="auto"/>
+              <w:tblInd w:w="360" w:type="dxa"/>
+              <w:tblLook w:val="04A0" w:firstRow="1" w:lastRow="0" w:firstColumn="1" w:lastColumn="0" w:noHBand="0" w:noVBand="1"/>
+            </w:tblPr>
+            <w:tblGrid>
+              <w:gridCol w:w="9151"/>
+            </w:tblGrid>
+            <w:tr>
+              <w:tc>
+                <w:tcPr>
+                  <w:tcW w:w="9350" w:type="dxa"/>
+                </w:tcPr>
+                <w:p>
+                  <w:pPr>
+                    <w:rPr>
+                      <w:b/>
+                    </w:rPr>
+                  </w:pPr>
+                  <w:r>
+                    <w:rPr>
+                      <w:b/>
+                    </w:rPr>
+                    <w:t>Explanation:</w:t>
+                  </w:r>
+                </w:p>
+                <w:p>
+                  <w:pPr>
+                    <w:rPr>
+                      <w:bCs/>
+                    </w:rPr>
+                  </w:pPr>
+                  <w:r>
+                    <w:rPr>
+                      <w:bCs/>
+                    </w:rPr>
+                    <w:t xml:space="preserve">COMMENTS ADDED ABOVE. </w:t>
+                  </w:r>
+                </w:p>
+                <w:p>
+                  <w:pPr>
+                    <w:rPr>
+                      <w:bCs/>
+                    </w:rPr>
+                  </w:pPr>
+                  <w:r>
+                    <w:rPr>
+                      <w:bCs/>
+                    </w:rPr>
+                    <w:t xml:space="preserve">The program adds 4 to s0 and 4 to s1. </w:t>
+                  </w:r>
+                  <w:r>
+                    <w:rPr>
+                      <w:bCs/>
+                    </w:rPr>
+                    <w:t xml:space="preserve">Since they are equal, it branches to Fin and s2 = s1 – s0 = 0. </w:t>
+                  </w:r>
+                </w:p>
+                <w:p>
+                  <w:pPr>
+                    <w:rPr>
+                      <w:b/>
+                    </w:rPr>
+                  </w:pPr>
+                </w:p>
+                <w:p>
+                  <w:pPr>
+                    <w:rPr>
+                      <w:b/>
+                    </w:rPr>
+                  </w:pPr>
+                </w:p>
+                <w:p>
+                  <w:pPr>
+                    <w:rPr>
+                      <w:b/>
+                    </w:rPr>
+                  </w:pPr>
+                </w:p>
+                <w:p>
+                  <w:pPr>
+                    <w:rPr>
+                      <w:b/>
+                    </w:rPr>
+                  </w:pPr>
+                </w:p>
+                <w:p>
+                  <w:pPr>
+                    <w:rPr>
+                      <w:b/>
+                    </w:rPr>
+                  </w:pPr>
+                </w:p>
+                <w:p>
+                  <w:pPr>
+                    <w:rPr>
+                      <w:b/>
+                    </w:rPr>
+                  </w:pPr>
+                </w:p>
+                <w:p>
+                  <w:pPr>
+                    <w:rPr>
+                      <w:b/>
+                    </w:rPr>
+                  </w:pPr>
+                </w:p>
+              </w:tc>
+            </w:tr>
+          </w:tbl>
           <w:p>
             <w:pPr>
               <w:pStyle w:val="ListParagraph"/>
               <w:spacing w:before="120" w:beforeAutospacing="0" w:after="120" w:afterAutospacing="0"/>
-              <w:rPr>
-                <w:rFonts w:asciiTheme="minorHAnsi" w:hAnsiTheme="minorHAnsi" w:cstheme="minorHAnsi"/>
-                <w:sz w:val="22"/>
-                <w:szCs w:val="22"/>
-              </w:rPr>
-            </w:pPr>
-          </w:p>
-          <w:p>
-            <w:pPr>
-              <w:pStyle w:val="ListParagraph"/>
-              <w:spacing w:before="120" w:beforeAutospacing="0" w:after="120" w:afterAutospacing="0"/>
-              <w:rPr>
-                <w:rFonts w:asciiTheme="minorHAnsi" w:hAnsiTheme="minorHAnsi" w:cstheme="minorHAnsi"/>
-                <w:sz w:val="22"/>
-                <w:szCs w:val="22"/>
-              </w:rPr>
-            </w:pPr>
-          </w:p>
-        </w:tc>
-      </w:tr>
-      <w:tr>
-        <w:tc>
-          <w:tcPr>
-            <w:tcW w:w="9737" w:type="dxa"/>
-          </w:tcPr>
-          <w:p>
-            <w:pPr>
-              <w:pStyle w:val="ListParagraph"/>
-              <w:spacing w:before="120" w:beforeAutospacing="0" w:after="120" w:afterAutospacing="0"/>
-              <w:rPr>
-                <w:rFonts w:asciiTheme="minorHAnsi" w:hAnsiTheme="minorHAnsi" w:cstheme="minorHAnsi"/>
-                <w:b/>
-                <w:bCs/>
-                <w:sz w:val="26"/>
-                <w:szCs w:val="26"/>
-              </w:rPr>
-            </w:pPr>
-            <w:r>
-              <w:rPr>
-                <w:rFonts w:asciiTheme="minorHAnsi" w:hAnsiTheme="minorHAnsi" w:cstheme="minorHAnsi"/>
-                <w:b/>
-                <w:bCs/>
-                <w:sz w:val="26"/>
-                <w:szCs w:val="26"/>
-              </w:rPr>
-              <w:t xml:space="preserve">Code: </w:t>
-            </w:r>
-          </w:p>
-        </w:tc>
-      </w:tr>
-      <w:tr>
-        <w:tc>
-          <w:tcPr>
-            <w:tcW w:w="9737" w:type="dxa"/>
-          </w:tcPr>
-          <w:p>
-            <w:pPr>
-              <w:pStyle w:val="ListParagraph"/>
-              <w:rPr>
-                <w:rFonts w:ascii="Segoe UI Symbol" w:hAnsi="Segoe UI Symbol" w:cs="Segoe UI Symbol"/>
-                <w:color w:val="474747"/>
-                <w:shd w:val="clear" w:color="auto" w:fill="FFFFFF"/>
-              </w:rPr>
-            </w:pPr>
-            <w:r>
-              <w:rPr>
-                <w:rFonts w:asciiTheme="minorHAnsi" w:hAnsiTheme="minorHAnsi" w:cstheme="minorHAnsi"/>
-                <w:sz w:val="22"/>
-                <w:szCs w:val="22"/>
-              </w:rPr>
-              <w:t xml:space="preserve">// Paste source code here </w:t>
-            </w:r>
-            <w:r>
-              <w:rPr>
-                <w:rFonts w:ascii="Segoe UI Symbol" w:hAnsi="Segoe UI Symbol" w:cs="Segoe UI Symbol"/>
-                <w:color w:val="474747"/>
-                <w:shd w:val="clear" w:color="auto" w:fill="FFFFFF"/>
-              </w:rPr>
-              <w:t>👇</w:t>
-            </w:r>
-          </w:p>
-          <w:p>
-            <w:pPr>
-              <w:pStyle w:val="ListParagraph"/>
-              <w:spacing w:before="0" w:beforeAutospacing="0" w:after="0" w:afterAutospacing="0"/>
-              <w:rPr>
-                <w:rFonts w:asciiTheme="minorHAnsi" w:hAnsiTheme="minorHAnsi" w:cstheme="minorHAnsi"/>
-                <w:sz w:val="22"/>
-                <w:szCs w:val="22"/>
-              </w:rPr>
-            </w:pPr>
-          </w:p>
-          <w:p>
-            <w:pPr>
-              <w:pStyle w:val="ListParagraph"/>
-              <w:spacing w:before="0" w:beforeAutospacing="0" w:after="0" w:afterAutospacing="0"/>
-              <w:rPr>
-                <w:rFonts w:asciiTheme="minorHAnsi" w:hAnsiTheme="minorHAnsi" w:cstheme="minorHAnsi"/>
-                <w:sz w:val="22"/>
-                <w:szCs w:val="22"/>
-              </w:rPr>
-            </w:pPr>
-          </w:p>
-          <w:p>
-            <w:pPr>
-              <w:pStyle w:val="ListParagraph"/>
-              <w:spacing w:before="0" w:beforeAutospacing="0" w:after="0" w:afterAutospacing="0"/>
-              <w:rPr>
-                <w:rFonts w:asciiTheme="minorHAnsi" w:hAnsiTheme="minorHAnsi" w:cstheme="minorHAnsi"/>
-                <w:sz w:val="22"/>
-                <w:szCs w:val="22"/>
-              </w:rPr>
-            </w:pPr>
-          </w:p>
-          <w:p>
-            <w:pPr>
-              <w:pStyle w:val="ListParagraph"/>
-              <w:spacing w:before="0" w:beforeAutospacing="0" w:after="240" w:afterAutospacing="0"/>
-              <w:rPr>
-                <w:rFonts w:asciiTheme="minorHAnsi" w:hAnsiTheme="minorHAnsi" w:cstheme="minorHAnsi"/>
-                <w:sz w:val="22"/>
-                <w:szCs w:val="22"/>
-              </w:rPr>
-            </w:pPr>
-          </w:p>
-        </w:tc>
-      </w:tr>
-      <w:tr>
-        <w:tc>
-          <w:tcPr>
-            <w:tcW w:w="9737" w:type="dxa"/>
-          </w:tcPr>
-          <w:p>
-            <w:pPr>
-              <w:pStyle w:val="ListParagraph"/>
-              <w:spacing w:before="120" w:beforeAutospacing="0" w:after="120" w:afterAutospacing="0"/>
-              <w:rPr>
-                <w:rFonts w:asciiTheme="minorHAnsi" w:hAnsiTheme="minorHAnsi" w:cstheme="minorHAnsi"/>
-                <w:b/>
-                <w:bCs/>
-                <w:sz w:val="26"/>
-                <w:szCs w:val="26"/>
-              </w:rPr>
-            </w:pPr>
-            <w:r>
-              <w:rPr>
-                <w:rFonts w:asciiTheme="minorHAnsi" w:hAnsiTheme="minorHAnsi" w:cstheme="minorHAnsi"/>
-                <w:b/>
-                <w:bCs/>
-                <w:sz w:val="26"/>
-                <w:szCs w:val="26"/>
-              </w:rPr>
-              <w:t>Output:</w:t>
-            </w:r>
-          </w:p>
-        </w:tc>
-      </w:tr>
-      <w:tr>
-        <w:tc>
-          <w:tcPr>
-            <w:tcW w:w="9737" w:type="dxa"/>
-          </w:tcPr>
-          <w:p>
-            <w:pPr>
-              <w:pStyle w:val="ListParagraph"/>
-              <w:rPr>
-                <w:rFonts w:asciiTheme="minorHAnsi" w:hAnsiTheme="minorHAnsi" w:cstheme="minorHAnsi"/>
-                <w:sz w:val="22"/>
-                <w:szCs w:val="22"/>
-              </w:rPr>
-            </w:pPr>
-            <w:r>
-              <w:rPr>
-                <w:rFonts w:asciiTheme="minorHAnsi" w:hAnsiTheme="minorHAnsi" w:cstheme="minorHAnsi"/>
-                <w:sz w:val="22"/>
-                <w:szCs w:val="22"/>
-              </w:rPr>
-              <w:t xml:space="preserve">// Import output here </w:t>
-            </w:r>
-            <w:r>
-              <w:rPr>
-                <w:rFonts w:ascii="Segoe UI Symbol" w:hAnsi="Segoe UI Symbol" w:cs="Segoe UI Symbol"/>
-                <w:color w:val="474747"/>
-                <w:shd w:val="clear" w:color="auto" w:fill="FFFFFF"/>
-              </w:rPr>
-              <w:t>👇</w:t>
-            </w:r>
-          </w:p>
-          <w:p>
-            <w:pPr>
-              <w:pStyle w:val="ListParagraph"/>
-              <w:spacing w:before="0" w:beforeAutospacing="0" w:after="0" w:afterAutospacing="0"/>
-              <w:rPr>
-                <w:rFonts w:asciiTheme="minorHAnsi" w:hAnsiTheme="minorHAnsi" w:cstheme="minorHAnsi"/>
-                <w:sz w:val="22"/>
-                <w:szCs w:val="22"/>
-              </w:rPr>
-            </w:pPr>
-          </w:p>
-          <w:p>
-            <w:pPr>
-              <w:pStyle w:val="ListParagraph"/>
-              <w:spacing w:before="0" w:beforeAutospacing="0" w:after="0" w:afterAutospacing="0"/>
-              <w:rPr>
-                <w:rFonts w:asciiTheme="minorHAnsi" w:hAnsiTheme="minorHAnsi" w:cstheme="minorHAnsi"/>
-                <w:sz w:val="22"/>
-                <w:szCs w:val="22"/>
-              </w:rPr>
-            </w:pPr>
-          </w:p>
-          <w:p>
-            <w:pPr>
-              <w:pStyle w:val="ListParagraph"/>
-              <w:spacing w:before="0" w:beforeAutospacing="0" w:after="0" w:afterAutospacing="0"/>
-              <w:rPr>
-                <w:rFonts w:asciiTheme="minorHAnsi" w:hAnsiTheme="minorHAnsi" w:cstheme="minorHAnsi"/>
-                <w:sz w:val="22"/>
-                <w:szCs w:val="22"/>
-              </w:rPr>
-            </w:pPr>
-          </w:p>
-          <w:p>
-            <w:pPr>
-              <w:pStyle w:val="ListParagraph"/>
-              <w:spacing w:before="0" w:beforeAutospacing="0" w:after="0" w:afterAutospacing="0"/>
-              <w:rPr>
-                <w:rFonts w:asciiTheme="minorHAnsi" w:hAnsiTheme="minorHAnsi" w:cstheme="minorHAnsi"/>
-                <w:sz w:val="22"/>
-                <w:szCs w:val="22"/>
-              </w:rPr>
-            </w:pPr>
-          </w:p>
-          <w:p>
-            <w:pPr>
-              <w:pStyle w:val="ListParagraph"/>
-              <w:spacing w:before="0" w:beforeAutospacing="0" w:after="240" w:afterAutospacing="0"/>
               <w:rPr>
                 <w:rFonts w:asciiTheme="minorHAnsi" w:hAnsiTheme="minorHAnsi" w:cstheme="minorHAnsi"/>
                 <w:sz w:val="22"/>
@@ -2698,96 +3932,6 @@
     </w:tbl>
     <w:p>
       <w:pPr>
-        <w:pStyle w:val="ListParagraph"/>
-        <w:rPr>
-          <w:rFonts w:asciiTheme="minorHAnsi" w:hAnsiTheme="minorHAnsi" w:cstheme="minorHAnsi"/>
-          <w:sz w:val="22"/>
-          <w:szCs w:val="22"/>
-        </w:rPr>
-      </w:pPr>
-    </w:p>
-    <w:p>
-      <w:pPr>
-        <w:pStyle w:val="ListParagraph"/>
-        <w:rPr>
-          <w:rFonts w:asciiTheme="minorHAnsi" w:hAnsiTheme="minorHAnsi" w:cstheme="minorHAnsi"/>
-          <w:sz w:val="22"/>
-          <w:szCs w:val="22"/>
-        </w:rPr>
-      </w:pPr>
-    </w:p>
-    <w:p>
-      <w:pPr>
-        <w:pStyle w:val="ListParagraph"/>
-        <w:rPr>
-          <w:rFonts w:asciiTheme="minorHAnsi" w:hAnsiTheme="minorHAnsi" w:cstheme="minorHAnsi"/>
-          <w:sz w:val="22"/>
-          <w:szCs w:val="22"/>
-        </w:rPr>
-      </w:pPr>
-    </w:p>
-    <w:p>
-      <w:pPr>
-        <w:pStyle w:val="ListParagraph"/>
-        <w:rPr>
-          <w:rFonts w:asciiTheme="minorHAnsi" w:hAnsiTheme="minorHAnsi" w:cstheme="minorHAnsi"/>
-          <w:sz w:val="22"/>
-          <w:szCs w:val="22"/>
-        </w:rPr>
-      </w:pPr>
-    </w:p>
-    <w:p>
-      <w:pPr>
-        <w:pStyle w:val="ListParagraph"/>
-        <w:rPr>
-          <w:rFonts w:asciiTheme="minorHAnsi" w:hAnsiTheme="minorHAnsi" w:cstheme="minorHAnsi"/>
-          <w:sz w:val="22"/>
-          <w:szCs w:val="22"/>
-        </w:rPr>
-      </w:pPr>
-    </w:p>
-    <w:p>
-      <w:pPr>
-        <w:pStyle w:val="ListParagraph"/>
-        <w:rPr>
-          <w:rFonts w:asciiTheme="minorHAnsi" w:hAnsiTheme="minorHAnsi" w:cstheme="minorHAnsi"/>
-          <w:sz w:val="22"/>
-          <w:szCs w:val="22"/>
-        </w:rPr>
-      </w:pPr>
-    </w:p>
-    <w:p>
-      <w:pPr>
-        <w:pStyle w:val="ListParagraph"/>
-        <w:rPr>
-          <w:rFonts w:asciiTheme="minorHAnsi" w:hAnsiTheme="minorHAnsi" w:cstheme="minorHAnsi"/>
-          <w:sz w:val="22"/>
-          <w:szCs w:val="22"/>
-        </w:rPr>
-      </w:pPr>
-    </w:p>
-    <w:p>
-      <w:pPr>
-        <w:pStyle w:val="ListParagraph"/>
-        <w:rPr>
-          <w:rFonts w:asciiTheme="minorHAnsi" w:hAnsiTheme="minorHAnsi" w:cstheme="minorHAnsi"/>
-          <w:sz w:val="22"/>
-          <w:szCs w:val="22"/>
-        </w:rPr>
-      </w:pPr>
-    </w:p>
-    <w:p>
-      <w:pPr>
-        <w:pStyle w:val="ListParagraph"/>
-        <w:rPr>
-          <w:rFonts w:asciiTheme="minorHAnsi" w:hAnsiTheme="minorHAnsi" w:cstheme="minorHAnsi"/>
-          <w:sz w:val="22"/>
-          <w:szCs w:val="22"/>
-        </w:rPr>
-      </w:pPr>
-    </w:p>
-    <w:p>
-      <w:pPr>
         <w:rPr>
           <w:b/>
           <w:sz w:val="28"/>
@@ -2803,25 +3947,7 @@
           <w:lang w:val="en-GB"/>
         </w:rPr>
         <w:lastRenderedPageBreak/>
-        <w:t xml:space="preserve">Task </w:t>
-      </w:r>
-      <w:r>
-        <w:rPr>
-          <w:b/>
-          <w:sz w:val="28"/>
-          <w:szCs w:val="28"/>
-          <w:lang w:val="en-GB"/>
-        </w:rPr>
-        <w:t>4</w:t>
-      </w:r>
-      <w:r>
-        <w:rPr>
-          <w:b/>
-          <w:sz w:val="28"/>
-          <w:szCs w:val="28"/>
-          <w:lang w:val="en-GB"/>
-        </w:rPr>
-        <w:t>:</w:t>
+        <w:t>Task 4:</w:t>
       </w:r>
     </w:p>
     <w:p>
@@ -2906,39 +4032,41 @@
                 <w:sz w:val="22"/>
                 <w:szCs w:val="22"/>
               </w:rPr>
-              <w:t xml:space="preserve">// Write description of the task here </w:t>
-            </w:r>
-            <w:r>
-              <w:rPr>
-                <w:rFonts w:ascii="Segoe UI Symbol" w:hAnsi="Segoe UI Symbol" w:cs="Segoe UI Symbol"/>
-                <w:sz w:val="22"/>
-                <w:szCs w:val="22"/>
-              </w:rPr>
-              <w:t>👇</w:t>
-            </w:r>
-            <w:r>
-              <w:rPr>
-                <w:rFonts w:asciiTheme="minorHAnsi" w:hAnsiTheme="minorHAnsi" w:cstheme="minorHAnsi"/>
-                <w:sz w:val="22"/>
-                <w:szCs w:val="22"/>
-              </w:rPr>
-              <w:t xml:space="preserve"> (max. five </w:t>
-            </w:r>
-            <w:r>
-              <w:rPr>
-                <w:rFonts w:asciiTheme="minorHAnsi" w:hAnsiTheme="minorHAnsi" w:cstheme="minorHAnsi"/>
-                <w:sz w:val="22"/>
-                <w:szCs w:val="22"/>
-              </w:rPr>
-              <w:t xml:space="preserve">to seven </w:t>
-            </w:r>
-            <w:r>
-              <w:rPr>
-                <w:rFonts w:asciiTheme="minorHAnsi" w:hAnsiTheme="minorHAnsi" w:cstheme="minorHAnsi"/>
-                <w:sz w:val="22"/>
-                <w:szCs w:val="22"/>
-              </w:rPr>
-              <w:t>lines)</w:t>
+              <w:t>We had to translate the simple conditional C code into RISC-V assembly code</w:t>
+            </w:r>
+            <w:r>
+              <w:rPr>
+                <w:rFonts w:asciiTheme="minorHAnsi" w:hAnsiTheme="minorHAnsi" w:cstheme="minorHAnsi"/>
+                <w:sz w:val="22"/>
+                <w:szCs w:val="22"/>
+              </w:rPr>
+              <w:t xml:space="preserve">, using conditional branch instructions and flags. </w:t>
+            </w:r>
+            <w:r>
+              <w:rPr>
+                <w:rFonts w:asciiTheme="minorHAnsi" w:hAnsiTheme="minorHAnsi" w:cstheme="minorHAnsi"/>
+                <w:sz w:val="22"/>
+                <w:szCs w:val="22"/>
+              </w:rPr>
+              <w:t xml:space="preserve">Since s0 and s1 </w:t>
+            </w:r>
+            <w:proofErr w:type="gramStart"/>
+            <w:r>
+              <w:rPr>
+                <w:rFonts w:asciiTheme="minorHAnsi" w:hAnsiTheme="minorHAnsi" w:cstheme="minorHAnsi"/>
+                <w:sz w:val="22"/>
+                <w:szCs w:val="22"/>
+              </w:rPr>
+              <w:t>( a</w:t>
+            </w:r>
+            <w:proofErr w:type="gramEnd"/>
+            <w:r>
+              <w:rPr>
+                <w:rFonts w:asciiTheme="minorHAnsi" w:hAnsiTheme="minorHAnsi" w:cstheme="minorHAnsi"/>
+                <w:sz w:val="22"/>
+                <w:szCs w:val="22"/>
+              </w:rPr>
+              <w:t xml:space="preserve"> and b) are not equal, c (s2) is the sum of s3 and s4 (c + d = 7). </w:t>
             </w:r>
           </w:p>
           <w:p>
@@ -3003,32 +4131,6 @@
           <w:p>
             <w:pPr>
               <w:pStyle w:val="ListParagraph"/>
-              <w:rPr>
-                <w:rFonts w:ascii="Segoe UI Symbol" w:hAnsi="Segoe UI Symbol" w:cs="Segoe UI Symbol"/>
-                <w:color w:val="474747"/>
-                <w:shd w:val="clear" w:color="auto" w:fill="FFFFFF"/>
-              </w:rPr>
-            </w:pPr>
-            <w:r>
-              <w:rPr>
-                <w:rFonts w:asciiTheme="minorHAnsi" w:hAnsiTheme="minorHAnsi" w:cstheme="minorHAnsi"/>
-                <w:sz w:val="22"/>
-                <w:szCs w:val="22"/>
-              </w:rPr>
-              <w:t xml:space="preserve">// Paste source code here </w:t>
-            </w:r>
-            <w:r>
-              <w:rPr>
-                <w:rFonts w:ascii="Segoe UI Symbol" w:hAnsi="Segoe UI Symbol" w:cs="Segoe UI Symbol"/>
-                <w:color w:val="474747"/>
-                <w:shd w:val="clear" w:color="auto" w:fill="FFFFFF"/>
-              </w:rPr>
-              <w:t>👇</w:t>
-            </w:r>
-          </w:p>
-          <w:p>
-            <w:pPr>
-              <w:pStyle w:val="ListParagraph"/>
               <w:spacing w:before="0" w:beforeAutospacing="0" w:after="0" w:afterAutospacing="0"/>
               <w:rPr>
                 <w:rFonts w:asciiTheme="minorHAnsi" w:hAnsiTheme="minorHAnsi" w:cstheme="minorHAnsi"/>
@@ -3036,6 +4138,279 @@
                 <w:szCs w:val="22"/>
               </w:rPr>
             </w:pPr>
+            <w:proofErr w:type="spellStart"/>
+            <w:r>
+              <w:rPr>
+                <w:rFonts w:asciiTheme="minorHAnsi" w:hAnsiTheme="minorHAnsi" w:cstheme="minorHAnsi"/>
+                <w:sz w:val="22"/>
+                <w:szCs w:val="22"/>
+              </w:rPr>
+              <w:t>addi</w:t>
+            </w:r>
+            <w:proofErr w:type="spellEnd"/>
+            <w:r>
+              <w:rPr>
+                <w:rFonts w:asciiTheme="minorHAnsi" w:hAnsiTheme="minorHAnsi" w:cstheme="minorHAnsi"/>
+                <w:sz w:val="22"/>
+                <w:szCs w:val="22"/>
+              </w:rPr>
+              <w:t xml:space="preserve"> s0, x0, 5</w:t>
+            </w:r>
+          </w:p>
+          <w:p>
+            <w:pPr>
+              <w:pStyle w:val="ListParagraph"/>
+              <w:spacing w:before="0" w:beforeAutospacing="0" w:after="0" w:afterAutospacing="0"/>
+              <w:rPr>
+                <w:rFonts w:asciiTheme="minorHAnsi" w:hAnsiTheme="minorHAnsi" w:cstheme="minorHAnsi"/>
+                <w:sz w:val="22"/>
+                <w:szCs w:val="22"/>
+              </w:rPr>
+            </w:pPr>
+            <w:proofErr w:type="spellStart"/>
+            <w:r>
+              <w:rPr>
+                <w:rFonts w:asciiTheme="minorHAnsi" w:hAnsiTheme="minorHAnsi" w:cstheme="minorHAnsi"/>
+                <w:sz w:val="22"/>
+                <w:szCs w:val="22"/>
+              </w:rPr>
+              <w:t>addi</w:t>
+            </w:r>
+            <w:proofErr w:type="spellEnd"/>
+            <w:r>
+              <w:rPr>
+                <w:rFonts w:asciiTheme="minorHAnsi" w:hAnsiTheme="minorHAnsi" w:cstheme="minorHAnsi"/>
+                <w:sz w:val="22"/>
+                <w:szCs w:val="22"/>
+              </w:rPr>
+              <w:t xml:space="preserve"> s1, x0, 10</w:t>
+            </w:r>
+          </w:p>
+          <w:p>
+            <w:pPr>
+              <w:pStyle w:val="ListParagraph"/>
+              <w:spacing w:before="0" w:beforeAutospacing="0" w:after="0" w:afterAutospacing="0"/>
+              <w:rPr>
+                <w:rFonts w:asciiTheme="minorHAnsi" w:hAnsiTheme="minorHAnsi" w:cstheme="minorHAnsi"/>
+                <w:sz w:val="22"/>
+                <w:szCs w:val="22"/>
+              </w:rPr>
+            </w:pPr>
+            <w:proofErr w:type="spellStart"/>
+            <w:r>
+              <w:rPr>
+                <w:rFonts w:asciiTheme="minorHAnsi" w:hAnsiTheme="minorHAnsi" w:cstheme="minorHAnsi"/>
+                <w:sz w:val="22"/>
+                <w:szCs w:val="22"/>
+              </w:rPr>
+              <w:t>addi</w:t>
+            </w:r>
+            <w:proofErr w:type="spellEnd"/>
+            <w:r>
+              <w:rPr>
+                <w:rFonts w:asciiTheme="minorHAnsi" w:hAnsiTheme="minorHAnsi" w:cstheme="minorHAnsi"/>
+                <w:sz w:val="22"/>
+                <w:szCs w:val="22"/>
+              </w:rPr>
+              <w:t xml:space="preserve"> s3, x0, 4</w:t>
+            </w:r>
+          </w:p>
+          <w:p>
+            <w:pPr>
+              <w:pStyle w:val="ListParagraph"/>
+              <w:spacing w:before="0" w:beforeAutospacing="0" w:after="0" w:afterAutospacing="0"/>
+              <w:rPr>
+                <w:rFonts w:asciiTheme="minorHAnsi" w:hAnsiTheme="minorHAnsi" w:cstheme="minorHAnsi"/>
+                <w:sz w:val="22"/>
+                <w:szCs w:val="22"/>
+              </w:rPr>
+            </w:pPr>
+            <w:proofErr w:type="spellStart"/>
+            <w:r>
+              <w:rPr>
+                <w:rFonts w:asciiTheme="minorHAnsi" w:hAnsiTheme="minorHAnsi" w:cstheme="minorHAnsi"/>
+                <w:sz w:val="22"/>
+                <w:szCs w:val="22"/>
+              </w:rPr>
+              <w:t>addi</w:t>
+            </w:r>
+            <w:proofErr w:type="spellEnd"/>
+            <w:r>
+              <w:rPr>
+                <w:rFonts w:asciiTheme="minorHAnsi" w:hAnsiTheme="minorHAnsi" w:cstheme="minorHAnsi"/>
+                <w:sz w:val="22"/>
+                <w:szCs w:val="22"/>
+              </w:rPr>
+              <w:t xml:space="preserve"> s4, x0, 3</w:t>
+            </w:r>
+          </w:p>
+          <w:p>
+            <w:pPr>
+              <w:pStyle w:val="ListParagraph"/>
+              <w:spacing w:before="0" w:beforeAutospacing="0" w:after="0" w:afterAutospacing="0"/>
+              <w:rPr>
+                <w:rFonts w:asciiTheme="minorHAnsi" w:hAnsiTheme="minorHAnsi" w:cstheme="minorHAnsi"/>
+                <w:sz w:val="22"/>
+                <w:szCs w:val="22"/>
+              </w:rPr>
+            </w:pPr>
+          </w:p>
+          <w:p>
+            <w:pPr>
+              <w:pStyle w:val="ListParagraph"/>
+              <w:spacing w:before="0" w:beforeAutospacing="0" w:after="0" w:afterAutospacing="0"/>
+              <w:rPr>
+                <w:rFonts w:asciiTheme="minorHAnsi" w:hAnsiTheme="minorHAnsi" w:cstheme="minorHAnsi"/>
+                <w:sz w:val="22"/>
+                <w:szCs w:val="22"/>
+              </w:rPr>
+            </w:pPr>
+            <w:proofErr w:type="spellStart"/>
+            <w:r>
+              <w:rPr>
+                <w:rFonts w:asciiTheme="minorHAnsi" w:hAnsiTheme="minorHAnsi" w:cstheme="minorHAnsi"/>
+                <w:sz w:val="22"/>
+                <w:szCs w:val="22"/>
+              </w:rPr>
+              <w:t>beq</w:t>
+            </w:r>
+            <w:proofErr w:type="spellEnd"/>
+            <w:r>
+              <w:rPr>
+                <w:rFonts w:asciiTheme="minorHAnsi" w:hAnsiTheme="minorHAnsi" w:cstheme="minorHAnsi"/>
+                <w:sz w:val="22"/>
+                <w:szCs w:val="22"/>
+              </w:rPr>
+              <w:t xml:space="preserve"> s0, s1, true</w:t>
+            </w:r>
+          </w:p>
+          <w:p>
+            <w:pPr>
+              <w:pStyle w:val="ListParagraph"/>
+              <w:spacing w:before="0" w:beforeAutospacing="0" w:after="0" w:afterAutospacing="0"/>
+              <w:rPr>
+                <w:rFonts w:asciiTheme="minorHAnsi" w:hAnsiTheme="minorHAnsi" w:cstheme="minorHAnsi"/>
+                <w:sz w:val="22"/>
+                <w:szCs w:val="22"/>
+              </w:rPr>
+            </w:pPr>
+          </w:p>
+          <w:p>
+            <w:pPr>
+              <w:pStyle w:val="ListParagraph"/>
+              <w:spacing w:before="0" w:beforeAutospacing="0" w:after="0" w:afterAutospacing="0"/>
+              <w:rPr>
+                <w:rFonts w:asciiTheme="minorHAnsi" w:hAnsiTheme="minorHAnsi" w:cstheme="minorHAnsi"/>
+                <w:sz w:val="22"/>
+                <w:szCs w:val="22"/>
+              </w:rPr>
+            </w:pPr>
+            <w:r>
+              <w:rPr>
+                <w:rFonts w:asciiTheme="minorHAnsi" w:hAnsiTheme="minorHAnsi" w:cstheme="minorHAnsi"/>
+                <w:sz w:val="22"/>
+                <w:szCs w:val="22"/>
+              </w:rPr>
+              <w:t>add s2, s3, s4</w:t>
+            </w:r>
+          </w:p>
+          <w:p>
+            <w:pPr>
+              <w:pStyle w:val="ListParagraph"/>
+              <w:spacing w:before="0" w:beforeAutospacing="0" w:after="0" w:afterAutospacing="0"/>
+              <w:rPr>
+                <w:rFonts w:asciiTheme="minorHAnsi" w:hAnsiTheme="minorHAnsi" w:cstheme="minorHAnsi"/>
+                <w:sz w:val="22"/>
+                <w:szCs w:val="22"/>
+              </w:rPr>
+            </w:pPr>
+            <w:r>
+              <w:rPr>
+                <w:rFonts w:asciiTheme="minorHAnsi" w:hAnsiTheme="minorHAnsi" w:cstheme="minorHAnsi"/>
+                <w:sz w:val="22"/>
+                <w:szCs w:val="22"/>
+              </w:rPr>
+              <w:t>j end</w:t>
+            </w:r>
+          </w:p>
+          <w:p>
+            <w:pPr>
+              <w:pStyle w:val="ListParagraph"/>
+              <w:spacing w:before="0" w:beforeAutospacing="0" w:after="0" w:afterAutospacing="0"/>
+              <w:rPr>
+                <w:rFonts w:asciiTheme="minorHAnsi" w:hAnsiTheme="minorHAnsi" w:cstheme="minorHAnsi"/>
+                <w:sz w:val="22"/>
+                <w:szCs w:val="22"/>
+              </w:rPr>
+            </w:pPr>
+          </w:p>
+          <w:p>
+            <w:pPr>
+              <w:pStyle w:val="ListParagraph"/>
+              <w:spacing w:before="0" w:beforeAutospacing="0" w:after="0" w:afterAutospacing="0"/>
+              <w:rPr>
+                <w:rFonts w:asciiTheme="minorHAnsi" w:hAnsiTheme="minorHAnsi" w:cstheme="minorHAnsi"/>
+                <w:sz w:val="22"/>
+                <w:szCs w:val="22"/>
+              </w:rPr>
+            </w:pPr>
+            <w:r>
+              <w:rPr>
+                <w:rFonts w:asciiTheme="minorHAnsi" w:hAnsiTheme="minorHAnsi" w:cstheme="minorHAnsi"/>
+                <w:sz w:val="22"/>
+                <w:szCs w:val="22"/>
+              </w:rPr>
+              <w:t>true:</w:t>
+            </w:r>
+          </w:p>
+          <w:p>
+            <w:pPr>
+              <w:pStyle w:val="ListParagraph"/>
+              <w:spacing w:before="0" w:beforeAutospacing="0" w:after="0" w:afterAutospacing="0"/>
+              <w:rPr>
+                <w:rFonts w:asciiTheme="minorHAnsi" w:hAnsiTheme="minorHAnsi" w:cstheme="minorHAnsi"/>
+                <w:sz w:val="22"/>
+                <w:szCs w:val="22"/>
+              </w:rPr>
+            </w:pPr>
+            <w:r>
+              <w:rPr>
+                <w:rFonts w:asciiTheme="minorHAnsi" w:hAnsiTheme="minorHAnsi" w:cstheme="minorHAnsi"/>
+                <w:sz w:val="22"/>
+                <w:szCs w:val="22"/>
+              </w:rPr>
+              <w:t>sub s2, s3, s4</w:t>
+            </w:r>
+          </w:p>
+          <w:p>
+            <w:pPr>
+              <w:pStyle w:val="ListParagraph"/>
+              <w:spacing w:before="0" w:beforeAutospacing="0" w:after="0" w:afterAutospacing="0"/>
+              <w:rPr>
+                <w:rFonts w:asciiTheme="minorHAnsi" w:hAnsiTheme="minorHAnsi" w:cstheme="minorHAnsi"/>
+                <w:sz w:val="22"/>
+                <w:szCs w:val="22"/>
+              </w:rPr>
+            </w:pPr>
+          </w:p>
+          <w:p>
+            <w:pPr>
+              <w:pStyle w:val="ListParagraph"/>
+              <w:spacing w:before="0" w:beforeAutospacing="0" w:after="0" w:afterAutospacing="0"/>
+              <w:rPr>
+                <w:rFonts w:asciiTheme="minorHAnsi" w:hAnsiTheme="minorHAnsi" w:cstheme="minorHAnsi"/>
+                <w:sz w:val="22"/>
+                <w:szCs w:val="22"/>
+              </w:rPr>
+            </w:pPr>
+            <w:r>
+              <w:rPr>
+                <w:rFonts w:asciiTheme="minorHAnsi" w:hAnsiTheme="minorHAnsi" w:cstheme="minorHAnsi"/>
+                <w:sz w:val="22"/>
+                <w:szCs w:val="22"/>
+              </w:rPr>
+              <w:t>end:</w:t>
+            </w:r>
           </w:p>
           <w:p>
             <w:pPr>
@@ -3122,15 +4497,41 @@
                 <w:sz w:val="22"/>
                 <w:szCs w:val="22"/>
               </w:rPr>
-              <w:t xml:space="preserve">// Import output here </w:t>
-            </w:r>
-            <w:r>
-              <w:rPr>
-                <w:rFonts w:ascii="Segoe UI Symbol" w:hAnsi="Segoe UI Symbol" w:cs="Segoe UI Symbol"/>
-                <w:color w:val="474747"/>
-                <w:shd w:val="clear" w:color="auto" w:fill="FFFFFF"/>
-              </w:rPr>
-              <w:t>👇</w:t>
+              <w:drawing>
+                <wp:inline distT="0" distB="0" distL="0" distR="0" wp14:anchorId="41500DBA" wp14:editId="372B666C">
+                  <wp:extent cx="3057952" cy="1000265"/>
+                  <wp:effectExtent l="0" t="0" r="0" b="9525"/>
+                  <wp:docPr id="1756990846" name="Picture 1"/>
+                  <wp:cNvGraphicFramePr>
+                    <a:graphicFrameLocks xmlns:a="http://schemas.openxmlformats.org/drawingml/2006/main" noChangeAspect="1"/>
+                  </wp:cNvGraphicFramePr>
+                  <a:graphic xmlns:a="http://schemas.openxmlformats.org/drawingml/2006/main">
+                    <a:graphicData uri="http://schemas.openxmlformats.org/drawingml/2006/picture">
+                      <pic:pic xmlns:pic="http://schemas.openxmlformats.org/drawingml/2006/picture">
+                        <pic:nvPicPr>
+                          <pic:cNvPr id="1756990846" name=""/>
+                          <pic:cNvPicPr/>
+                        </pic:nvPicPr>
+                        <pic:blipFill>
+                          <a:blip r:embed="rId10"/>
+                          <a:stretch>
+                            <a:fillRect/>
+                          </a:stretch>
+                        </pic:blipFill>
+                        <pic:spPr>
+                          <a:xfrm>
+                            <a:off x="0" y="0"/>
+                            <a:ext cx="3057952" cy="1000265"/>
+                          </a:xfrm>
+                          <a:prstGeom prst="rect">
+                            <a:avLst/>
+                          </a:prstGeom>
+                        </pic:spPr>
+                      </pic:pic>
+                    </a:graphicData>
+                  </a:graphic>
+                </wp:inline>
+              </w:drawing>
             </w:r>
           </w:p>
           <w:p>
@@ -3203,86 +4604,6 @@
     </w:p>
     <w:p>
       <w:pPr>
-        <w:pStyle w:val="ListParagraph"/>
-        <w:rPr>
-          <w:rFonts w:asciiTheme="minorHAnsi" w:hAnsiTheme="minorHAnsi" w:cstheme="minorHAnsi"/>
-          <w:sz w:val="22"/>
-          <w:szCs w:val="22"/>
-        </w:rPr>
-      </w:pPr>
-    </w:p>
-    <w:p>
-      <w:pPr>
-        <w:pStyle w:val="ListParagraph"/>
-        <w:rPr>
-          <w:rFonts w:asciiTheme="minorHAnsi" w:hAnsiTheme="minorHAnsi" w:cstheme="minorHAnsi"/>
-          <w:sz w:val="22"/>
-          <w:szCs w:val="22"/>
-        </w:rPr>
-      </w:pPr>
-    </w:p>
-    <w:p>
-      <w:pPr>
-        <w:pStyle w:val="ListParagraph"/>
-        <w:rPr>
-          <w:rFonts w:asciiTheme="minorHAnsi" w:hAnsiTheme="minorHAnsi" w:cstheme="minorHAnsi"/>
-          <w:sz w:val="22"/>
-          <w:szCs w:val="22"/>
-        </w:rPr>
-      </w:pPr>
-    </w:p>
-    <w:p>
-      <w:pPr>
-        <w:pStyle w:val="ListParagraph"/>
-        <w:rPr>
-          <w:rFonts w:asciiTheme="minorHAnsi" w:hAnsiTheme="minorHAnsi" w:cstheme="minorHAnsi"/>
-          <w:sz w:val="22"/>
-          <w:szCs w:val="22"/>
-        </w:rPr>
-      </w:pPr>
-    </w:p>
-    <w:p>
-      <w:pPr>
-        <w:pStyle w:val="ListParagraph"/>
-        <w:rPr>
-          <w:rFonts w:asciiTheme="minorHAnsi" w:hAnsiTheme="minorHAnsi" w:cstheme="minorHAnsi"/>
-          <w:sz w:val="22"/>
-          <w:szCs w:val="22"/>
-        </w:rPr>
-      </w:pPr>
-    </w:p>
-    <w:p>
-      <w:pPr>
-        <w:pStyle w:val="ListParagraph"/>
-        <w:rPr>
-          <w:rFonts w:asciiTheme="minorHAnsi" w:hAnsiTheme="minorHAnsi" w:cstheme="minorHAnsi"/>
-          <w:sz w:val="22"/>
-          <w:szCs w:val="22"/>
-        </w:rPr>
-      </w:pPr>
-    </w:p>
-    <w:p>
-      <w:pPr>
-        <w:pStyle w:val="ListParagraph"/>
-        <w:rPr>
-          <w:rFonts w:asciiTheme="minorHAnsi" w:hAnsiTheme="minorHAnsi" w:cstheme="minorHAnsi"/>
-          <w:sz w:val="22"/>
-          <w:szCs w:val="22"/>
-        </w:rPr>
-      </w:pPr>
-    </w:p>
-    <w:p>
-      <w:pPr>
-        <w:pStyle w:val="ListParagraph"/>
-        <w:rPr>
-          <w:rFonts w:asciiTheme="minorHAnsi" w:hAnsiTheme="minorHAnsi" w:cstheme="minorHAnsi"/>
-          <w:sz w:val="22"/>
-          <w:szCs w:val="22"/>
-        </w:rPr>
-      </w:pPr>
-    </w:p>
-    <w:p>
-      <w:pPr>
         <w:rPr>
           <w:b/>
           <w:sz w:val="28"/>
@@ -3298,25 +4619,7 @@
           <w:lang w:val="en-GB"/>
         </w:rPr>
         <w:lastRenderedPageBreak/>
-        <w:t xml:space="preserve">Task </w:t>
-      </w:r>
-      <w:r>
-        <w:rPr>
-          <w:b/>
-          <w:sz w:val="28"/>
-          <w:szCs w:val="28"/>
-          <w:lang w:val="en-GB"/>
-        </w:rPr>
-        <w:t>5</w:t>
-      </w:r>
-      <w:r>
-        <w:rPr>
-          <w:b/>
-          <w:sz w:val="28"/>
-          <w:szCs w:val="28"/>
-          <w:lang w:val="en-GB"/>
-        </w:rPr>
-        <w:t>:</w:t>
+        <w:t>Task 5:</w:t>
       </w:r>
     </w:p>
     <w:p>
@@ -3401,39 +4704,7 @@
                 <w:sz w:val="22"/>
                 <w:szCs w:val="22"/>
               </w:rPr>
-              <w:t xml:space="preserve">// Write description of the task here </w:t>
-            </w:r>
-            <w:r>
-              <w:rPr>
-                <w:rFonts w:ascii="Segoe UI Symbol" w:hAnsi="Segoe UI Symbol" w:cs="Segoe UI Symbol"/>
-                <w:sz w:val="22"/>
-                <w:szCs w:val="22"/>
-              </w:rPr>
-              <w:t>👇</w:t>
-            </w:r>
-            <w:r>
-              <w:rPr>
-                <w:rFonts w:asciiTheme="minorHAnsi" w:hAnsiTheme="minorHAnsi" w:cstheme="minorHAnsi"/>
-                <w:sz w:val="22"/>
-                <w:szCs w:val="22"/>
-              </w:rPr>
-              <w:t xml:space="preserve"> (max. five </w:t>
-            </w:r>
-            <w:r>
-              <w:rPr>
-                <w:rFonts w:asciiTheme="minorHAnsi" w:hAnsiTheme="minorHAnsi" w:cstheme="minorHAnsi"/>
-                <w:sz w:val="22"/>
-                <w:szCs w:val="22"/>
-              </w:rPr>
-              <w:t xml:space="preserve">to seven </w:t>
-            </w:r>
-            <w:r>
-              <w:rPr>
-                <w:rFonts w:asciiTheme="minorHAnsi" w:hAnsiTheme="minorHAnsi" w:cstheme="minorHAnsi"/>
-                <w:sz w:val="22"/>
-                <w:szCs w:val="22"/>
-              </w:rPr>
-              <w:t>lines)</w:t>
+              <w:t xml:space="preserve">We had to shift a number to the left twice. Shifting a number to the left twice is equal to multiplying it by 2 twice (i.e. multiplying with 4), so s0 was 2 and the final result is 8, stored in s1. </w:t>
             </w:r>
           </w:p>
           <w:p>
@@ -3498,32 +4769,6 @@
           <w:p>
             <w:pPr>
               <w:pStyle w:val="ListParagraph"/>
-              <w:rPr>
-                <w:rFonts w:ascii="Segoe UI Symbol" w:hAnsi="Segoe UI Symbol" w:cs="Segoe UI Symbol"/>
-                <w:color w:val="474747"/>
-                <w:shd w:val="clear" w:color="auto" w:fill="FFFFFF"/>
-              </w:rPr>
-            </w:pPr>
-            <w:r>
-              <w:rPr>
-                <w:rFonts w:asciiTheme="minorHAnsi" w:hAnsiTheme="minorHAnsi" w:cstheme="minorHAnsi"/>
-                <w:sz w:val="22"/>
-                <w:szCs w:val="22"/>
-              </w:rPr>
-              <w:t xml:space="preserve">// Paste source code here </w:t>
-            </w:r>
-            <w:r>
-              <w:rPr>
-                <w:rFonts w:ascii="Segoe UI Symbol" w:hAnsi="Segoe UI Symbol" w:cs="Segoe UI Symbol"/>
-                <w:color w:val="474747"/>
-                <w:shd w:val="clear" w:color="auto" w:fill="FFFFFF"/>
-              </w:rPr>
-              <w:t>👇</w:t>
-            </w:r>
-          </w:p>
-          <w:p>
-            <w:pPr>
-              <w:pStyle w:val="ListParagraph"/>
               <w:spacing w:before="0" w:beforeAutospacing="0" w:after="0" w:afterAutospacing="0"/>
               <w:rPr>
                 <w:rFonts w:asciiTheme="minorHAnsi" w:hAnsiTheme="minorHAnsi" w:cstheme="minorHAnsi"/>
@@ -3531,6 +4776,53 @@
                 <w:szCs w:val="22"/>
               </w:rPr>
             </w:pPr>
+            <w:proofErr w:type="spellStart"/>
+            <w:r>
+              <w:rPr>
+                <w:rFonts w:asciiTheme="minorHAnsi" w:hAnsiTheme="minorHAnsi" w:cstheme="minorHAnsi"/>
+                <w:sz w:val="22"/>
+                <w:szCs w:val="22"/>
+              </w:rPr>
+              <w:t>addi</w:t>
+            </w:r>
+            <w:proofErr w:type="spellEnd"/>
+            <w:r>
+              <w:rPr>
+                <w:rFonts w:asciiTheme="minorHAnsi" w:hAnsiTheme="minorHAnsi" w:cstheme="minorHAnsi"/>
+                <w:sz w:val="22"/>
+                <w:szCs w:val="22"/>
+              </w:rPr>
+              <w:t xml:space="preserve"> s0, x0, 2</w:t>
+            </w:r>
+          </w:p>
+          <w:p>
+            <w:pPr>
+              <w:pStyle w:val="ListParagraph"/>
+              <w:spacing w:before="0" w:beforeAutospacing="0" w:after="0" w:afterAutospacing="0"/>
+              <w:rPr>
+                <w:rFonts w:asciiTheme="minorHAnsi" w:hAnsiTheme="minorHAnsi" w:cstheme="minorHAnsi"/>
+                <w:sz w:val="22"/>
+                <w:szCs w:val="22"/>
+              </w:rPr>
+            </w:pPr>
+            <w:proofErr w:type="spellStart"/>
+            <w:r>
+              <w:rPr>
+                <w:rFonts w:asciiTheme="minorHAnsi" w:hAnsiTheme="minorHAnsi" w:cstheme="minorHAnsi"/>
+                <w:sz w:val="22"/>
+                <w:szCs w:val="22"/>
+              </w:rPr>
+              <w:t>slli</w:t>
+            </w:r>
+            <w:proofErr w:type="spellEnd"/>
+            <w:r>
+              <w:rPr>
+                <w:rFonts w:asciiTheme="minorHAnsi" w:hAnsiTheme="minorHAnsi" w:cstheme="minorHAnsi"/>
+                <w:sz w:val="22"/>
+                <w:szCs w:val="22"/>
+              </w:rPr>
+              <w:t xml:space="preserve"> s1, s0, 2</w:t>
+            </w:r>
           </w:p>
           <w:p>
             <w:pPr>
@@ -3617,49 +4909,42 @@
                 <w:sz w:val="22"/>
                 <w:szCs w:val="22"/>
               </w:rPr>
-              <w:t xml:space="preserve">// Import output here </w:t>
-            </w:r>
-            <w:r>
-              <w:rPr>
-                <w:rFonts w:ascii="Segoe UI Symbol" w:hAnsi="Segoe UI Symbol" w:cs="Segoe UI Symbol"/>
-                <w:color w:val="474747"/>
-                <w:shd w:val="clear" w:color="auto" w:fill="FFFFFF"/>
-              </w:rPr>
-              <w:t>👇</w:t>
-            </w:r>
-          </w:p>
-          <w:p>
-            <w:pPr>
-              <w:pStyle w:val="ListParagraph"/>
-              <w:spacing w:before="0" w:beforeAutospacing="0" w:after="0" w:afterAutospacing="0"/>
-              <w:rPr>
-                <w:rFonts w:asciiTheme="minorHAnsi" w:hAnsiTheme="minorHAnsi" w:cstheme="minorHAnsi"/>
-                <w:sz w:val="22"/>
-                <w:szCs w:val="22"/>
-              </w:rPr>
-            </w:pPr>
-          </w:p>
-          <w:p>
-            <w:pPr>
-              <w:pStyle w:val="ListParagraph"/>
-              <w:spacing w:before="0" w:beforeAutospacing="0" w:after="0" w:afterAutospacing="0"/>
-              <w:rPr>
-                <w:rFonts w:asciiTheme="minorHAnsi" w:hAnsiTheme="minorHAnsi" w:cstheme="minorHAnsi"/>
-                <w:sz w:val="22"/>
-                <w:szCs w:val="22"/>
-              </w:rPr>
-            </w:pPr>
-          </w:p>
-          <w:p>
-            <w:pPr>
-              <w:pStyle w:val="ListParagraph"/>
-              <w:spacing w:before="0" w:beforeAutospacing="0" w:after="0" w:afterAutospacing="0"/>
-              <w:rPr>
-                <w:rFonts w:asciiTheme="minorHAnsi" w:hAnsiTheme="minorHAnsi" w:cstheme="minorHAnsi"/>
-                <w:sz w:val="22"/>
-                <w:szCs w:val="22"/>
-              </w:rPr>
-            </w:pPr>
+              <w:drawing>
+                <wp:inline distT="0" distB="0" distL="0" distR="0" wp14:anchorId="6D16F2C3" wp14:editId="246C22D2">
+                  <wp:extent cx="2896004" cy="1895740"/>
+                  <wp:effectExtent l="0" t="0" r="0" b="9525"/>
+                  <wp:docPr id="389741998" name="Picture 1"/>
+                  <wp:cNvGraphicFramePr>
+                    <a:graphicFrameLocks xmlns:a="http://schemas.openxmlformats.org/drawingml/2006/main" noChangeAspect="1"/>
+                  </wp:cNvGraphicFramePr>
+                  <a:graphic xmlns:a="http://schemas.openxmlformats.org/drawingml/2006/main">
+                    <a:graphicData uri="http://schemas.openxmlformats.org/drawingml/2006/picture">
+                      <pic:pic xmlns:pic="http://schemas.openxmlformats.org/drawingml/2006/picture">
+                        <pic:nvPicPr>
+                          <pic:cNvPr id="389741998" name=""/>
+                          <pic:cNvPicPr/>
+                        </pic:nvPicPr>
+                        <pic:blipFill>
+                          <a:blip r:embed="rId11"/>
+                          <a:stretch>
+                            <a:fillRect/>
+                          </a:stretch>
+                        </pic:blipFill>
+                        <pic:spPr>
+                          <a:xfrm>
+                            <a:off x="0" y="0"/>
+                            <a:ext cx="2896004" cy="1895740"/>
+                          </a:xfrm>
+                          <a:prstGeom prst="rect">
+                            <a:avLst/>
+                          </a:prstGeom>
+                        </pic:spPr>
+                      </pic:pic>
+                    </a:graphicData>
+                  </a:graphic>
+                </wp:inline>
+              </w:drawing>
+            </w:r>
           </w:p>
           <w:p>
             <w:pPr>
@@ -3748,36 +5033,6 @@
     </w:p>
     <w:p>
       <w:pPr>
-        <w:pStyle w:val="ListParagraph"/>
-        <w:rPr>
-          <w:rFonts w:asciiTheme="minorHAnsi" w:hAnsiTheme="minorHAnsi" w:cstheme="minorHAnsi"/>
-          <w:sz w:val="22"/>
-          <w:szCs w:val="22"/>
-        </w:rPr>
-      </w:pPr>
-    </w:p>
-    <w:p>
-      <w:pPr>
-        <w:pStyle w:val="ListParagraph"/>
-        <w:rPr>
-          <w:rFonts w:asciiTheme="minorHAnsi" w:hAnsiTheme="minorHAnsi" w:cstheme="minorHAnsi"/>
-          <w:sz w:val="22"/>
-          <w:szCs w:val="22"/>
-        </w:rPr>
-      </w:pPr>
-    </w:p>
-    <w:p>
-      <w:pPr>
-        <w:pStyle w:val="ListParagraph"/>
-        <w:rPr>
-          <w:rFonts w:asciiTheme="minorHAnsi" w:hAnsiTheme="minorHAnsi" w:cstheme="minorHAnsi"/>
-          <w:sz w:val="22"/>
-          <w:szCs w:val="22"/>
-        </w:rPr>
-      </w:pPr>
-    </w:p>
-    <w:p>
-      <w:pPr>
         <w:rPr>
           <w:b/>
           <w:sz w:val="28"/>
@@ -3793,25 +5048,7 @@
           <w:lang w:val="en-GB"/>
         </w:rPr>
         <w:lastRenderedPageBreak/>
-        <w:t xml:space="preserve">Task </w:t>
-      </w:r>
-      <w:r>
-        <w:rPr>
-          <w:b/>
-          <w:sz w:val="28"/>
-          <w:szCs w:val="28"/>
-          <w:lang w:val="en-GB"/>
-        </w:rPr>
-        <w:t>6</w:t>
-      </w:r>
-      <w:r>
-        <w:rPr>
-          <w:b/>
-          <w:sz w:val="28"/>
-          <w:szCs w:val="28"/>
-          <w:lang w:val="en-GB"/>
-        </w:rPr>
-        <w:t>:</w:t>
+        <w:t>Task 6:</w:t>
       </w:r>
     </w:p>
     <w:p>
@@ -3896,39 +5133,7 @@
                 <w:sz w:val="22"/>
                 <w:szCs w:val="22"/>
               </w:rPr>
-              <w:t xml:space="preserve">// Write description of the task here </w:t>
-            </w:r>
-            <w:r>
-              <w:rPr>
-                <w:rFonts w:ascii="Segoe UI Symbol" w:hAnsi="Segoe UI Symbol" w:cs="Segoe UI Symbol"/>
-                <w:sz w:val="22"/>
-                <w:szCs w:val="22"/>
-              </w:rPr>
-              <w:t>👇</w:t>
-            </w:r>
-            <w:r>
-              <w:rPr>
-                <w:rFonts w:asciiTheme="minorHAnsi" w:hAnsiTheme="minorHAnsi" w:cstheme="minorHAnsi"/>
-                <w:sz w:val="22"/>
-                <w:szCs w:val="22"/>
-              </w:rPr>
-              <w:t xml:space="preserve"> (max. five </w:t>
-            </w:r>
-            <w:r>
-              <w:rPr>
-                <w:rFonts w:asciiTheme="minorHAnsi" w:hAnsiTheme="minorHAnsi" w:cstheme="minorHAnsi"/>
-                <w:sz w:val="22"/>
-                <w:szCs w:val="22"/>
-              </w:rPr>
-              <w:t xml:space="preserve">to seven </w:t>
-            </w:r>
-            <w:r>
-              <w:rPr>
-                <w:rFonts w:asciiTheme="minorHAnsi" w:hAnsiTheme="minorHAnsi" w:cstheme="minorHAnsi"/>
-                <w:sz w:val="22"/>
-                <w:szCs w:val="22"/>
-              </w:rPr>
-              <w:t>lines)</w:t>
+              <w:t xml:space="preserve">We had to write a loop which increments a counter for each iteration of i. At the first iteration the counter is 0, and at the sixth, it becomes 5, hence the 5 and 6 in the output. </w:t>
             </w:r>
           </w:p>
           <w:p>
@@ -3993,32 +5198,6 @@
           <w:p>
             <w:pPr>
               <w:pStyle w:val="ListParagraph"/>
-              <w:rPr>
-                <w:rFonts w:ascii="Segoe UI Symbol" w:hAnsi="Segoe UI Symbol" w:cs="Segoe UI Symbol"/>
-                <w:color w:val="474747"/>
-                <w:shd w:val="clear" w:color="auto" w:fill="FFFFFF"/>
-              </w:rPr>
-            </w:pPr>
-            <w:r>
-              <w:rPr>
-                <w:rFonts w:asciiTheme="minorHAnsi" w:hAnsiTheme="minorHAnsi" w:cstheme="minorHAnsi"/>
-                <w:sz w:val="22"/>
-                <w:szCs w:val="22"/>
-              </w:rPr>
-              <w:t xml:space="preserve">// Paste source code here </w:t>
-            </w:r>
-            <w:r>
-              <w:rPr>
-                <w:rFonts w:ascii="Segoe UI Symbol" w:hAnsi="Segoe UI Symbol" w:cs="Segoe UI Symbol"/>
-                <w:color w:val="474747"/>
-                <w:shd w:val="clear" w:color="auto" w:fill="FFFFFF"/>
-              </w:rPr>
-              <w:t>👇</w:t>
-            </w:r>
-          </w:p>
-          <w:p>
-            <w:pPr>
-              <w:pStyle w:val="ListParagraph"/>
               <w:spacing w:before="0" w:beforeAutospacing="0" w:after="0" w:afterAutospacing="0"/>
               <w:rPr>
                 <w:rFonts w:asciiTheme="minorHAnsi" w:hAnsiTheme="minorHAnsi" w:cstheme="minorHAnsi"/>
@@ -4026,6 +5205,58 @@
                 <w:szCs w:val="22"/>
               </w:rPr>
             </w:pPr>
+            <w:proofErr w:type="spellStart"/>
+            <w:r>
+              <w:rPr>
+                <w:rFonts w:asciiTheme="minorHAnsi" w:hAnsiTheme="minorHAnsi" w:cstheme="minorHAnsi"/>
+                <w:sz w:val="22"/>
+                <w:szCs w:val="22"/>
+              </w:rPr>
+              <w:t>addi</w:t>
+            </w:r>
+            <w:proofErr w:type="spellEnd"/>
+            <w:r>
+              <w:rPr>
+                <w:rFonts w:asciiTheme="minorHAnsi" w:hAnsiTheme="minorHAnsi" w:cstheme="minorHAnsi"/>
+                <w:sz w:val="22"/>
+                <w:szCs w:val="22"/>
+              </w:rPr>
+              <w:t xml:space="preserve"> s0, x0, </w:t>
+            </w:r>
+            <w:proofErr w:type="gramStart"/>
+            <w:r>
+              <w:rPr>
+                <w:rFonts w:asciiTheme="minorHAnsi" w:hAnsiTheme="minorHAnsi" w:cstheme="minorHAnsi"/>
+                <w:sz w:val="22"/>
+                <w:szCs w:val="22"/>
+              </w:rPr>
+              <w:t>0  #</w:t>
+            </w:r>
+            <w:proofErr w:type="gramEnd"/>
+            <w:r>
+              <w:rPr>
+                <w:rFonts w:asciiTheme="minorHAnsi" w:hAnsiTheme="minorHAnsi" w:cstheme="minorHAnsi"/>
+                <w:sz w:val="22"/>
+                <w:szCs w:val="22"/>
+              </w:rPr>
+              <w:t xml:space="preserve"> the counter (s0) is </w:t>
+            </w:r>
+            <w:r>
+              <w:rPr>
+                <w:rFonts w:asciiTheme="minorHAnsi" w:hAnsiTheme="minorHAnsi" w:cstheme="minorHAnsi"/>
+                <w:sz w:val="22"/>
+                <w:szCs w:val="22"/>
+              </w:rPr>
+              <w:t>initialized</w:t>
+            </w:r>
+            <w:r>
+              <w:rPr>
+                <w:rFonts w:asciiTheme="minorHAnsi" w:hAnsiTheme="minorHAnsi" w:cstheme="minorHAnsi"/>
+                <w:sz w:val="22"/>
+                <w:szCs w:val="22"/>
+              </w:rPr>
+              <w:t xml:space="preserve"> to 0</w:t>
+            </w:r>
           </w:p>
           <w:p>
             <w:pPr>
@@ -4037,6 +5268,24 @@
                 <w:szCs w:val="22"/>
               </w:rPr>
             </w:pPr>
+            <w:proofErr w:type="spellStart"/>
+            <w:r>
+              <w:rPr>
+                <w:rFonts w:asciiTheme="minorHAnsi" w:hAnsiTheme="minorHAnsi" w:cstheme="minorHAnsi"/>
+                <w:sz w:val="22"/>
+                <w:szCs w:val="22"/>
+              </w:rPr>
+              <w:t>addi</w:t>
+            </w:r>
+            <w:proofErr w:type="spellEnd"/>
+            <w:r>
+              <w:rPr>
+                <w:rFonts w:asciiTheme="minorHAnsi" w:hAnsiTheme="minorHAnsi" w:cstheme="minorHAnsi"/>
+                <w:sz w:val="22"/>
+                <w:szCs w:val="22"/>
+              </w:rPr>
+              <w:t xml:space="preserve"> s1, x0, 1</w:t>
+            </w:r>
           </w:p>
           <w:p>
             <w:pPr>
@@ -4048,11 +5297,157 @@
                 <w:szCs w:val="22"/>
               </w:rPr>
             </w:pPr>
-          </w:p>
-          <w:p>
-            <w:pPr>
-              <w:pStyle w:val="ListParagraph"/>
-              <w:spacing w:before="0" w:beforeAutospacing="0" w:after="240" w:afterAutospacing="0"/>
+            <w:proofErr w:type="spellStart"/>
+            <w:r>
+              <w:rPr>
+                <w:rFonts w:asciiTheme="minorHAnsi" w:hAnsiTheme="minorHAnsi" w:cstheme="minorHAnsi"/>
+                <w:sz w:val="22"/>
+                <w:szCs w:val="22"/>
+              </w:rPr>
+              <w:t>addi</w:t>
+            </w:r>
+            <w:proofErr w:type="spellEnd"/>
+            <w:r>
+              <w:rPr>
+                <w:rFonts w:asciiTheme="minorHAnsi" w:hAnsiTheme="minorHAnsi" w:cstheme="minorHAnsi"/>
+                <w:sz w:val="22"/>
+                <w:szCs w:val="22"/>
+              </w:rPr>
+              <w:t xml:space="preserve"> s2, x0, 5</w:t>
+            </w:r>
+          </w:p>
+          <w:p>
+            <w:pPr>
+              <w:pStyle w:val="ListParagraph"/>
+              <w:spacing w:before="0" w:beforeAutospacing="0" w:after="0" w:afterAutospacing="0"/>
+              <w:rPr>
+                <w:rFonts w:asciiTheme="minorHAnsi" w:hAnsiTheme="minorHAnsi" w:cstheme="minorHAnsi"/>
+                <w:sz w:val="22"/>
+                <w:szCs w:val="22"/>
+              </w:rPr>
+            </w:pPr>
+            <w:r>
+              <w:rPr>
+                <w:rFonts w:asciiTheme="minorHAnsi" w:hAnsiTheme="minorHAnsi" w:cstheme="minorHAnsi"/>
+                <w:sz w:val="22"/>
+                <w:szCs w:val="22"/>
+              </w:rPr>
+              <w:t>loop:</w:t>
+            </w:r>
+          </w:p>
+          <w:p>
+            <w:pPr>
+              <w:pStyle w:val="ListParagraph"/>
+              <w:spacing w:before="0" w:beforeAutospacing="0" w:after="0" w:afterAutospacing="0"/>
+              <w:rPr>
+                <w:rFonts w:asciiTheme="minorHAnsi" w:hAnsiTheme="minorHAnsi" w:cstheme="minorHAnsi"/>
+                <w:sz w:val="22"/>
+                <w:szCs w:val="22"/>
+              </w:rPr>
+            </w:pPr>
+            <w:proofErr w:type="spellStart"/>
+            <w:r>
+              <w:rPr>
+                <w:rFonts w:asciiTheme="minorHAnsi" w:hAnsiTheme="minorHAnsi" w:cstheme="minorHAnsi"/>
+                <w:sz w:val="22"/>
+                <w:szCs w:val="22"/>
+              </w:rPr>
+              <w:t>addi</w:t>
+            </w:r>
+            <w:proofErr w:type="spellEnd"/>
+            <w:r>
+              <w:rPr>
+                <w:rFonts w:asciiTheme="minorHAnsi" w:hAnsiTheme="minorHAnsi" w:cstheme="minorHAnsi"/>
+                <w:sz w:val="22"/>
+                <w:szCs w:val="22"/>
+              </w:rPr>
+              <w:t xml:space="preserve"> s0, s0, 1 # counter ++</w:t>
+            </w:r>
+          </w:p>
+          <w:p>
+            <w:pPr>
+              <w:pStyle w:val="ListParagraph"/>
+              <w:spacing w:before="0" w:beforeAutospacing="0" w:after="0" w:afterAutospacing="0"/>
+              <w:rPr>
+                <w:rFonts w:asciiTheme="minorHAnsi" w:hAnsiTheme="minorHAnsi" w:cstheme="minorHAnsi"/>
+                <w:sz w:val="22"/>
+                <w:szCs w:val="22"/>
+              </w:rPr>
+            </w:pPr>
+            <w:proofErr w:type="spellStart"/>
+            <w:r>
+              <w:rPr>
+                <w:rFonts w:asciiTheme="minorHAnsi" w:hAnsiTheme="minorHAnsi" w:cstheme="minorHAnsi"/>
+                <w:sz w:val="22"/>
+                <w:szCs w:val="22"/>
+              </w:rPr>
+              <w:t>addi</w:t>
+            </w:r>
+            <w:proofErr w:type="spellEnd"/>
+            <w:r>
+              <w:rPr>
+                <w:rFonts w:asciiTheme="minorHAnsi" w:hAnsiTheme="minorHAnsi" w:cstheme="minorHAnsi"/>
+                <w:sz w:val="22"/>
+                <w:szCs w:val="22"/>
+              </w:rPr>
+              <w:t xml:space="preserve"> s1, s1, 1 # i ++ </w:t>
+            </w:r>
+          </w:p>
+          <w:p>
+            <w:pPr>
+              <w:pStyle w:val="ListParagraph"/>
+              <w:spacing w:before="0" w:beforeAutospacing="0" w:after="0" w:afterAutospacing="0"/>
+              <w:rPr>
+                <w:rFonts w:asciiTheme="minorHAnsi" w:hAnsiTheme="minorHAnsi" w:cstheme="minorHAnsi"/>
+                <w:sz w:val="22"/>
+                <w:szCs w:val="22"/>
+              </w:rPr>
+            </w:pPr>
+            <w:proofErr w:type="spellStart"/>
+            <w:r>
+              <w:rPr>
+                <w:rFonts w:asciiTheme="minorHAnsi" w:hAnsiTheme="minorHAnsi" w:cstheme="minorHAnsi"/>
+                <w:sz w:val="22"/>
+                <w:szCs w:val="22"/>
+              </w:rPr>
+              <w:t>bge</w:t>
+            </w:r>
+            <w:proofErr w:type="spellEnd"/>
+            <w:r>
+              <w:rPr>
+                <w:rFonts w:asciiTheme="minorHAnsi" w:hAnsiTheme="minorHAnsi" w:cstheme="minorHAnsi"/>
+                <w:sz w:val="22"/>
+                <w:szCs w:val="22"/>
+              </w:rPr>
+              <w:t xml:space="preserve"> s2, s1, loop</w:t>
+            </w:r>
+          </w:p>
+          <w:p>
+            <w:pPr>
+              <w:pStyle w:val="ListParagraph"/>
+              <w:spacing w:before="0" w:beforeAutospacing="0" w:after="0" w:afterAutospacing="0"/>
+              <w:rPr>
+                <w:rFonts w:asciiTheme="minorHAnsi" w:hAnsiTheme="minorHAnsi" w:cstheme="minorHAnsi"/>
+                <w:sz w:val="22"/>
+                <w:szCs w:val="22"/>
+              </w:rPr>
+            </w:pPr>
+          </w:p>
+          <w:p>
+            <w:pPr>
+              <w:pStyle w:val="ListParagraph"/>
+              <w:spacing w:before="0" w:beforeAutospacing="0" w:after="0" w:afterAutospacing="0"/>
+              <w:rPr>
+                <w:rFonts w:asciiTheme="minorHAnsi" w:hAnsiTheme="minorHAnsi" w:cstheme="minorHAnsi"/>
+                <w:sz w:val="22"/>
+                <w:szCs w:val="22"/>
+              </w:rPr>
+            </w:pPr>
+          </w:p>
+          <w:p>
+            <w:pPr>
+              <w:pStyle w:val="ListParagraph"/>
+              <w:spacing w:before="0" w:beforeAutospacing="0" w:after="0" w:afterAutospacing="0"/>
               <w:rPr>
                 <w:rFonts w:asciiTheme="minorHAnsi" w:hAnsiTheme="minorHAnsi" w:cstheme="minorHAnsi"/>
                 <w:sz w:val="22"/>
@@ -4112,15 +5507,41 @@
                 <w:sz w:val="22"/>
                 <w:szCs w:val="22"/>
               </w:rPr>
-              <w:t xml:space="preserve">// Import output here </w:t>
-            </w:r>
-            <w:r>
-              <w:rPr>
-                <w:rFonts w:ascii="Segoe UI Symbol" w:hAnsi="Segoe UI Symbol" w:cs="Segoe UI Symbol"/>
-                <w:color w:val="474747"/>
-                <w:shd w:val="clear" w:color="auto" w:fill="FFFFFF"/>
-              </w:rPr>
-              <w:t>👇</w:t>
+              <w:drawing>
+                <wp:inline distT="0" distB="0" distL="0" distR="0" wp14:anchorId="10296810" wp14:editId="1F89E26A">
+                  <wp:extent cx="2934109" cy="1857634"/>
+                  <wp:effectExtent l="0" t="0" r="0" b="9525"/>
+                  <wp:docPr id="1214183812" name="Picture 1"/>
+                  <wp:cNvGraphicFramePr>
+                    <a:graphicFrameLocks xmlns:a="http://schemas.openxmlformats.org/drawingml/2006/main" noChangeAspect="1"/>
+                  </wp:cNvGraphicFramePr>
+                  <a:graphic xmlns:a="http://schemas.openxmlformats.org/drawingml/2006/main">
+                    <a:graphicData uri="http://schemas.openxmlformats.org/drawingml/2006/picture">
+                      <pic:pic xmlns:pic="http://schemas.openxmlformats.org/drawingml/2006/picture">
+                        <pic:nvPicPr>
+                          <pic:cNvPr id="1214183812" name=""/>
+                          <pic:cNvPicPr/>
+                        </pic:nvPicPr>
+                        <pic:blipFill>
+                          <a:blip r:embed="rId12"/>
+                          <a:stretch>
+                            <a:fillRect/>
+                          </a:stretch>
+                        </pic:blipFill>
+                        <pic:spPr>
+                          <a:xfrm>
+                            <a:off x="0" y="0"/>
+                            <a:ext cx="2934109" cy="1857634"/>
+                          </a:xfrm>
+                          <a:prstGeom prst="rect">
+                            <a:avLst/>
+                          </a:prstGeom>
+                        </pic:spPr>
+                      </pic:pic>
+                    </a:graphicData>
+                  </a:graphic>
+                </wp:inline>
+              </w:drawing>
             </w:r>
           </w:p>
           <w:p>
@@ -4203,76 +5624,6 @@
     </w:p>
     <w:p>
       <w:pPr>
-        <w:pStyle w:val="ListParagraph"/>
-        <w:rPr>
-          <w:rFonts w:asciiTheme="minorHAnsi" w:hAnsiTheme="minorHAnsi" w:cstheme="minorHAnsi"/>
-          <w:sz w:val="22"/>
-          <w:szCs w:val="22"/>
-        </w:rPr>
-      </w:pPr>
-    </w:p>
-    <w:p>
-      <w:pPr>
-        <w:pStyle w:val="ListParagraph"/>
-        <w:rPr>
-          <w:rFonts w:asciiTheme="minorHAnsi" w:hAnsiTheme="minorHAnsi" w:cstheme="minorHAnsi"/>
-          <w:sz w:val="22"/>
-          <w:szCs w:val="22"/>
-        </w:rPr>
-      </w:pPr>
-    </w:p>
-    <w:p>
-      <w:pPr>
-        <w:pStyle w:val="ListParagraph"/>
-        <w:rPr>
-          <w:rFonts w:asciiTheme="minorHAnsi" w:hAnsiTheme="minorHAnsi" w:cstheme="minorHAnsi"/>
-          <w:sz w:val="22"/>
-          <w:szCs w:val="22"/>
-        </w:rPr>
-      </w:pPr>
-    </w:p>
-    <w:p>
-      <w:pPr>
-        <w:pStyle w:val="ListParagraph"/>
-        <w:rPr>
-          <w:rFonts w:asciiTheme="minorHAnsi" w:hAnsiTheme="minorHAnsi" w:cstheme="minorHAnsi"/>
-          <w:sz w:val="22"/>
-          <w:szCs w:val="22"/>
-        </w:rPr>
-      </w:pPr>
-    </w:p>
-    <w:p>
-      <w:pPr>
-        <w:pStyle w:val="ListParagraph"/>
-        <w:rPr>
-          <w:rFonts w:asciiTheme="minorHAnsi" w:hAnsiTheme="minorHAnsi" w:cstheme="minorHAnsi"/>
-          <w:sz w:val="22"/>
-          <w:szCs w:val="22"/>
-        </w:rPr>
-      </w:pPr>
-    </w:p>
-    <w:p>
-      <w:pPr>
-        <w:pStyle w:val="ListParagraph"/>
-        <w:rPr>
-          <w:rFonts w:asciiTheme="minorHAnsi" w:hAnsiTheme="minorHAnsi" w:cstheme="minorHAnsi"/>
-          <w:sz w:val="22"/>
-          <w:szCs w:val="22"/>
-        </w:rPr>
-      </w:pPr>
-    </w:p>
-    <w:p>
-      <w:pPr>
-        <w:pStyle w:val="ListParagraph"/>
-        <w:rPr>
-          <w:rFonts w:asciiTheme="minorHAnsi" w:hAnsiTheme="minorHAnsi" w:cstheme="minorHAnsi"/>
-          <w:sz w:val="22"/>
-          <w:szCs w:val="22"/>
-        </w:rPr>
-      </w:pPr>
-    </w:p>
-    <w:p>
-      <w:pPr>
         <w:rPr>
           <w:b/>
           <w:sz w:val="28"/>
@@ -4288,25 +5639,7 @@
           <w:lang w:val="en-GB"/>
         </w:rPr>
         <w:lastRenderedPageBreak/>
-        <w:t xml:space="preserve">Task </w:t>
-      </w:r>
-      <w:r>
-        <w:rPr>
-          <w:b/>
-          <w:sz w:val="28"/>
-          <w:szCs w:val="28"/>
-          <w:lang w:val="en-GB"/>
-        </w:rPr>
-        <w:t>7</w:t>
-      </w:r>
-      <w:r>
-        <w:rPr>
-          <w:b/>
-          <w:sz w:val="28"/>
-          <w:szCs w:val="28"/>
-          <w:lang w:val="en-GB"/>
-        </w:rPr>
-        <w:t>:</w:t>
+        <w:t>Task 7:</w:t>
       </w:r>
     </w:p>
     <w:p>
@@ -4379,56 +5712,6 @@
           <w:p>
             <w:pPr>
               <w:pStyle w:val="ListParagraph"/>
-              <w:rPr>
-                <w:rFonts w:asciiTheme="minorHAnsi" w:hAnsiTheme="minorHAnsi" w:cstheme="minorHAnsi"/>
-                <w:sz w:val="22"/>
-                <w:szCs w:val="22"/>
-              </w:rPr>
-            </w:pPr>
-            <w:r>
-              <w:rPr>
-                <w:rFonts w:asciiTheme="minorHAnsi" w:hAnsiTheme="minorHAnsi" w:cstheme="minorHAnsi"/>
-                <w:sz w:val="22"/>
-                <w:szCs w:val="22"/>
-              </w:rPr>
-              <w:t xml:space="preserve">// Write description of the task here </w:t>
-            </w:r>
-            <w:r>
-              <w:rPr>
-                <w:rFonts w:ascii="Segoe UI Symbol" w:hAnsi="Segoe UI Symbol" w:cs="Segoe UI Symbol"/>
-                <w:sz w:val="22"/>
-                <w:szCs w:val="22"/>
-              </w:rPr>
-              <w:t>👇</w:t>
-            </w:r>
-            <w:r>
-              <w:rPr>
-                <w:rFonts w:asciiTheme="minorHAnsi" w:hAnsiTheme="minorHAnsi" w:cstheme="minorHAnsi"/>
-                <w:sz w:val="22"/>
-                <w:szCs w:val="22"/>
-              </w:rPr>
-              <w:t xml:space="preserve"> (max. five </w:t>
-            </w:r>
-            <w:r>
-              <w:rPr>
-                <w:rFonts w:asciiTheme="minorHAnsi" w:hAnsiTheme="minorHAnsi" w:cstheme="minorHAnsi"/>
-                <w:sz w:val="22"/>
-                <w:szCs w:val="22"/>
-              </w:rPr>
-              <w:t xml:space="preserve">to seven </w:t>
-            </w:r>
-            <w:r>
-              <w:rPr>
-                <w:rFonts w:asciiTheme="minorHAnsi" w:hAnsiTheme="minorHAnsi" w:cstheme="minorHAnsi"/>
-                <w:sz w:val="22"/>
-                <w:szCs w:val="22"/>
-              </w:rPr>
-              <w:t>lines)</w:t>
-            </w:r>
-          </w:p>
-          <w:p>
-            <w:pPr>
-              <w:pStyle w:val="ListParagraph"/>
               <w:spacing w:before="120" w:beforeAutospacing="0" w:after="120" w:afterAutospacing="0"/>
               <w:rPr>
                 <w:rFonts w:asciiTheme="minorHAnsi" w:hAnsiTheme="minorHAnsi" w:cstheme="minorHAnsi"/>
@@ -4436,6 +5719,22 @@
                 <w:szCs w:val="22"/>
               </w:rPr>
             </w:pPr>
+            <w:r>
+              <w:rPr>
+                <w:rFonts w:asciiTheme="minorHAnsi" w:hAnsiTheme="minorHAnsi" w:cstheme="minorHAnsi"/>
+                <w:sz w:val="22"/>
+                <w:szCs w:val="22"/>
+              </w:rPr>
+              <w:t xml:space="preserve">There’s an issue in the code given. ‘i’ never gets incremented inside the loop so the while loop never stops working. This has been altered for the code to work as was intended. </w:t>
+            </w:r>
+            <w:r>
+              <w:rPr>
+                <w:rFonts w:asciiTheme="minorHAnsi" w:hAnsiTheme="minorHAnsi" w:cstheme="minorHAnsi"/>
+                <w:sz w:val="22"/>
+                <w:szCs w:val="22"/>
+              </w:rPr>
+              <w:t xml:space="preserve">The program stores I + 5 in num[i] while I &lt; 5. </w:t>
+            </w:r>
           </w:p>
           <w:p>
             <w:pPr>
@@ -4488,32 +5787,6 @@
           <w:p>
             <w:pPr>
               <w:pStyle w:val="ListParagraph"/>
-              <w:rPr>
-                <w:rFonts w:ascii="Segoe UI Symbol" w:hAnsi="Segoe UI Symbol" w:cs="Segoe UI Symbol"/>
-                <w:color w:val="474747"/>
-                <w:shd w:val="clear" w:color="auto" w:fill="FFFFFF"/>
-              </w:rPr>
-            </w:pPr>
-            <w:r>
-              <w:rPr>
-                <w:rFonts w:asciiTheme="minorHAnsi" w:hAnsiTheme="minorHAnsi" w:cstheme="minorHAnsi"/>
-                <w:sz w:val="22"/>
-                <w:szCs w:val="22"/>
-              </w:rPr>
-              <w:t xml:space="preserve">// Paste source code here </w:t>
-            </w:r>
-            <w:r>
-              <w:rPr>
-                <w:rFonts w:ascii="Segoe UI Symbol" w:hAnsi="Segoe UI Symbol" w:cs="Segoe UI Symbol"/>
-                <w:color w:val="474747"/>
-                <w:shd w:val="clear" w:color="auto" w:fill="FFFFFF"/>
-              </w:rPr>
-              <w:t>👇</w:t>
-            </w:r>
-          </w:p>
-          <w:p>
-            <w:pPr>
-              <w:pStyle w:val="ListParagraph"/>
               <w:spacing w:before="0" w:beforeAutospacing="0" w:after="0" w:afterAutospacing="0"/>
               <w:rPr>
                 <w:rFonts w:asciiTheme="minorHAnsi" w:hAnsiTheme="minorHAnsi" w:cstheme="minorHAnsi"/>
@@ -4521,6 +5794,397 @@
                 <w:szCs w:val="22"/>
               </w:rPr>
             </w:pPr>
+            <w:r>
+              <w:rPr>
+                <w:rFonts w:asciiTheme="minorHAnsi" w:hAnsiTheme="minorHAnsi" w:cstheme="minorHAnsi"/>
+                <w:sz w:val="22"/>
+                <w:szCs w:val="22"/>
+              </w:rPr>
+              <w:t>.data</w:t>
+            </w:r>
+          </w:p>
+          <w:p>
+            <w:pPr>
+              <w:pStyle w:val="ListParagraph"/>
+              <w:spacing w:before="0" w:beforeAutospacing="0" w:after="0" w:afterAutospacing="0"/>
+              <w:rPr>
+                <w:rFonts w:asciiTheme="minorHAnsi" w:hAnsiTheme="minorHAnsi" w:cstheme="minorHAnsi"/>
+                <w:sz w:val="22"/>
+                <w:szCs w:val="22"/>
+              </w:rPr>
+            </w:pPr>
+            <w:r>
+              <w:rPr>
+                <w:rFonts w:asciiTheme="minorHAnsi" w:hAnsiTheme="minorHAnsi" w:cstheme="minorHAnsi"/>
+                <w:sz w:val="22"/>
+                <w:szCs w:val="22"/>
+              </w:rPr>
+              <w:t>num</w:t>
+            </w:r>
+            <w:proofErr w:type="gramStart"/>
+            <w:r>
+              <w:rPr>
+                <w:rFonts w:asciiTheme="minorHAnsi" w:hAnsiTheme="minorHAnsi" w:cstheme="minorHAnsi"/>
+                <w:sz w:val="22"/>
+                <w:szCs w:val="22"/>
+              </w:rPr>
+              <w:t>: .word</w:t>
+            </w:r>
+            <w:proofErr w:type="gramEnd"/>
+            <w:r>
+              <w:rPr>
+                <w:rFonts w:asciiTheme="minorHAnsi" w:hAnsiTheme="minorHAnsi" w:cstheme="minorHAnsi"/>
+                <w:sz w:val="22"/>
+                <w:szCs w:val="22"/>
+              </w:rPr>
+              <w:t xml:space="preserve"> 0,0,0,0,0,0,0,0,</w:t>
+            </w:r>
+            <w:proofErr w:type="gramStart"/>
+            <w:r>
+              <w:rPr>
+                <w:rFonts w:asciiTheme="minorHAnsi" w:hAnsiTheme="minorHAnsi" w:cstheme="minorHAnsi"/>
+                <w:sz w:val="22"/>
+                <w:szCs w:val="22"/>
+              </w:rPr>
+              <w:t>0,0</w:t>
+            </w:r>
+            <w:proofErr w:type="gramEnd"/>
+          </w:p>
+          <w:p>
+            <w:pPr>
+              <w:pStyle w:val="ListParagraph"/>
+              <w:spacing w:before="0" w:beforeAutospacing="0" w:after="0" w:afterAutospacing="0"/>
+              <w:rPr>
+                <w:rFonts w:asciiTheme="minorHAnsi" w:hAnsiTheme="minorHAnsi" w:cstheme="minorHAnsi"/>
+                <w:sz w:val="22"/>
+                <w:szCs w:val="22"/>
+              </w:rPr>
+            </w:pPr>
+            <w:r>
+              <w:rPr>
+                <w:rFonts w:asciiTheme="minorHAnsi" w:hAnsiTheme="minorHAnsi" w:cstheme="minorHAnsi"/>
+                <w:sz w:val="22"/>
+                <w:szCs w:val="22"/>
+              </w:rPr>
+              <w:t>.text</w:t>
+            </w:r>
+          </w:p>
+          <w:p>
+            <w:pPr>
+              <w:pStyle w:val="ListParagraph"/>
+              <w:spacing w:before="0" w:beforeAutospacing="0" w:after="0" w:afterAutospacing="0"/>
+              <w:rPr>
+                <w:rFonts w:asciiTheme="minorHAnsi" w:hAnsiTheme="minorHAnsi" w:cstheme="minorHAnsi"/>
+                <w:sz w:val="22"/>
+                <w:szCs w:val="22"/>
+              </w:rPr>
+            </w:pPr>
+            <w:r>
+              <w:rPr>
+                <w:rFonts w:asciiTheme="minorHAnsi" w:hAnsiTheme="minorHAnsi" w:cstheme="minorHAnsi"/>
+                <w:sz w:val="22"/>
+                <w:szCs w:val="22"/>
+              </w:rPr>
+              <w:t>main:</w:t>
+            </w:r>
+          </w:p>
+          <w:p>
+            <w:pPr>
+              <w:pStyle w:val="ListParagraph"/>
+              <w:spacing w:before="0" w:beforeAutospacing="0" w:after="0" w:afterAutospacing="0"/>
+              <w:rPr>
+                <w:rFonts w:asciiTheme="minorHAnsi" w:hAnsiTheme="minorHAnsi" w:cstheme="minorHAnsi"/>
+                <w:sz w:val="22"/>
+                <w:szCs w:val="22"/>
+              </w:rPr>
+            </w:pPr>
+            <w:proofErr w:type="spellStart"/>
+            <w:r>
+              <w:rPr>
+                <w:rFonts w:asciiTheme="minorHAnsi" w:hAnsiTheme="minorHAnsi" w:cstheme="minorHAnsi"/>
+                <w:sz w:val="22"/>
+                <w:szCs w:val="22"/>
+              </w:rPr>
+              <w:t>addi</w:t>
+            </w:r>
+            <w:proofErr w:type="spellEnd"/>
+            <w:r>
+              <w:rPr>
+                <w:rFonts w:asciiTheme="minorHAnsi" w:hAnsiTheme="minorHAnsi" w:cstheme="minorHAnsi"/>
+                <w:sz w:val="22"/>
+                <w:szCs w:val="22"/>
+              </w:rPr>
+              <w:t xml:space="preserve"> s0, x0, 0</w:t>
+            </w:r>
+          </w:p>
+          <w:p>
+            <w:pPr>
+              <w:pStyle w:val="ListParagraph"/>
+              <w:spacing w:before="0" w:beforeAutospacing="0" w:after="0" w:afterAutospacing="0"/>
+              <w:rPr>
+                <w:rFonts w:asciiTheme="minorHAnsi" w:hAnsiTheme="minorHAnsi" w:cstheme="minorHAnsi"/>
+                <w:sz w:val="22"/>
+                <w:szCs w:val="22"/>
+              </w:rPr>
+            </w:pPr>
+            <w:proofErr w:type="spellStart"/>
+            <w:r>
+              <w:rPr>
+                <w:rFonts w:asciiTheme="minorHAnsi" w:hAnsiTheme="minorHAnsi" w:cstheme="minorHAnsi"/>
+                <w:sz w:val="22"/>
+                <w:szCs w:val="22"/>
+              </w:rPr>
+              <w:t>addi</w:t>
+            </w:r>
+            <w:proofErr w:type="spellEnd"/>
+            <w:r>
+              <w:rPr>
+                <w:rFonts w:asciiTheme="minorHAnsi" w:hAnsiTheme="minorHAnsi" w:cstheme="minorHAnsi"/>
+                <w:sz w:val="22"/>
+                <w:szCs w:val="22"/>
+              </w:rPr>
+              <w:t xml:space="preserve"> s5, x0, 5</w:t>
+            </w:r>
+          </w:p>
+          <w:p>
+            <w:pPr>
+              <w:pStyle w:val="ListParagraph"/>
+              <w:spacing w:before="0" w:beforeAutospacing="0" w:after="0" w:afterAutospacing="0"/>
+              <w:rPr>
+                <w:rFonts w:asciiTheme="minorHAnsi" w:hAnsiTheme="minorHAnsi" w:cstheme="minorHAnsi"/>
+                <w:sz w:val="22"/>
+                <w:szCs w:val="22"/>
+              </w:rPr>
+            </w:pPr>
+            <w:r>
+              <w:rPr>
+                <w:rFonts w:asciiTheme="minorHAnsi" w:hAnsiTheme="minorHAnsi" w:cstheme="minorHAnsi"/>
+                <w:sz w:val="22"/>
+                <w:szCs w:val="22"/>
+              </w:rPr>
+              <w:t>la s1, num # starting address of num array</w:t>
+            </w:r>
+          </w:p>
+          <w:p>
+            <w:pPr>
+              <w:pStyle w:val="ListParagraph"/>
+              <w:spacing w:before="0" w:beforeAutospacing="0" w:after="0" w:afterAutospacing="0"/>
+              <w:rPr>
+                <w:rFonts w:asciiTheme="minorHAnsi" w:hAnsiTheme="minorHAnsi" w:cstheme="minorHAnsi"/>
+                <w:sz w:val="22"/>
+                <w:szCs w:val="22"/>
+              </w:rPr>
+            </w:pPr>
+            <w:r>
+              <w:rPr>
+                <w:rFonts w:asciiTheme="minorHAnsi" w:hAnsiTheme="minorHAnsi" w:cstheme="minorHAnsi"/>
+                <w:sz w:val="22"/>
+                <w:szCs w:val="22"/>
+              </w:rPr>
+              <w:t>loop:</w:t>
+            </w:r>
+          </w:p>
+          <w:p>
+            <w:pPr>
+              <w:pStyle w:val="ListParagraph"/>
+              <w:spacing w:before="0" w:beforeAutospacing="0" w:after="0" w:afterAutospacing="0"/>
+              <w:rPr>
+                <w:rFonts w:asciiTheme="minorHAnsi" w:hAnsiTheme="minorHAnsi" w:cstheme="minorHAnsi"/>
+                <w:sz w:val="22"/>
+                <w:szCs w:val="22"/>
+              </w:rPr>
+            </w:pPr>
+            <w:proofErr w:type="spellStart"/>
+            <w:r>
+              <w:rPr>
+                <w:rFonts w:asciiTheme="minorHAnsi" w:hAnsiTheme="minorHAnsi" w:cstheme="minorHAnsi"/>
+                <w:sz w:val="22"/>
+                <w:szCs w:val="22"/>
+              </w:rPr>
+              <w:t>bge</w:t>
+            </w:r>
+            <w:proofErr w:type="spellEnd"/>
+            <w:r>
+              <w:rPr>
+                <w:rFonts w:asciiTheme="minorHAnsi" w:hAnsiTheme="minorHAnsi" w:cstheme="minorHAnsi"/>
+                <w:sz w:val="22"/>
+                <w:szCs w:val="22"/>
+              </w:rPr>
+              <w:t xml:space="preserve"> s0, s5, end</w:t>
+            </w:r>
+          </w:p>
+          <w:p>
+            <w:pPr>
+              <w:pStyle w:val="ListParagraph"/>
+              <w:spacing w:before="0" w:beforeAutospacing="0" w:after="0" w:afterAutospacing="0"/>
+              <w:rPr>
+                <w:rFonts w:asciiTheme="minorHAnsi" w:hAnsiTheme="minorHAnsi" w:cstheme="minorHAnsi"/>
+                <w:sz w:val="22"/>
+                <w:szCs w:val="22"/>
+              </w:rPr>
+            </w:pPr>
+            <w:proofErr w:type="spellStart"/>
+            <w:r>
+              <w:rPr>
+                <w:rFonts w:asciiTheme="minorHAnsi" w:hAnsiTheme="minorHAnsi" w:cstheme="minorHAnsi"/>
+                <w:sz w:val="22"/>
+                <w:szCs w:val="22"/>
+              </w:rPr>
+              <w:t>addi</w:t>
+            </w:r>
+            <w:proofErr w:type="spellEnd"/>
+            <w:r>
+              <w:rPr>
+                <w:rFonts w:asciiTheme="minorHAnsi" w:hAnsiTheme="minorHAnsi" w:cstheme="minorHAnsi"/>
+                <w:sz w:val="22"/>
+                <w:szCs w:val="22"/>
+              </w:rPr>
+              <w:t xml:space="preserve"> s2, s0, 5</w:t>
+            </w:r>
+          </w:p>
+          <w:p>
+            <w:pPr>
+              <w:pStyle w:val="ListParagraph"/>
+              <w:spacing w:before="0" w:beforeAutospacing="0" w:after="0" w:afterAutospacing="0"/>
+              <w:rPr>
+                <w:rFonts w:asciiTheme="minorHAnsi" w:hAnsiTheme="minorHAnsi" w:cstheme="minorHAnsi"/>
+                <w:sz w:val="22"/>
+                <w:szCs w:val="22"/>
+              </w:rPr>
+            </w:pPr>
+            <w:proofErr w:type="spellStart"/>
+            <w:r>
+              <w:rPr>
+                <w:rFonts w:asciiTheme="minorHAnsi" w:hAnsiTheme="minorHAnsi" w:cstheme="minorHAnsi"/>
+                <w:sz w:val="22"/>
+                <w:szCs w:val="22"/>
+              </w:rPr>
+              <w:t>slli</w:t>
+            </w:r>
+            <w:proofErr w:type="spellEnd"/>
+            <w:r>
+              <w:rPr>
+                <w:rFonts w:asciiTheme="minorHAnsi" w:hAnsiTheme="minorHAnsi" w:cstheme="minorHAnsi"/>
+                <w:sz w:val="22"/>
+                <w:szCs w:val="22"/>
+              </w:rPr>
+              <w:t xml:space="preserve"> s3, s0, 2</w:t>
+            </w:r>
+          </w:p>
+          <w:p>
+            <w:pPr>
+              <w:pStyle w:val="ListParagraph"/>
+              <w:spacing w:before="0" w:beforeAutospacing="0" w:after="0" w:afterAutospacing="0"/>
+              <w:rPr>
+                <w:rFonts w:asciiTheme="minorHAnsi" w:hAnsiTheme="minorHAnsi" w:cstheme="minorHAnsi"/>
+                <w:sz w:val="22"/>
+                <w:szCs w:val="22"/>
+              </w:rPr>
+            </w:pPr>
+            <w:r>
+              <w:rPr>
+                <w:rFonts w:asciiTheme="minorHAnsi" w:hAnsiTheme="minorHAnsi" w:cstheme="minorHAnsi"/>
+                <w:sz w:val="22"/>
+                <w:szCs w:val="22"/>
+              </w:rPr>
+              <w:t>add s4, s1, s3 # s4 is the address of num[i]</w:t>
+            </w:r>
+          </w:p>
+          <w:p>
+            <w:pPr>
+              <w:pStyle w:val="ListParagraph"/>
+              <w:spacing w:before="0" w:beforeAutospacing="0" w:after="0" w:afterAutospacing="0"/>
+              <w:rPr>
+                <w:rFonts w:asciiTheme="minorHAnsi" w:hAnsiTheme="minorHAnsi" w:cstheme="minorHAnsi"/>
+                <w:sz w:val="22"/>
+                <w:szCs w:val="22"/>
+              </w:rPr>
+            </w:pPr>
+            <w:proofErr w:type="spellStart"/>
+            <w:r>
+              <w:rPr>
+                <w:rFonts w:asciiTheme="minorHAnsi" w:hAnsiTheme="minorHAnsi" w:cstheme="minorHAnsi"/>
+                <w:sz w:val="22"/>
+                <w:szCs w:val="22"/>
+              </w:rPr>
+              <w:t>sw</w:t>
+            </w:r>
+            <w:proofErr w:type="spellEnd"/>
+            <w:r>
+              <w:rPr>
+                <w:rFonts w:asciiTheme="minorHAnsi" w:hAnsiTheme="minorHAnsi" w:cstheme="minorHAnsi"/>
+                <w:sz w:val="22"/>
+                <w:szCs w:val="22"/>
+              </w:rPr>
+              <w:t xml:space="preserve"> s2, 0(s4)</w:t>
+            </w:r>
+          </w:p>
+          <w:p>
+            <w:pPr>
+              <w:pStyle w:val="ListParagraph"/>
+              <w:spacing w:before="0" w:beforeAutospacing="0" w:after="0" w:afterAutospacing="0"/>
+              <w:rPr>
+                <w:rFonts w:asciiTheme="minorHAnsi" w:hAnsiTheme="minorHAnsi" w:cstheme="minorHAnsi"/>
+                <w:sz w:val="22"/>
+                <w:szCs w:val="22"/>
+              </w:rPr>
+            </w:pPr>
+            <w:proofErr w:type="spellStart"/>
+            <w:r>
+              <w:rPr>
+                <w:rFonts w:asciiTheme="minorHAnsi" w:hAnsiTheme="minorHAnsi" w:cstheme="minorHAnsi"/>
+                <w:sz w:val="22"/>
+                <w:szCs w:val="22"/>
+              </w:rPr>
+              <w:t>addi</w:t>
+            </w:r>
+            <w:proofErr w:type="spellEnd"/>
+            <w:r>
+              <w:rPr>
+                <w:rFonts w:asciiTheme="minorHAnsi" w:hAnsiTheme="minorHAnsi" w:cstheme="minorHAnsi"/>
+                <w:sz w:val="22"/>
+                <w:szCs w:val="22"/>
+              </w:rPr>
+              <w:t xml:space="preserve"> s0, s0, 1</w:t>
+            </w:r>
+          </w:p>
+          <w:p>
+            <w:pPr>
+              <w:pStyle w:val="ListParagraph"/>
+              <w:spacing w:before="0" w:beforeAutospacing="0" w:after="0" w:afterAutospacing="0"/>
+              <w:rPr>
+                <w:rFonts w:asciiTheme="minorHAnsi" w:hAnsiTheme="minorHAnsi" w:cstheme="minorHAnsi"/>
+                <w:sz w:val="22"/>
+                <w:szCs w:val="22"/>
+              </w:rPr>
+            </w:pPr>
+            <w:r>
+              <w:rPr>
+                <w:rFonts w:asciiTheme="minorHAnsi" w:hAnsiTheme="minorHAnsi" w:cstheme="minorHAnsi"/>
+                <w:sz w:val="22"/>
+                <w:szCs w:val="22"/>
+              </w:rPr>
+              <w:t>j loop</w:t>
+            </w:r>
+          </w:p>
+          <w:p>
+            <w:pPr>
+              <w:pStyle w:val="ListParagraph"/>
+              <w:spacing w:before="0" w:beforeAutospacing="0" w:after="0" w:afterAutospacing="0"/>
+              <w:rPr>
+                <w:rFonts w:asciiTheme="minorHAnsi" w:hAnsiTheme="minorHAnsi" w:cstheme="minorHAnsi"/>
+                <w:sz w:val="22"/>
+                <w:szCs w:val="22"/>
+              </w:rPr>
+            </w:pPr>
+            <w:r>
+              <w:rPr>
+                <w:rFonts w:asciiTheme="minorHAnsi" w:hAnsiTheme="minorHAnsi" w:cstheme="minorHAnsi"/>
+                <w:sz w:val="22"/>
+                <w:szCs w:val="22"/>
+              </w:rPr>
+              <w:t>end:</w:t>
+            </w:r>
           </w:p>
           <w:p>
             <w:pPr>
@@ -4607,65 +6271,99 @@
                 <w:sz w:val="22"/>
                 <w:szCs w:val="22"/>
               </w:rPr>
-              <w:t xml:space="preserve">// Import output here </w:t>
-            </w:r>
-            <w:r>
-              <w:rPr>
-                <w:rFonts w:ascii="Segoe UI Symbol" w:hAnsi="Segoe UI Symbol" w:cs="Segoe UI Symbol"/>
-                <w:color w:val="474747"/>
-                <w:shd w:val="clear" w:color="auto" w:fill="FFFFFF"/>
-              </w:rPr>
-              <w:t>👇</w:t>
-            </w:r>
-          </w:p>
-          <w:p>
-            <w:pPr>
-              <w:pStyle w:val="ListParagraph"/>
-              <w:spacing w:before="0" w:beforeAutospacing="0" w:after="0" w:afterAutospacing="0"/>
-              <w:rPr>
-                <w:rFonts w:asciiTheme="minorHAnsi" w:hAnsiTheme="minorHAnsi" w:cstheme="minorHAnsi"/>
-                <w:sz w:val="22"/>
-                <w:szCs w:val="22"/>
-              </w:rPr>
-            </w:pPr>
-          </w:p>
-          <w:p>
-            <w:pPr>
-              <w:pStyle w:val="ListParagraph"/>
-              <w:spacing w:before="0" w:beforeAutospacing="0" w:after="0" w:afterAutospacing="0"/>
-              <w:rPr>
-                <w:rFonts w:asciiTheme="minorHAnsi" w:hAnsiTheme="minorHAnsi" w:cstheme="minorHAnsi"/>
-                <w:sz w:val="22"/>
-                <w:szCs w:val="22"/>
-              </w:rPr>
-            </w:pPr>
-          </w:p>
-          <w:p>
-            <w:pPr>
-              <w:pStyle w:val="ListParagraph"/>
-              <w:spacing w:before="0" w:beforeAutospacing="0" w:after="0" w:afterAutospacing="0"/>
-              <w:rPr>
-                <w:rFonts w:asciiTheme="minorHAnsi" w:hAnsiTheme="minorHAnsi" w:cstheme="minorHAnsi"/>
-                <w:sz w:val="22"/>
-                <w:szCs w:val="22"/>
-              </w:rPr>
-            </w:pPr>
-          </w:p>
-          <w:p>
-            <w:pPr>
-              <w:pStyle w:val="ListParagraph"/>
-              <w:spacing w:before="0" w:beforeAutospacing="0" w:after="0" w:afterAutospacing="0"/>
-              <w:rPr>
-                <w:rFonts w:asciiTheme="minorHAnsi" w:hAnsiTheme="minorHAnsi" w:cstheme="minorHAnsi"/>
-                <w:sz w:val="22"/>
-                <w:szCs w:val="22"/>
-              </w:rPr>
-            </w:pPr>
-          </w:p>
-          <w:p>
-            <w:pPr>
-              <w:pStyle w:val="ListParagraph"/>
-              <w:spacing w:before="0" w:beforeAutospacing="0" w:after="240" w:afterAutospacing="0"/>
+              <w:drawing>
+                <wp:inline distT="0" distB="0" distL="0" distR="0" wp14:anchorId="49259D27" wp14:editId="430AC319">
+                  <wp:extent cx="2724530" cy="1695687"/>
+                  <wp:effectExtent l="0" t="0" r="0" b="0"/>
+                  <wp:docPr id="334549773" name="Picture 1"/>
+                  <wp:cNvGraphicFramePr>
+                    <a:graphicFrameLocks xmlns:a="http://schemas.openxmlformats.org/drawingml/2006/main" noChangeAspect="1"/>
+                  </wp:cNvGraphicFramePr>
+                  <a:graphic xmlns:a="http://schemas.openxmlformats.org/drawingml/2006/main">
+                    <a:graphicData uri="http://schemas.openxmlformats.org/drawingml/2006/picture">
+                      <pic:pic xmlns:pic="http://schemas.openxmlformats.org/drawingml/2006/picture">
+                        <pic:nvPicPr>
+                          <pic:cNvPr id="334549773" name=""/>
+                          <pic:cNvPicPr/>
+                        </pic:nvPicPr>
+                        <pic:blipFill>
+                          <a:blip r:embed="rId13"/>
+                          <a:stretch>
+                            <a:fillRect/>
+                          </a:stretch>
+                        </pic:blipFill>
+                        <pic:spPr>
+                          <a:xfrm>
+                            <a:off x="0" y="0"/>
+                            <a:ext cx="2724530" cy="1695687"/>
+                          </a:xfrm>
+                          <a:prstGeom prst="rect">
+                            <a:avLst/>
+                          </a:prstGeom>
+                        </pic:spPr>
+                      </pic:pic>
+                    </a:graphicData>
+                  </a:graphic>
+                </wp:inline>
+              </w:drawing>
+            </w:r>
+          </w:p>
+          <w:p>
+            <w:pPr>
+              <w:pStyle w:val="ListParagraph"/>
+              <w:rPr>
+                <w:rFonts w:asciiTheme="minorHAnsi" w:hAnsiTheme="minorHAnsi" w:cstheme="minorHAnsi"/>
+                <w:sz w:val="22"/>
+                <w:szCs w:val="22"/>
+              </w:rPr>
+            </w:pPr>
+            <w:r>
+              <w:rPr>
+                <w:rFonts w:asciiTheme="minorHAnsi" w:hAnsiTheme="minorHAnsi" w:cstheme="minorHAnsi"/>
+                <w:sz w:val="22"/>
+                <w:szCs w:val="22"/>
+              </w:rPr>
+              <w:lastRenderedPageBreak/>
+              <w:drawing>
+                <wp:inline distT="0" distB="0" distL="0" distR="0" wp14:anchorId="57B70646" wp14:editId="2378880B">
+                  <wp:extent cx="2924583" cy="3486637"/>
+                  <wp:effectExtent l="0" t="0" r="9525" b="0"/>
+                  <wp:docPr id="1764566393" name="Picture 1"/>
+                  <wp:cNvGraphicFramePr>
+                    <a:graphicFrameLocks xmlns:a="http://schemas.openxmlformats.org/drawingml/2006/main" noChangeAspect="1"/>
+                  </wp:cNvGraphicFramePr>
+                  <a:graphic xmlns:a="http://schemas.openxmlformats.org/drawingml/2006/main">
+                    <a:graphicData uri="http://schemas.openxmlformats.org/drawingml/2006/picture">
+                      <pic:pic xmlns:pic="http://schemas.openxmlformats.org/drawingml/2006/picture">
+                        <pic:nvPicPr>
+                          <pic:cNvPr id="1764566393" name=""/>
+                          <pic:cNvPicPr/>
+                        </pic:nvPicPr>
+                        <pic:blipFill>
+                          <a:blip r:embed="rId14"/>
+                          <a:stretch>
+                            <a:fillRect/>
+                          </a:stretch>
+                        </pic:blipFill>
+                        <pic:spPr>
+                          <a:xfrm>
+                            <a:off x="0" y="0"/>
+                            <a:ext cx="2924583" cy="3486637"/>
+                          </a:xfrm>
+                          <a:prstGeom prst="rect">
+                            <a:avLst/>
+                          </a:prstGeom>
+                        </pic:spPr>
+                      </pic:pic>
+                    </a:graphicData>
+                  </a:graphic>
+                </wp:inline>
+              </w:drawing>
+            </w:r>
+          </w:p>
+          <w:p>
+            <w:pPr>
+              <w:pStyle w:val="ListParagraph"/>
               <w:rPr>
                 <w:rFonts w:asciiTheme="minorHAnsi" w:hAnsiTheme="minorHAnsi" w:cstheme="minorHAnsi"/>
                 <w:sz w:val="22"/>
@@ -4768,6 +6466,36 @@
     </w:p>
     <w:p>
       <w:pPr>
+        <w:pStyle w:val="ListParagraph"/>
+        <w:rPr>
+          <w:rFonts w:asciiTheme="minorHAnsi" w:hAnsiTheme="minorHAnsi" w:cstheme="minorHAnsi"/>
+          <w:sz w:val="22"/>
+          <w:szCs w:val="22"/>
+        </w:rPr>
+      </w:pPr>
+    </w:p>
+    <w:p>
+      <w:pPr>
+        <w:pStyle w:val="ListParagraph"/>
+        <w:rPr>
+          <w:rFonts w:asciiTheme="minorHAnsi" w:hAnsiTheme="minorHAnsi" w:cstheme="minorHAnsi"/>
+          <w:sz w:val="22"/>
+          <w:szCs w:val="22"/>
+        </w:rPr>
+      </w:pPr>
+    </w:p>
+    <w:p>
+      <w:pPr>
+        <w:pStyle w:val="ListParagraph"/>
+        <w:rPr>
+          <w:rFonts w:asciiTheme="minorHAnsi" w:hAnsiTheme="minorHAnsi" w:cstheme="minorHAnsi"/>
+          <w:sz w:val="22"/>
+          <w:szCs w:val="22"/>
+        </w:rPr>
+      </w:pPr>
+    </w:p>
+    <w:p>
+      <w:pPr>
         <w:rPr>
           <w:b/>
           <w:sz w:val="28"/>
@@ -4783,25 +6511,7 @@
           <w:lang w:val="en-GB"/>
         </w:rPr>
         <w:lastRenderedPageBreak/>
-        <w:t xml:space="preserve">Task </w:t>
-      </w:r>
-      <w:r>
-        <w:rPr>
-          <w:b/>
-          <w:sz w:val="28"/>
-          <w:szCs w:val="28"/>
-          <w:lang w:val="en-GB"/>
-        </w:rPr>
-        <w:t>8</w:t>
-      </w:r>
-      <w:r>
-        <w:rPr>
-          <w:b/>
-          <w:sz w:val="28"/>
-          <w:szCs w:val="28"/>
-          <w:lang w:val="en-GB"/>
-        </w:rPr>
-        <w:t>:</w:t>
+        <w:t>Task 8:</w:t>
       </w:r>
     </w:p>
     <w:p>
@@ -4886,39 +6596,7 @@
                 <w:sz w:val="22"/>
                 <w:szCs w:val="22"/>
               </w:rPr>
-              <w:t xml:space="preserve">// Write description of the task here </w:t>
-            </w:r>
-            <w:r>
-              <w:rPr>
-                <w:rFonts w:ascii="Segoe UI Symbol" w:hAnsi="Segoe UI Symbol" w:cs="Segoe UI Symbol"/>
-                <w:sz w:val="22"/>
-                <w:szCs w:val="22"/>
-              </w:rPr>
-              <w:t>👇</w:t>
-            </w:r>
-            <w:r>
-              <w:rPr>
-                <w:rFonts w:asciiTheme="minorHAnsi" w:hAnsiTheme="minorHAnsi" w:cstheme="minorHAnsi"/>
-                <w:sz w:val="22"/>
-                <w:szCs w:val="22"/>
-              </w:rPr>
-              <w:t xml:space="preserve"> (max. five </w:t>
-            </w:r>
-            <w:r>
-              <w:rPr>
-                <w:rFonts w:asciiTheme="minorHAnsi" w:hAnsiTheme="minorHAnsi" w:cstheme="minorHAnsi"/>
-                <w:sz w:val="22"/>
-                <w:szCs w:val="22"/>
-              </w:rPr>
-              <w:t xml:space="preserve">to seven </w:t>
-            </w:r>
-            <w:r>
-              <w:rPr>
-                <w:rFonts w:asciiTheme="minorHAnsi" w:hAnsiTheme="minorHAnsi" w:cstheme="minorHAnsi"/>
-                <w:sz w:val="22"/>
-                <w:szCs w:val="22"/>
-              </w:rPr>
-              <w:t>lines)</w:t>
+              <w:t xml:space="preserve">In this task, we had to implement two nested for loops in RISC-V assembly. The outer loop runs from 0 to 2 and the inner runs from 0 to 1. Counter is updated to x + y during each iteration. </w:t>
             </w:r>
           </w:p>
           <w:p>
@@ -4983,6 +6661,7 @@
           <w:p>
             <w:pPr>
               <w:pStyle w:val="ListParagraph"/>
+              <w:spacing w:before="0" w:beforeAutospacing="0" w:after="0" w:afterAutospacing="0"/>
               <w:rPr>
                 <w:rFonts w:ascii="Segoe UI Symbol" w:hAnsi="Segoe UI Symbol" w:cs="Segoe UI Symbol"/>
                 <w:color w:val="474747"/>
@@ -4991,20 +6670,482 @@
             </w:pPr>
             <w:r>
               <w:rPr>
-                <w:rFonts w:asciiTheme="minorHAnsi" w:hAnsiTheme="minorHAnsi" w:cstheme="minorHAnsi"/>
-                <w:sz w:val="22"/>
-                <w:szCs w:val="22"/>
-              </w:rPr>
-              <w:t xml:space="preserve">// Paste source code here </w:t>
-            </w:r>
-            <w:r>
-              <w:rPr>
                 <w:rFonts w:ascii="Segoe UI Symbol" w:hAnsi="Segoe UI Symbol" w:cs="Segoe UI Symbol"/>
                 <w:color w:val="474747"/>
                 <w:shd w:val="clear" w:color="auto" w:fill="FFFFFF"/>
               </w:rPr>
-              <w:t>👇</w:t>
-            </w:r>
+              <w:t xml:space="preserve">.text </w:t>
+            </w:r>
+          </w:p>
+          <w:p>
+            <w:pPr>
+              <w:pStyle w:val="ListParagraph"/>
+              <w:spacing w:before="0" w:beforeAutospacing="0" w:after="0" w:afterAutospacing="0"/>
+              <w:rPr>
+                <w:rFonts w:ascii="Segoe UI Symbol" w:hAnsi="Segoe UI Symbol" w:cs="Segoe UI Symbol"/>
+                <w:color w:val="474747"/>
+                <w:shd w:val="clear" w:color="auto" w:fill="FFFFFF"/>
+              </w:rPr>
+            </w:pPr>
+            <w:r>
+              <w:rPr>
+                <w:rFonts w:ascii="Segoe UI Symbol" w:hAnsi="Segoe UI Symbol" w:cs="Segoe UI Symbol"/>
+                <w:color w:val="474747"/>
+                <w:shd w:val="clear" w:color="auto" w:fill="FFFFFF"/>
+              </w:rPr>
+              <w:t>main:</w:t>
+            </w:r>
+          </w:p>
+          <w:p>
+            <w:pPr>
+              <w:pStyle w:val="ListParagraph"/>
+              <w:spacing w:before="0" w:beforeAutospacing="0" w:after="0" w:afterAutospacing="0"/>
+              <w:rPr>
+                <w:rFonts w:ascii="Segoe UI Symbol" w:hAnsi="Segoe UI Symbol" w:cs="Segoe UI Symbol"/>
+                <w:color w:val="474747"/>
+                <w:shd w:val="clear" w:color="auto" w:fill="FFFFFF"/>
+              </w:rPr>
+            </w:pPr>
+            <w:proofErr w:type="spellStart"/>
+            <w:r>
+              <w:rPr>
+                <w:rFonts w:ascii="Segoe UI Symbol" w:hAnsi="Segoe UI Symbol" w:cs="Segoe UI Symbol"/>
+                <w:color w:val="474747"/>
+                <w:shd w:val="clear" w:color="auto" w:fill="FFFFFF"/>
+              </w:rPr>
+              <w:t>addi</w:t>
+            </w:r>
+            <w:proofErr w:type="spellEnd"/>
+            <w:r>
+              <w:rPr>
+                <w:rFonts w:ascii="Segoe UI Symbol" w:hAnsi="Segoe UI Symbol" w:cs="Segoe UI Symbol"/>
+                <w:color w:val="474747"/>
+                <w:shd w:val="clear" w:color="auto" w:fill="FFFFFF"/>
+              </w:rPr>
+              <w:t xml:space="preserve"> s0, s0, 0</w:t>
+            </w:r>
+          </w:p>
+          <w:p>
+            <w:pPr>
+              <w:pStyle w:val="ListParagraph"/>
+              <w:spacing w:before="0" w:beforeAutospacing="0" w:after="0" w:afterAutospacing="0"/>
+              <w:rPr>
+                <w:rFonts w:ascii="Segoe UI Symbol" w:hAnsi="Segoe UI Symbol" w:cs="Segoe UI Symbol"/>
+                <w:color w:val="474747"/>
+                <w:shd w:val="clear" w:color="auto" w:fill="FFFFFF"/>
+              </w:rPr>
+            </w:pPr>
+            <w:proofErr w:type="spellStart"/>
+            <w:r>
+              <w:rPr>
+                <w:rFonts w:ascii="Segoe UI Symbol" w:hAnsi="Segoe UI Symbol" w:cs="Segoe UI Symbol"/>
+                <w:color w:val="474747"/>
+                <w:shd w:val="clear" w:color="auto" w:fill="FFFFFF"/>
+              </w:rPr>
+              <w:t>addi</w:t>
+            </w:r>
+            <w:proofErr w:type="spellEnd"/>
+            <w:r>
+              <w:rPr>
+                <w:rFonts w:ascii="Segoe UI Symbol" w:hAnsi="Segoe UI Symbol" w:cs="Segoe UI Symbol"/>
+                <w:color w:val="474747"/>
+                <w:shd w:val="clear" w:color="auto" w:fill="FFFFFF"/>
+              </w:rPr>
+              <w:t xml:space="preserve"> s1, x0, 0</w:t>
+            </w:r>
+          </w:p>
+          <w:p>
+            <w:pPr>
+              <w:pStyle w:val="ListParagraph"/>
+              <w:spacing w:before="0" w:beforeAutospacing="0" w:after="0" w:afterAutospacing="0"/>
+              <w:rPr>
+                <w:rFonts w:ascii="Segoe UI Symbol" w:hAnsi="Segoe UI Symbol" w:cs="Segoe UI Symbol"/>
+                <w:color w:val="474747"/>
+                <w:shd w:val="clear" w:color="auto" w:fill="FFFFFF"/>
+              </w:rPr>
+            </w:pPr>
+            <w:proofErr w:type="spellStart"/>
+            <w:r>
+              <w:rPr>
+                <w:rFonts w:ascii="Segoe UI Symbol" w:hAnsi="Segoe UI Symbol" w:cs="Segoe UI Symbol"/>
+                <w:color w:val="474747"/>
+                <w:shd w:val="clear" w:color="auto" w:fill="FFFFFF"/>
+              </w:rPr>
+              <w:t>addi</w:t>
+            </w:r>
+            <w:proofErr w:type="spellEnd"/>
+            <w:r>
+              <w:rPr>
+                <w:rFonts w:ascii="Segoe UI Symbol" w:hAnsi="Segoe UI Symbol" w:cs="Segoe UI Symbol"/>
+                <w:color w:val="474747"/>
+                <w:shd w:val="clear" w:color="auto" w:fill="FFFFFF"/>
+              </w:rPr>
+              <w:t xml:space="preserve"> s3, s0, 3</w:t>
+            </w:r>
+          </w:p>
+          <w:p>
+            <w:pPr>
+              <w:pStyle w:val="ListParagraph"/>
+              <w:spacing w:before="0" w:beforeAutospacing="0" w:after="0" w:afterAutospacing="0"/>
+              <w:rPr>
+                <w:rFonts w:ascii="Segoe UI Symbol" w:hAnsi="Segoe UI Symbol" w:cs="Segoe UI Symbol"/>
+                <w:color w:val="474747"/>
+                <w:shd w:val="clear" w:color="auto" w:fill="FFFFFF"/>
+              </w:rPr>
+            </w:pPr>
+            <w:proofErr w:type="spellStart"/>
+            <w:r>
+              <w:rPr>
+                <w:rFonts w:ascii="Segoe UI Symbol" w:hAnsi="Segoe UI Symbol" w:cs="Segoe UI Symbol"/>
+                <w:color w:val="474747"/>
+                <w:shd w:val="clear" w:color="auto" w:fill="FFFFFF"/>
+              </w:rPr>
+              <w:t>addi</w:t>
+            </w:r>
+            <w:proofErr w:type="spellEnd"/>
+            <w:r>
+              <w:rPr>
+                <w:rFonts w:ascii="Segoe UI Symbol" w:hAnsi="Segoe UI Symbol" w:cs="Segoe UI Symbol"/>
+                <w:color w:val="474747"/>
+                <w:shd w:val="clear" w:color="auto" w:fill="FFFFFF"/>
+              </w:rPr>
+              <w:t xml:space="preserve"> s4, x0, 2</w:t>
+            </w:r>
+          </w:p>
+          <w:p>
+            <w:pPr>
+              <w:pStyle w:val="ListParagraph"/>
+              <w:spacing w:before="0" w:beforeAutospacing="0" w:after="0" w:afterAutospacing="0"/>
+              <w:rPr>
+                <w:rFonts w:ascii="Segoe UI Symbol" w:hAnsi="Segoe UI Symbol" w:cs="Segoe UI Symbol"/>
+                <w:color w:val="474747"/>
+                <w:shd w:val="clear" w:color="auto" w:fill="FFFFFF"/>
+              </w:rPr>
+            </w:pPr>
+            <w:proofErr w:type="spellStart"/>
+            <w:r>
+              <w:rPr>
+                <w:rFonts w:ascii="Segoe UI Symbol" w:hAnsi="Segoe UI Symbol" w:cs="Segoe UI Symbol"/>
+                <w:color w:val="474747"/>
+                <w:shd w:val="clear" w:color="auto" w:fill="FFFFFF"/>
+              </w:rPr>
+              <w:t>outerloop</w:t>
+            </w:r>
+            <w:proofErr w:type="spellEnd"/>
+            <w:r>
+              <w:rPr>
+                <w:rFonts w:ascii="Segoe UI Symbol" w:hAnsi="Segoe UI Symbol" w:cs="Segoe UI Symbol"/>
+                <w:color w:val="474747"/>
+                <w:shd w:val="clear" w:color="auto" w:fill="FFFFFF"/>
+              </w:rPr>
+              <w:t>:</w:t>
+            </w:r>
+          </w:p>
+          <w:p>
+            <w:pPr>
+              <w:pStyle w:val="ListParagraph"/>
+              <w:spacing w:before="0" w:beforeAutospacing="0" w:after="0" w:afterAutospacing="0"/>
+              <w:rPr>
+                <w:rFonts w:ascii="Segoe UI Symbol" w:hAnsi="Segoe UI Symbol" w:cs="Segoe UI Symbol"/>
+                <w:color w:val="474747"/>
+                <w:shd w:val="clear" w:color="auto" w:fill="FFFFFF"/>
+              </w:rPr>
+            </w:pPr>
+            <w:proofErr w:type="spellStart"/>
+            <w:r>
+              <w:rPr>
+                <w:rFonts w:ascii="Segoe UI Symbol" w:hAnsi="Segoe UI Symbol" w:cs="Segoe UI Symbol"/>
+                <w:color w:val="474747"/>
+                <w:shd w:val="clear" w:color="auto" w:fill="FFFFFF"/>
+              </w:rPr>
+              <w:t>bge</w:t>
+            </w:r>
+            <w:proofErr w:type="spellEnd"/>
+            <w:r>
+              <w:rPr>
+                <w:rFonts w:ascii="Segoe UI Symbol" w:hAnsi="Segoe UI Symbol" w:cs="Segoe UI Symbol"/>
+                <w:color w:val="474747"/>
+                <w:shd w:val="clear" w:color="auto" w:fill="FFFFFF"/>
+              </w:rPr>
+              <w:t xml:space="preserve"> s1, s3, end</w:t>
+            </w:r>
+          </w:p>
+          <w:p>
+            <w:pPr>
+              <w:pStyle w:val="ListParagraph"/>
+              <w:spacing w:before="0" w:beforeAutospacing="0" w:after="0" w:afterAutospacing="0"/>
+              <w:rPr>
+                <w:rFonts w:ascii="Segoe UI Symbol" w:hAnsi="Segoe UI Symbol" w:cs="Segoe UI Symbol"/>
+                <w:color w:val="474747"/>
+                <w:shd w:val="clear" w:color="auto" w:fill="FFFFFF"/>
+              </w:rPr>
+            </w:pPr>
+            <w:proofErr w:type="spellStart"/>
+            <w:r>
+              <w:rPr>
+                <w:rFonts w:ascii="Segoe UI Symbol" w:hAnsi="Segoe UI Symbol" w:cs="Segoe UI Symbol"/>
+                <w:color w:val="474747"/>
+                <w:shd w:val="clear" w:color="auto" w:fill="FFFFFF"/>
+              </w:rPr>
+              <w:t>addi</w:t>
+            </w:r>
+            <w:proofErr w:type="spellEnd"/>
+            <w:r>
+              <w:rPr>
+                <w:rFonts w:ascii="Segoe UI Symbol" w:hAnsi="Segoe UI Symbol" w:cs="Segoe UI Symbol"/>
+                <w:color w:val="474747"/>
+                <w:shd w:val="clear" w:color="auto" w:fill="FFFFFF"/>
+              </w:rPr>
+              <w:t xml:space="preserve"> s2, x0, 0</w:t>
+            </w:r>
+          </w:p>
+          <w:p>
+            <w:pPr>
+              <w:pStyle w:val="ListParagraph"/>
+              <w:spacing w:before="0" w:beforeAutospacing="0" w:after="0" w:afterAutospacing="0"/>
+              <w:rPr>
+                <w:rFonts w:ascii="Segoe UI Symbol" w:hAnsi="Segoe UI Symbol" w:cs="Segoe UI Symbol"/>
+                <w:color w:val="474747"/>
+                <w:shd w:val="clear" w:color="auto" w:fill="FFFFFF"/>
+              </w:rPr>
+            </w:pPr>
+            <w:proofErr w:type="spellStart"/>
+            <w:r>
+              <w:rPr>
+                <w:rFonts w:ascii="Segoe UI Symbol" w:hAnsi="Segoe UI Symbol" w:cs="Segoe UI Symbol"/>
+                <w:color w:val="474747"/>
+                <w:shd w:val="clear" w:color="auto" w:fill="FFFFFF"/>
+              </w:rPr>
+              <w:t>innerloop</w:t>
+            </w:r>
+            <w:proofErr w:type="spellEnd"/>
+            <w:r>
+              <w:rPr>
+                <w:rFonts w:ascii="Segoe UI Symbol" w:hAnsi="Segoe UI Symbol" w:cs="Segoe UI Symbol"/>
+                <w:color w:val="474747"/>
+                <w:shd w:val="clear" w:color="auto" w:fill="FFFFFF"/>
+              </w:rPr>
+              <w:t>:</w:t>
+            </w:r>
+          </w:p>
+          <w:p>
+            <w:pPr>
+              <w:pStyle w:val="ListParagraph"/>
+              <w:spacing w:before="0" w:beforeAutospacing="0" w:after="0" w:afterAutospacing="0"/>
+              <w:rPr>
+                <w:rFonts w:ascii="Segoe UI Symbol" w:hAnsi="Segoe UI Symbol" w:cs="Segoe UI Symbol"/>
+                <w:color w:val="474747"/>
+                <w:shd w:val="clear" w:color="auto" w:fill="FFFFFF"/>
+              </w:rPr>
+            </w:pPr>
+            <w:proofErr w:type="spellStart"/>
+            <w:r>
+              <w:rPr>
+                <w:rFonts w:ascii="Segoe UI Symbol" w:hAnsi="Segoe UI Symbol" w:cs="Segoe UI Symbol"/>
+                <w:color w:val="474747"/>
+                <w:shd w:val="clear" w:color="auto" w:fill="FFFFFF"/>
+              </w:rPr>
+              <w:t>bge</w:t>
+            </w:r>
+            <w:proofErr w:type="spellEnd"/>
+            <w:r>
+              <w:rPr>
+                <w:rFonts w:ascii="Segoe UI Symbol" w:hAnsi="Segoe UI Symbol" w:cs="Segoe UI Symbol"/>
+                <w:color w:val="474747"/>
+                <w:shd w:val="clear" w:color="auto" w:fill="FFFFFF"/>
+              </w:rPr>
+              <w:t xml:space="preserve"> s2, s4, next</w:t>
+            </w:r>
+          </w:p>
+          <w:p>
+            <w:pPr>
+              <w:pStyle w:val="ListParagraph"/>
+              <w:spacing w:before="0" w:beforeAutospacing="0" w:after="0" w:afterAutospacing="0"/>
+              <w:rPr>
+                <w:rFonts w:ascii="Segoe UI Symbol" w:hAnsi="Segoe UI Symbol" w:cs="Segoe UI Symbol"/>
+                <w:color w:val="474747"/>
+                <w:shd w:val="clear" w:color="auto" w:fill="FFFFFF"/>
+              </w:rPr>
+            </w:pPr>
+            <w:r>
+              <w:rPr>
+                <w:rFonts w:ascii="Segoe UI Symbol" w:hAnsi="Segoe UI Symbol" w:cs="Segoe UI Symbol"/>
+                <w:color w:val="474747"/>
+                <w:shd w:val="clear" w:color="auto" w:fill="FFFFFF"/>
+              </w:rPr>
+              <w:t>add s0, s1, s2</w:t>
+            </w:r>
+          </w:p>
+          <w:p>
+            <w:pPr>
+              <w:pStyle w:val="ListParagraph"/>
+              <w:spacing w:before="0" w:beforeAutospacing="0" w:after="0" w:afterAutospacing="0"/>
+              <w:rPr>
+                <w:rFonts w:ascii="Segoe UI Symbol" w:hAnsi="Segoe UI Symbol" w:cs="Segoe UI Symbol"/>
+                <w:color w:val="474747"/>
+                <w:shd w:val="clear" w:color="auto" w:fill="FFFFFF"/>
+              </w:rPr>
+            </w:pPr>
+            <w:proofErr w:type="spellStart"/>
+            <w:r>
+              <w:rPr>
+                <w:rFonts w:ascii="Segoe UI Symbol" w:hAnsi="Segoe UI Symbol" w:cs="Segoe UI Symbol"/>
+                <w:color w:val="474747"/>
+                <w:shd w:val="clear" w:color="auto" w:fill="FFFFFF"/>
+              </w:rPr>
+              <w:t>addi</w:t>
+            </w:r>
+            <w:proofErr w:type="spellEnd"/>
+            <w:r>
+              <w:rPr>
+                <w:rFonts w:ascii="Segoe UI Symbol" w:hAnsi="Segoe UI Symbol" w:cs="Segoe UI Symbol"/>
+                <w:color w:val="474747"/>
+                <w:shd w:val="clear" w:color="auto" w:fill="FFFFFF"/>
+              </w:rPr>
+              <w:t xml:space="preserve"> s</w:t>
+            </w:r>
+            <w:proofErr w:type="gramStart"/>
+            <w:r>
+              <w:rPr>
+                <w:rFonts w:ascii="Segoe UI Symbol" w:hAnsi="Segoe UI Symbol" w:cs="Segoe UI Symbol"/>
+                <w:color w:val="474747"/>
+                <w:shd w:val="clear" w:color="auto" w:fill="FFFFFF"/>
+              </w:rPr>
+              <w:t>2,s</w:t>
+            </w:r>
+            <w:proofErr w:type="gramEnd"/>
+            <w:r>
+              <w:rPr>
+                <w:rFonts w:ascii="Segoe UI Symbol" w:hAnsi="Segoe UI Symbol" w:cs="Segoe UI Symbol"/>
+                <w:color w:val="474747"/>
+                <w:shd w:val="clear" w:color="auto" w:fill="FFFFFF"/>
+              </w:rPr>
+              <w:t>2,1</w:t>
+            </w:r>
+          </w:p>
+          <w:p>
+            <w:pPr>
+              <w:pStyle w:val="ListParagraph"/>
+              <w:spacing w:before="0" w:beforeAutospacing="0" w:after="0" w:afterAutospacing="0"/>
+              <w:rPr>
+                <w:rFonts w:ascii="Segoe UI Symbol" w:hAnsi="Segoe UI Symbol" w:cs="Segoe UI Symbol"/>
+                <w:color w:val="474747"/>
+                <w:shd w:val="clear" w:color="auto" w:fill="FFFFFF"/>
+              </w:rPr>
+            </w:pPr>
+            <w:r>
+              <w:rPr>
+                <w:rFonts w:ascii="Segoe UI Symbol" w:hAnsi="Segoe UI Symbol" w:cs="Segoe UI Symbol"/>
+                <w:color w:val="474747"/>
+                <w:shd w:val="clear" w:color="auto" w:fill="FFFFFF"/>
+              </w:rPr>
+              <w:t xml:space="preserve">j </w:t>
+            </w:r>
+            <w:proofErr w:type="spellStart"/>
+            <w:r>
+              <w:rPr>
+                <w:rFonts w:ascii="Segoe UI Symbol" w:hAnsi="Segoe UI Symbol" w:cs="Segoe UI Symbol"/>
+                <w:color w:val="474747"/>
+                <w:shd w:val="clear" w:color="auto" w:fill="FFFFFF"/>
+              </w:rPr>
+              <w:t>innerloop</w:t>
+            </w:r>
+            <w:proofErr w:type="spellEnd"/>
+          </w:p>
+          <w:p>
+            <w:pPr>
+              <w:pStyle w:val="ListParagraph"/>
+              <w:spacing w:before="0" w:beforeAutospacing="0" w:after="0" w:afterAutospacing="0"/>
+              <w:rPr>
+                <w:rFonts w:ascii="Segoe UI Symbol" w:hAnsi="Segoe UI Symbol" w:cs="Segoe UI Symbol"/>
+                <w:color w:val="474747"/>
+                <w:shd w:val="clear" w:color="auto" w:fill="FFFFFF"/>
+              </w:rPr>
+            </w:pPr>
+            <w:r>
+              <w:rPr>
+                <w:rFonts w:ascii="Segoe UI Symbol" w:hAnsi="Segoe UI Symbol" w:cs="Segoe UI Symbol"/>
+                <w:color w:val="474747"/>
+                <w:shd w:val="clear" w:color="auto" w:fill="FFFFFF"/>
+              </w:rPr>
+              <w:t>next:</w:t>
+            </w:r>
+          </w:p>
+          <w:p>
+            <w:pPr>
+              <w:pStyle w:val="ListParagraph"/>
+              <w:spacing w:before="0" w:beforeAutospacing="0" w:after="0" w:afterAutospacing="0"/>
+              <w:rPr>
+                <w:rFonts w:ascii="Segoe UI Symbol" w:hAnsi="Segoe UI Symbol" w:cs="Segoe UI Symbol"/>
+                <w:color w:val="474747"/>
+                <w:shd w:val="clear" w:color="auto" w:fill="FFFFFF"/>
+              </w:rPr>
+            </w:pPr>
+            <w:proofErr w:type="spellStart"/>
+            <w:r>
+              <w:rPr>
+                <w:rFonts w:ascii="Segoe UI Symbol" w:hAnsi="Segoe UI Symbol" w:cs="Segoe UI Symbol"/>
+                <w:color w:val="474747"/>
+                <w:shd w:val="clear" w:color="auto" w:fill="FFFFFF"/>
+              </w:rPr>
+              <w:t>addi</w:t>
+            </w:r>
+            <w:proofErr w:type="spellEnd"/>
+            <w:r>
+              <w:rPr>
+                <w:rFonts w:ascii="Segoe UI Symbol" w:hAnsi="Segoe UI Symbol" w:cs="Segoe UI Symbol"/>
+                <w:color w:val="474747"/>
+                <w:shd w:val="clear" w:color="auto" w:fill="FFFFFF"/>
+              </w:rPr>
+              <w:t xml:space="preserve"> s</w:t>
+            </w:r>
+            <w:proofErr w:type="gramStart"/>
+            <w:r>
+              <w:rPr>
+                <w:rFonts w:ascii="Segoe UI Symbol" w:hAnsi="Segoe UI Symbol" w:cs="Segoe UI Symbol"/>
+                <w:color w:val="474747"/>
+                <w:shd w:val="clear" w:color="auto" w:fill="FFFFFF"/>
+              </w:rPr>
+              <w:t>1,s</w:t>
+            </w:r>
+            <w:proofErr w:type="gramEnd"/>
+            <w:r>
+              <w:rPr>
+                <w:rFonts w:ascii="Segoe UI Symbol" w:hAnsi="Segoe UI Symbol" w:cs="Segoe UI Symbol"/>
+                <w:color w:val="474747"/>
+                <w:shd w:val="clear" w:color="auto" w:fill="FFFFFF"/>
+              </w:rPr>
+              <w:t>1,1</w:t>
+            </w:r>
+          </w:p>
+          <w:p>
+            <w:pPr>
+              <w:pStyle w:val="ListParagraph"/>
+              <w:spacing w:before="0" w:beforeAutospacing="0" w:after="0" w:afterAutospacing="0"/>
+              <w:rPr>
+                <w:rFonts w:ascii="Segoe UI Symbol" w:hAnsi="Segoe UI Symbol" w:cs="Segoe UI Symbol"/>
+                <w:color w:val="474747"/>
+                <w:shd w:val="clear" w:color="auto" w:fill="FFFFFF"/>
+              </w:rPr>
+            </w:pPr>
+            <w:r>
+              <w:rPr>
+                <w:rFonts w:ascii="Segoe UI Symbol" w:hAnsi="Segoe UI Symbol" w:cs="Segoe UI Symbol"/>
+                <w:color w:val="474747"/>
+                <w:shd w:val="clear" w:color="auto" w:fill="FFFFFF"/>
+              </w:rPr>
+              <w:t xml:space="preserve">j </w:t>
+            </w:r>
+            <w:proofErr w:type="spellStart"/>
+            <w:r>
+              <w:rPr>
+                <w:rFonts w:ascii="Segoe UI Symbol" w:hAnsi="Segoe UI Symbol" w:cs="Segoe UI Symbol"/>
+                <w:color w:val="474747"/>
+                <w:shd w:val="clear" w:color="auto" w:fill="FFFFFF"/>
+              </w:rPr>
+              <w:t>outerloop</w:t>
+            </w:r>
+            <w:proofErr w:type="spellEnd"/>
           </w:p>
           <w:p>
             <w:pPr>
@@ -5090,32 +7231,6 @@
           <w:p>
             <w:pPr>
               <w:pStyle w:val="ListParagraph"/>
-              <w:rPr>
-                <w:rFonts w:asciiTheme="minorHAnsi" w:hAnsiTheme="minorHAnsi" w:cstheme="minorHAnsi"/>
-                <w:sz w:val="22"/>
-                <w:szCs w:val="22"/>
-              </w:rPr>
-            </w:pPr>
-            <w:r>
-              <w:rPr>
-                <w:rFonts w:asciiTheme="minorHAnsi" w:hAnsiTheme="minorHAnsi" w:cstheme="minorHAnsi"/>
-                <w:sz w:val="22"/>
-                <w:szCs w:val="22"/>
-              </w:rPr>
-              <w:t xml:space="preserve">// Import output here </w:t>
-            </w:r>
-            <w:r>
-              <w:rPr>
-                <w:rFonts w:ascii="Segoe UI Symbol" w:hAnsi="Segoe UI Symbol" w:cs="Segoe UI Symbol"/>
-                <w:color w:val="474747"/>
-                <w:shd w:val="clear" w:color="auto" w:fill="FFFFFF"/>
-              </w:rPr>
-              <w:t>👇</w:t>
-            </w:r>
-          </w:p>
-          <w:p>
-            <w:pPr>
-              <w:pStyle w:val="ListParagraph"/>
               <w:spacing w:before="0" w:beforeAutospacing="0" w:after="0" w:afterAutospacing="0"/>
               <w:rPr>
                 <w:rFonts w:asciiTheme="minorHAnsi" w:hAnsiTheme="minorHAnsi" w:cstheme="minorHAnsi"/>
@@ -5134,6 +7249,48 @@
                 <w:szCs w:val="22"/>
               </w:rPr>
             </w:pPr>
+            <w:r>
+              <w:rPr>
+                <w:rFonts w:asciiTheme="minorHAnsi" w:hAnsiTheme="minorHAnsi" w:cstheme="minorHAnsi"/>
+                <w:sz w:val="22"/>
+                <w:szCs w:val="22"/>
+              </w:rPr>
+              <w:drawing>
+                <wp:inline distT="0" distB="0" distL="0" distR="0" wp14:anchorId="77EF5DCE" wp14:editId="34EEAF15">
+                  <wp:extent cx="3000794" cy="857370"/>
+                  <wp:effectExtent l="0" t="0" r="0" b="0"/>
+                  <wp:docPr id="1806020478" name="Picture 1"/>
+                  <wp:cNvGraphicFramePr>
+                    <a:graphicFrameLocks xmlns:a="http://schemas.openxmlformats.org/drawingml/2006/main" noChangeAspect="1"/>
+                  </wp:cNvGraphicFramePr>
+                  <a:graphic xmlns:a="http://schemas.openxmlformats.org/drawingml/2006/main">
+                    <a:graphicData uri="http://schemas.openxmlformats.org/drawingml/2006/picture">
+                      <pic:pic xmlns:pic="http://schemas.openxmlformats.org/drawingml/2006/picture">
+                        <pic:nvPicPr>
+                          <pic:cNvPr id="1806020478" name=""/>
+                          <pic:cNvPicPr/>
+                        </pic:nvPicPr>
+                        <pic:blipFill>
+                          <a:blip r:embed="rId15"/>
+                          <a:stretch>
+                            <a:fillRect/>
+                          </a:stretch>
+                        </pic:blipFill>
+                        <pic:spPr>
+                          <a:xfrm>
+                            <a:off x="0" y="0"/>
+                            <a:ext cx="3000794" cy="857370"/>
+                          </a:xfrm>
+                          <a:prstGeom prst="rect">
+                            <a:avLst/>
+                          </a:prstGeom>
+                        </pic:spPr>
+                      </pic:pic>
+                    </a:graphicData>
+                  </a:graphic>
+                </wp:inline>
+              </w:drawing>
+            </w:r>
           </w:p>
           <w:p>
             <w:pPr>
@@ -5145,28 +7302,14 @@
                 <w:szCs w:val="22"/>
               </w:rPr>
             </w:pPr>
-          </w:p>
-          <w:p>
-            <w:pPr>
-              <w:pStyle w:val="ListParagraph"/>
-              <w:spacing w:before="0" w:beforeAutospacing="0" w:after="0" w:afterAutospacing="0"/>
-              <w:rPr>
-                <w:rFonts w:asciiTheme="minorHAnsi" w:hAnsiTheme="minorHAnsi" w:cstheme="minorHAnsi"/>
-                <w:sz w:val="22"/>
-                <w:szCs w:val="22"/>
-              </w:rPr>
-            </w:pPr>
-          </w:p>
-          <w:p>
-            <w:pPr>
-              <w:pStyle w:val="ListParagraph"/>
-              <w:spacing w:before="0" w:beforeAutospacing="0" w:after="240" w:afterAutospacing="0"/>
-              <w:rPr>
-                <w:rFonts w:asciiTheme="minorHAnsi" w:hAnsiTheme="minorHAnsi" w:cstheme="minorHAnsi"/>
-                <w:sz w:val="22"/>
-                <w:szCs w:val="22"/>
-              </w:rPr>
-            </w:pPr>
+            <w:r>
+              <w:rPr>
+                <w:rFonts w:asciiTheme="minorHAnsi" w:hAnsiTheme="minorHAnsi" w:cstheme="minorHAnsi"/>
+                <w:sz w:val="22"/>
+                <w:szCs w:val="22"/>
+              </w:rPr>
+              <w:t xml:space="preserve">FINAL VALUE OF COUNTER. </w:t>
+            </w:r>
           </w:p>
         </w:tc>
       </w:tr>
@@ -5182,8 +7325,8 @@
       </w:pPr>
     </w:p>
     <w:sectPr>
-      <w:headerReference w:type="default" r:id="rId9"/>
-      <w:footerReference w:type="default" r:id="rId10"/>
+      <w:headerReference w:type="default" r:id="rId16"/>
+      <w:footerReference w:type="default" r:id="rId17"/>
       <w:type w:val="continuous"/>
       <w:pgSz w:w="11907" w:h="16839" w:code="9"/>
       <w:pgMar w:top="1440" w:right="1080" w:bottom="1440" w:left="1080" w:header="720" w:footer="720" w:gutter="0"/>
@@ -6118,7 +8261,7 @@
         <v:path o:extrusionok="f" gradientshapeok="t" o:connecttype="rect"/>
         <o:lock v:ext="edit" aspectratio="t"/>
       </v:shapetype>
-      <v:shape id="_x0000_i1025" type="#_x0000_t75" style="width:12.85pt;height:12.85pt" o:bullet="t">
+      <v:shape id="_x0000_i1025" type="#_x0000_t75" style="width:12.55pt;height:12.55pt" o:bullet="t">
         <v:imagedata r:id="rId1" o:title="mso8AAC"/>
       </v:shape>
     </w:pict>
